--- a/demo/01_chinese_thesis/thesis_sample.docx
+++ b/demo/01_chinese_thesis/thesis_sample.docx
@@ -1451,11 +1451,11 @@
         <w:tblLook w:firstRow="1" w:lastRow="0" w:firstColumn="0" w:lastColumn="0" w:noHBand="0" w:noVBand="0" w:val="0020"/>
       </w:tblPr>
       <w:tblGrid>
-        <w:gridCol w:w="1320"/>
-        <w:gridCol w:w="1650"/>
-        <w:gridCol w:w="1650"/>
-        <w:gridCol w:w="1650"/>
-        <w:gridCol w:w="1650"/>
+        <w:gridCol w:w="2501"/>
+        <w:gridCol w:w="1250"/>
+        <w:gridCol w:w="1528"/>
+        <w:gridCol w:w="1528"/>
+        <w:gridCol w:w="1111"/>
       </w:tblGrid>
       <w:tr>
         <w:trPr>

--- a/demo/01_chinese_thesis/thesis_sample.docx
+++ b/demo/01_chinese_thesis/thesis_sample.docx
@@ -10,7 +10,25 @@
         <w:rPr>
           <w:rFonts w:hint="eastAsia"/>
         </w:rPr>
-        <w:t xml:space="preserve">基于多模态感知与深度强化学习的机器人灵巧操作研究</w:t>
+        <w:t xml:space="preserve">基于声明式规则与</w:t>
+      </w:r>
+      <w:r>
+        <w:t xml:space="preserve"> OOXML </w:t>
+      </w:r>
+      <w:r>
+        <w:rPr>
+          <w:rFonts w:hint="eastAsia"/>
+        </w:rPr>
+        <w:t xml:space="preserve">重构的</w:t>
+      </w:r>
+      <w:r>
+        <w:t xml:space="preserve"> Markdown </w:t>
+      </w:r>
+      <w:r>
+        <w:rPr>
+          <w:rFonts w:hint="eastAsia"/>
+        </w:rPr>
+        <w:t xml:space="preserve">学术排版引擎设计与实现</w:t>
       </w:r>
     </w:p>
     <w:p>
@@ -32,25 +50,61 @@
         <w:rPr>
           <w:rFonts w:hint="eastAsia"/>
         </w:rPr>
-        <w:t xml:space="preserve">针对非结构化复杂动态环境下移动操作机器人灵巧作业面临的不确定性感知与精确闭环控制难题，本文提出了一种基于多模态感官表征融合与深度确定性强化学习的新型自主控制框架。通过融合双目立体视觉特征、高分辨触觉时序流与六维力矩传感器反馈，构建统一的高维隐空间动力学演化模型，并设计了自适应动作空间约束策略。真机抓取与插拔实验表明，所提方法在复杂交互场景下的操作成功率达到</w:t>
-      </w:r>
-      <w:r>
-        <w:t xml:space="preserve"> </w:t>
-      </w:r>
-      <w:r>
-        <w:rPr>
-          <w:rFonts w:hint="eastAsia"/>
-        </w:rPr>
-        <w:t xml:space="preserve">96.872%，动态定位跟踪误差小于</w:t>
-      </w:r>
-      <w:r>
-        <w:t xml:space="preserve"> 0.815 </w:t>
-      </w:r>
-      <w:r>
-        <w:rPr>
-          <w:rFonts w:hint="eastAsia"/>
-        </w:rPr>
-        <w:t xml:space="preserve">mm，显著优于传统示教与开环轨迹规划算法，为下一代通用具身智能体的工业级部署提供了坚实的理论支撑与技术范式。</w:t>
+        <w:t xml:space="preserve">针对高校硕博学位论文与中文核心期刊严苛排版标准下，轻量标记语言向</w:t>
+      </w:r>
+      <w:r>
+        <w:t xml:space="preserve"> Word </w:t>
+      </w:r>
+      <w:r>
+        <w:rPr>
+          <w:rFonts w:hint="eastAsia"/>
+        </w:rPr>
+        <w:t xml:space="preserve">转换长期面临的“中西文字体混乱、公式编号难以右对齐、跨页表头缺失、动态目录无真实页码以及双线章名页眉断层”等核心瓶颈，本文提出了一种基于声明式中文规则与</w:t>
+      </w:r>
+      <w:r>
+        <w:t xml:space="preserve"> OOXML </w:t>
+      </w:r>
+      <w:r>
+        <w:rPr>
+          <w:rFonts w:hint="eastAsia"/>
+        </w:rPr>
+        <w:t xml:space="preserve">底层重构的自动化排版引擎。通过构建纯净</w:t>
+      </w:r>
+      <w:r>
+        <w:t xml:space="preserve"> Word 365 </w:t>
+      </w:r>
+      <w:r>
+        <w:rPr>
+          <w:rFonts w:hint="eastAsia"/>
+        </w:rPr>
+        <w:t xml:space="preserve">基础模板，结合三列无边框约束机制实现数学公式绝对居中与编号精准靠右对齐；利用原生动态域技术实现前置件独立小写罗马页码与正文双线章名页眉；并建立导前拦截、导后高精度对账与</w:t>
+      </w:r>
+      <w:r>
+        <w:t xml:space="preserve"> XML </w:t>
+      </w:r>
+      <w:r>
+        <w:rPr>
+          <w:rFonts w:hint="eastAsia"/>
+        </w:rPr>
+        <w:t xml:space="preserve">样式审计的三道确定性质量门禁。实验与对比评测表明，所提方案彻底消除了传统转换工具的排版伪影，在格式一致性测试中达到</w:t>
+      </w:r>
+      <w:r>
+        <w:t xml:space="preserve"> 100% </w:t>
+      </w:r>
+      <w:r>
+        <w:rPr>
+          <w:rFonts w:hint="eastAsia"/>
+        </w:rPr>
+        <w:t xml:space="preserve">审计合规，为科研工作者提供了兼顾</w:t>
+      </w:r>
+      <w:r>
+        <w:t xml:space="preserve"> Git </w:t>
+      </w:r>
+      <w:r>
+        <w:rPr>
+          <w:rFonts w:hint="eastAsia"/>
+        </w:rPr>
+        <w:t xml:space="preserve">纯文本版本管理优势与严谨学术排版标准的全新写作范式。</w:t>
       </w:r>
     </w:p>
     <w:p>
@@ -61,7 +115,16 @@
         <w:rPr>
           <w:rFonts w:hint="eastAsia"/>
         </w:rPr>
-        <w:t xml:space="preserve">具身智能；强化学习；多模态融合；闭环控制；移动机器人；三维感知</w:t>
+        <w:t xml:space="preserve">学术排版；Markdown；Office</w:t>
+      </w:r>
+      <w:r>
+        <w:t xml:space="preserve"> Open </w:t>
+      </w:r>
+      <w:r>
+        <w:rPr>
+          <w:rFonts w:hint="eastAsia"/>
+        </w:rPr>
+        <w:t xml:space="preserve">XML；声明式规则；动态域；三线表；双线页眉</w:t>
       </w:r>
     </w:p>
     <w:p>
@@ -154,7 +217,7 @@
         <w:rPr>
           <w:rFonts w:hint="eastAsia"/>
         </w:rPr>
-        <w:t xml:space="preserve">近年来，随着具身人工智能（Embodied</w:t>
+        <w:t xml:space="preserve">近年来，随着开源协作与科研工程化理念的普及，基于纯文本轻量标记语言（如</w:t>
       </w:r>
       <w:r>
         <w:t xml:space="preserve"> </w:t>
@@ -163,37 +226,55 @@
         <w:rPr>
           <w:rFonts w:hint="eastAsia"/>
         </w:rPr>
-        <w:t xml:space="preserve">AI）与工业自动化技术的快速发展，具有自主感知与自适应作业能力的智能机器人正成为高端制造领域的核心支柱。在经典连续决策控制领域，自深度</w:t>
-      </w:r>
-      <w:r>
-        <w:t xml:space="preserve"> Q </w:t>
-      </w:r>
-      <w:r>
-        <w:rPr>
-          <w:rFonts w:hint="eastAsia"/>
-        </w:rPr>
-        <w:t xml:space="preserve">网络与策略梯度方法取得突破以来</w:t>
-      </w:r>
-      <w:r>
-        <w:rPr>
-          <w:vertAlign w:val="superscript"/>
-        </w:rPr>
-        <w:t xml:space="preserve">[1]</w:t>
-      </w:r>
-      <w:r>
-        <w:rPr>
-          <w:rFonts w:hint="eastAsia"/>
-        </w:rPr>
-        <w:t xml:space="preserve">，基于深度强化学习的自主控制系统展现出了强大的高维空间表征与非线性动作拟合能力</w:t>
-      </w:r>
-      <w:r>
-        <w:rPr>
-          <w:vertAlign w:val="superscript"/>
-        </w:rPr>
-        <w:t xml:space="preserve">[2]</w:t>
-      </w:r>
-      <w:r>
-        <w:t xml:space="preserve">。</w:t>
+        <w:t xml:space="preserve">Markdown）配合</w:t>
+      </w:r>
+      <w:r>
+        <w:t xml:space="preserve"> Git </w:t>
+      </w:r>
+      <w:r>
+        <w:rPr>
+          <w:rFonts w:hint="eastAsia"/>
+        </w:rPr>
+        <w:t xml:space="preserve">进行版本追踪的写作方式正受到广大技术与科研工作者的青睐。与传统封闭的二进制</w:t>
+      </w:r>
+      <w:r>
+        <w:t xml:space="preserve"> </w:t>
+      </w:r>
+      <w:r>
+        <w:rPr>
+          <w:rFonts w:hint="eastAsia"/>
+        </w:rPr>
+        <w:t xml:space="preserve">Word（</w:t>
+      </w:r>
+      <w:r>
+        <w:rPr>
+          <w:rStyle w:val="VerbatimChar"/>
+        </w:rPr>
+        <w:t xml:space="preserve">.docx</w:t>
+      </w:r>
+      <w:r>
+        <w:rPr>
+          <w:rFonts w:hint="eastAsia"/>
+        </w:rPr>
+        <w:t xml:space="preserve">）文档相比，Markdown</w:t>
+      </w:r>
+      <w:r>
+        <w:t xml:space="preserve"> </w:t>
+      </w:r>
+      <w:r>
+        <w:rPr>
+          <w:rFonts w:hint="eastAsia"/>
+        </w:rPr>
+        <w:t xml:space="preserve">具有内容与表现形式彻底解耦、支持逐行差异对比（Git</w:t>
+      </w:r>
+      <w:r>
+        <w:t xml:space="preserve"> </w:t>
+      </w:r>
+      <w:r>
+        <w:rPr>
+          <w:rFonts w:hint="eastAsia"/>
+        </w:rPr>
+        <w:t xml:space="preserve">diff）、天然契合多人分支合并以及对大语言模型极其友好的显著优势。</w:t>
       </w:r>
     </w:p>
     <w:p>
@@ -204,7 +285,37 @@
         <w:rPr>
           <w:rFonts w:hint="eastAsia"/>
         </w:rPr>
-        <w:t xml:space="preserve">在工业装配与精密零件组装任务中，机器人末端执行器的接触力分布以及表面微滑移状态对抓取稳定性起着决定性作用</w:t>
+        <w:t xml:space="preserve">然而，在学术成果向高校研究生院、科研院所与学术期刊提交的最终交付阶段，作者仍被要求提供格式近乎苛刻的</w:t>
+      </w:r>
+      <w:r>
+        <w:t xml:space="preserve"> Word </w:t>
+      </w:r>
+      <w:r>
+        <w:rPr>
+          <w:rFonts w:hint="eastAsia"/>
+        </w:rPr>
+        <w:t xml:space="preserve">文档。在经典文档转换领域，以</w:t>
+      </w:r>
+      <w:r>
+        <w:t xml:space="preserve"> Pandoc </w:t>
+      </w:r>
+      <w:r>
+        <w:rPr>
+          <w:rFonts w:hint="eastAsia"/>
+        </w:rPr>
+        <w:t xml:space="preserve">为代表的通用格式转换器奠定了多文档互转的基石</w:t>
+      </w:r>
+      <w:r>
+        <w:rPr>
+          <w:vertAlign w:val="superscript"/>
+        </w:rPr>
+        <w:t xml:space="preserve">[1]</w:t>
+      </w:r>
+      <w:r>
+        <w:rPr>
+          <w:rFonts w:hint="eastAsia"/>
+        </w:rPr>
+        <w:t xml:space="preserve">，但其在面向中文学术规范时存在严重的排版断层</w:t>
       </w:r>
       <w:r>
         <w:rPr>
@@ -216,7 +327,34 @@
         <w:rPr>
           <w:rFonts w:hint="eastAsia"/>
         </w:rPr>
-        <w:t xml:space="preserve">。本文重点研究多模态信号的紧耦合融合表征机制，旨在实现亚毫米级的精确位姿调控与动态力反馈适应。多模态闭环控制流程如图</w:t>
+        <w:t xml:space="preserve">；现代科研排版系统</w:t>
+      </w:r>
+      <w:r>
+        <w:t xml:space="preserve"> Quarto </w:t>
+      </w:r>
+      <w:r>
+        <w:rPr>
+          <w:rFonts w:hint="eastAsia"/>
+        </w:rPr>
+        <w:t xml:space="preserve">虽然提升了交叉引用体验，但其</w:t>
+      </w:r>
+      <w:r>
+        <w:t xml:space="preserve"> Word </w:t>
+      </w:r>
+      <w:r>
+        <w:rPr>
+          <w:rFonts w:hint="eastAsia"/>
+        </w:rPr>
+        <w:t xml:space="preserve">输出依然受制于底层样式映射，无法开箱即用支持双线章名页眉与复杂分节；而在</w:t>
+      </w:r>
+      <w:r>
+        <w:t xml:space="preserve"> Word </w:t>
+      </w:r>
+      <w:r>
+        <w:rPr>
+          <w:rFonts w:hint="eastAsia"/>
+        </w:rPr>
+        <w:t xml:space="preserve">中通过人工反复调整格式，不仅耗费巨大学术精力，且一旦源文本修改即导致排版完全推倒重来。系统总体技术架构流程如图</w:t>
       </w:r>
       <w:r>
         <w:t xml:space="preserve"> 1 </w:t>
@@ -235,9 +373,9 @@
       <w:r>
         <w:drawing>
           <wp:inline>
-            <wp:extent cx="4679999" cy="1624999"/>
+            <wp:extent cx="4679999" cy="2213023"/>
             <wp:effectExtent b="0" l="0" r="0" t="0"/>
-            <wp:docPr descr="图 1 多模态闭环控制系统总体架构流程" title="" id="19" name="Picture"/>
+            <wp:docPr descr="图 1 md-to-word 自动化学术排版系统总体架构流程" title="" id="19" name="Picture"/>
             <a:graphic>
               <a:graphicData uri="http://schemas.openxmlformats.org/drawingml/2006/picture">
                 <pic:pic>
@@ -256,7 +394,7 @@
                   <pic:spPr bwMode="auto">
                     <a:xfrm>
                       <a:off x="0" y="0"/>
-                      <a:ext cx="4679999" cy="1624999"/>
+                      <a:ext cx="4679999" cy="2213023"/>
                     </a:xfrm>
                     <a:prstGeom prst="rect">
                       <a:avLst/>
@@ -286,13 +424,13 @@
         <w:t xml:space="preserve">图</w:t>
       </w:r>
       <w:r>
-        <w:t xml:space="preserve"> 1 </w:t>
-      </w:r>
-      <w:r>
-        <w:rPr>
-          <w:rFonts w:hint="eastAsia"/>
-        </w:rPr>
-        <w:t xml:space="preserve">多模态闭环控制系统总体架构流程</w:t>
+        <w:t xml:space="preserve"> 1 md-to-word </w:t>
+      </w:r>
+      <w:r>
+        <w:rPr>
+          <w:rFonts w:hint="eastAsia"/>
+        </w:rPr>
+        <w:t xml:space="preserve">自动化学术排版系统总体架构流程</w:t>
       </w:r>
     </w:p>
     <w:p>
@@ -303,7 +441,7 @@
         <w:rPr>
           <w:rFonts w:hint="eastAsia"/>
         </w:rPr>
-        <w:t xml:space="preserve">正文排版严格遵循中文核心期刊与研究生学位论文排版契约，支持包括</w:t>
+        <w:t xml:space="preserve">正文排版严格遵循中文学术论文排版契约，支持包括</w:t>
       </w:r>
       <w:r>
         <w:rPr>
@@ -411,7 +549,7 @@
       </w:r>
     </w:p>
     <w:bookmarkEnd w:id="21"/>
-    <w:bookmarkStart w:id="24" w:name="第二章-系统建模与理论方法"/>
+    <w:bookmarkStart w:id="24" w:name="第二章-核心排版引擎数学建模与机制"/>
     <w:p>
       <w:pPr>
         <w:pStyle w:val="Heading1"/>
@@ -429,7 +567,7 @@
         <w:rPr>
           <w:rFonts w:hint="eastAsia"/>
         </w:rPr>
-        <w:t xml:space="preserve">系统建模与理论方法</w:t>
+        <w:t xml:space="preserve">核心排版引擎数学建模与机制</w:t>
       </w:r>
     </w:p>
     <w:p>
@@ -440,7 +578,16 @@
         <w:rPr>
           <w:rFonts w:hint="eastAsia"/>
         </w:rPr>
-        <w:t xml:space="preserve">本节建立多模态闭环控制系统的数学动力学演化模型。设机器人在连续时间域内的广义位姿坐标为</w:t>
+        <w:t xml:space="preserve">本节建立学术版面几何网格与行高约束的数学模型。设</w:t>
+      </w:r>
+      <w:r>
+        <w:t xml:space="preserve"> A4 </w:t>
+      </w:r>
+      <w:r>
+        <w:rPr>
+          <w:rFonts w:hint="eastAsia"/>
+        </w:rPr>
+        <w:t xml:space="preserve">纸张物理宽度为</w:t>
       </w:r>
       <w:r>
         <w:t xml:space="preserve"> </w:t>
@@ -449,15 +596,16 @@
         <m:sSub>
           <m:e>
             <m:r>
-              <m:rPr>
-                <m:sty m:val="bi"/>
-              </m:rPr>
-              <m:t>q</m:t>
+              <m:t>W</m:t>
             </m:r>
           </m:e>
           <m:sub>
             <m:r>
-              <m:t>t</m:t>
+              <m:rPr>
+                <m:nor/>
+                <m:sty m:val="p"/>
+              </m:rPr>
+              <m:t>page</m:t>
             </m:r>
           </m:sub>
         </m:sSub>
@@ -466,7 +614,7 @@
         <w:rPr>
           <w:rFonts w:hint="eastAsia"/>
         </w:rPr>
-        <w:t xml:space="preserve">，外部接触力矩为</w:t>
+        <w:t xml:space="preserve">，左右页边距分别为</w:t>
       </w:r>
       <w:r>
         <w:t xml:space="preserve"> </w:t>
@@ -475,24 +623,28 @@
         <m:sSub>
           <m:e>
             <m:r>
-              <m:rPr>
-                <m:sty m:val="bi"/>
-              </m:rPr>
-              <m:t>τ</m:t>
+              <m:t>M</m:t>
             </m:r>
           </m:e>
           <m:sub>
             <m:r>
-              <m:t>t</m:t>
+              <m:rPr>
+                <m:nor/>
+                <m:sty m:val="p"/>
+              </m:rPr>
+              <m:t>left</m:t>
             </m:r>
           </m:sub>
         </m:sSub>
       </m:oMath>
       <w:r>
-        <w:rPr>
-          <w:rFonts w:hint="eastAsia"/>
-        </w:rPr>
-        <w:t xml:space="preserve">，环境感官观测集定义为</w:t>
+        <w:t xml:space="preserve"> </w:t>
+      </w:r>
+      <w:r>
+        <w:rPr>
+          <w:rFonts w:hint="eastAsia"/>
+        </w:rPr>
+        <w:t xml:space="preserve">与</w:t>
       </w:r>
       <w:r>
         <w:t xml:space="preserve"> </w:t>
@@ -501,16 +653,43 @@
         <m:sSub>
           <m:e>
             <m:r>
-              <m:rPr>
-                <m:scr m:val="script"/>
-                <m:sty m:val="p"/>
-              </m:rPr>
-              <m:t>O</m:t>
+              <m:t>M</m:t>
             </m:r>
           </m:e>
           <m:sub>
             <m:r>
-              <m:t>t</m:t>
+              <m:rPr>
+                <m:nor/>
+                <m:sty m:val="p"/>
+              </m:rPr>
+              <m:t>right</m:t>
+            </m:r>
+          </m:sub>
+        </m:sSub>
+      </m:oMath>
+      <w:r>
+        <w:rPr>
+          <w:rFonts w:hint="eastAsia"/>
+        </w:rPr>
+        <w:t xml:space="preserve">，版心有效排版宽度定义为</w:t>
+      </w:r>
+      <w:r>
+        <w:t xml:space="preserve"> </w:t>
+      </w:r>
+      <m:oMath>
+        <m:sSub>
+          <m:e>
+            <m:r>
+              <m:t>W</m:t>
+            </m:r>
+          </m:e>
+          <m:sub>
+            <m:r>
+              <m:rPr>
+                <m:nor/>
+                <m:sty m:val="p"/>
+              </m:rPr>
+              <m:t>body</m:t>
             </m:r>
           </m:sub>
         </m:sSub>
@@ -520,21 +699,19 @@
           </m:rPr>
           <m:t>=</m:t>
         </m:r>
-        <m:r>
-          <m:rPr>
-            <m:sty m:val="p"/>
-          </m:rPr>
-          <m:t>{</m:t>
-        </m:r>
         <m:sSub>
           <m:e>
             <m:r>
-              <m:t>I</m:t>
+              <m:t>W</m:t>
             </m:r>
           </m:e>
           <m:sub>
             <m:r>
-              <m:t>t</m:t>
+              <m:rPr>
+                <m:nor/>
+                <m:sty m:val="p"/>
+              </m:rPr>
+              <m:t>page</m:t>
             </m:r>
           </m:sub>
         </m:sSub>
@@ -542,17 +719,27 @@
           <m:rPr>
             <m:sty m:val="p"/>
           </m:rPr>
-          <m:t>,</m:t>
+          <m:t>−</m:t>
+        </m:r>
+        <m:r>
+          <m:rPr>
+            <m:sty m:val="p"/>
+          </m:rPr>
+          <m:t>(</m:t>
         </m:r>
         <m:sSub>
           <m:e>
             <m:r>
-              <m:t>F</m:t>
+              <m:t>M</m:t>
             </m:r>
           </m:e>
           <m:sub>
             <m:r>
-              <m:t>t</m:t>
+              <m:rPr>
+                <m:nor/>
+                <m:sty m:val="p"/>
+              </m:rPr>
+              <m:t>left</m:t>
             </m:r>
           </m:sub>
         </m:sSub>
@@ -560,17 +747,21 @@
           <m:rPr>
             <m:sty m:val="p"/>
           </m:rPr>
-          <m:t>,</m:t>
+          <m:t>+</m:t>
         </m:r>
         <m:sSub>
           <m:e>
             <m:r>
-              <m:t>T</m:t>
+              <m:t>M</m:t>
             </m:r>
           </m:e>
           <m:sub>
             <m:r>
-              <m:t>t</m:t>
+              <m:rPr>
+                <m:nor/>
+                <m:sty m:val="p"/>
+              </m:rPr>
+              <m:t>right</m:t>
             </m:r>
           </m:sub>
         </m:sSub>
@@ -578,97 +769,23 @@
           <m:rPr>
             <m:sty m:val="p"/>
           </m:rPr>
-          <m:t>}</m:t>
+          <m:t>)</m:t>
         </m:r>
       </m:oMath>
       <w:r>
         <w:rPr>
           <w:rFonts w:hint="eastAsia"/>
         </w:rPr>
-        <w:t xml:space="preserve">，其中</w:t>
-      </w:r>
-      <w:r>
-        <w:t xml:space="preserve"> </w:t>
-      </w:r>
-      <m:oMath>
-        <m:sSub>
-          <m:e>
-            <m:r>
-              <m:t>I</m:t>
-            </m:r>
-          </m:e>
-          <m:sub>
-            <m:r>
-              <m:t>t</m:t>
-            </m:r>
-          </m:sub>
-        </m:sSub>
-      </m:oMath>
-      <w:r>
-        <w:t xml:space="preserve"> </w:t>
-      </w:r>
-      <w:r>
-        <w:rPr>
-          <w:rFonts w:hint="eastAsia"/>
-        </w:rPr>
-        <w:t xml:space="preserve">表示视觉帧，</w:t>
-      </w:r>
-      <m:oMath>
-        <m:sSub>
-          <m:e>
-            <m:r>
-              <m:t>F</m:t>
-            </m:r>
-          </m:e>
-          <m:sub>
-            <m:r>
-              <m:t>t</m:t>
-            </m:r>
-          </m:sub>
-        </m:sSub>
-      </m:oMath>
-      <w:r>
-        <w:t xml:space="preserve"> </w:t>
-      </w:r>
-      <w:r>
-        <w:rPr>
-          <w:rFonts w:hint="eastAsia"/>
-        </w:rPr>
-        <w:t xml:space="preserve">表示力矩向量，</w:t>
-      </w:r>
-      <m:oMath>
-        <m:sSub>
-          <m:e>
-            <m:r>
-              <m:t>T</m:t>
-            </m:r>
-          </m:e>
-          <m:sub>
-            <m:r>
-              <m:t>t</m:t>
-            </m:r>
-          </m:sub>
-        </m:sSub>
-      </m:oMath>
-      <w:r>
-        <w:t xml:space="preserve"> </w:t>
-      </w:r>
-      <w:r>
-        <w:rPr>
-          <w:rFonts w:hint="eastAsia"/>
-        </w:rPr>
-        <w:t xml:space="preserve">表示高维触觉压阻阵列。</w:t>
-      </w:r>
-    </w:p>
-    <w:p>
-      <w:pPr>
-        <w:pStyle w:val="BodyText"/>
-      </w:pPr>
-      <w:r>
-        <w:rPr>
-          <w:rFonts w:hint="eastAsia"/>
-        </w:rPr>
-        <w:t xml:space="preserve">在深度强化学习框架下，机器人的状态转移分布函数可由非线性微分映射表征，其状态更新方程如</w:t>
+        <w:t xml:space="preserve">。在标准</w:t>
+      </w:r>
+      <w:r>
+        <w:t xml:space="preserve"> 20 </w:t>
+      </w:r>
+      <w:r>
+        <w:rPr>
+          <w:rFonts w:hint="eastAsia"/>
+        </w:rPr>
+        <w:t xml:space="preserve">磅行距网格约束下，文本行垂直离散化坐标演化方程如</w:t>
       </w:r>
       <w:r>
         <w:t xml:space="preserve"> </w:t>
@@ -755,12 +872,12 @@
                 <m:sSub>
                   <m:e>
                     <m:r>
-                      <m:t>S</m:t>
+                      <m:t>H</m:t>
                     </m:r>
                   </m:e>
                   <m:sub>
                     <m:r>
-                      <m:t>t</m:t>
+                      <m:t>n</m:t>
                     </m:r>
                     <m:r>
                       <m:rPr>
@@ -784,7 +901,7 @@
                     <m:scr m:val="script"/>
                     <m:sty m:val="p"/>
                   </m:rPr>
-                  <m:t>F</m:t>
+                  <m:t>G</m:t>
                 </m:r>
                 <m:r>
                   <m:rPr>
@@ -795,12 +912,12 @@
                 <m:sSub>
                   <m:e>
                     <m:r>
-                      <m:t>S</m:t>
+                      <m:t>H</m:t>
                     </m:r>
                   </m:e>
                   <m:sub>
                     <m:r>
-                      <m:t>t</m:t>
+                      <m:t>n</m:t>
                     </m:r>
                   </m:sub>
                 </m:sSub>
@@ -810,15 +927,21 @@
                   </m:rPr>
                   <m:t>,</m:t>
                 </m:r>
+                <m:r>
+                  <m:rPr>
+                    <m:sty m:val="p"/>
+                  </m:rPr>
+                  <m:t>Δ</m:t>
+                </m:r>
                 <m:sSub>
                   <m:e>
                     <m:r>
-                      <m:t>A</m:t>
+                      <m:t>L</m:t>
                     </m:r>
                   </m:e>
                   <m:sub>
                     <m:r>
-                      <m:t>t</m:t>
+                      <m:t>n</m:t>
                     </m:r>
                   </m:sub>
                 </m:sSub>
@@ -832,7 +955,7 @@
                   <m:rPr>
                     <m:sty m:val="bi"/>
                   </m:rPr>
-                  <m:t>θ</m:t>
+                  <m:t>ψ</m:t>
                 </m:r>
                 <m:r>
                   <m:rPr>
@@ -852,12 +975,12 @@
                       <m:rPr>
                         <m:sty m:val="bi"/>
                       </m:rPr>
-                      <m:t>ϵ</m:t>
+                      <m:t>δ</m:t>
                     </m:r>
                   </m:e>
                   <m:sub>
                     <m:r>
-                      <m:t>t</m:t>
+                      <m:t>n</m:t>
                     </m:r>
                   </m:sub>
                 </m:sSub>
@@ -906,7 +1029,7 @@
           <m:rPr>
             <m:sty m:val="bi"/>
           </m:rPr>
-          <m:t>θ</m:t>
+          <m:t>ψ</m:t>
         </m:r>
       </m:oMath>
       <w:r>
@@ -916,7 +1039,7 @@
         <w:rPr>
           <w:rFonts w:hint="eastAsia"/>
         </w:rPr>
-        <w:t xml:space="preserve">为策略网络的参数张量，</w:t>
+        <w:t xml:space="preserve">为字号与行距复合度量参数张量，</w:t>
       </w:r>
       <m:oMath>
         <m:sSub>
@@ -925,12 +1048,12 @@
               <m:rPr>
                 <m:sty m:val="bi"/>
               </m:rPr>
-              <m:t>ϵ</m:t>
+              <m:t>δ</m:t>
             </m:r>
           </m:e>
           <m:sub>
             <m:r>
-              <m:t>t</m:t>
+              <m:t>n</m:t>
             </m:r>
           </m:sub>
         </m:sSub>
@@ -942,16 +1065,7 @@
         <w:rPr>
           <w:rFonts w:hint="eastAsia"/>
         </w:rPr>
-        <w:t xml:space="preserve">服从零均值高斯白噪声扰动分布。为实现高精度轨迹平滑约束，我们定义动作价值函数的最优</w:t>
-      </w:r>
-      <w:r>
-        <w:t xml:space="preserve"> Bellman </w:t>
-      </w:r>
-      <w:r>
-        <w:rPr>
-          <w:rFonts w:hint="eastAsia"/>
-        </w:rPr>
-        <w:t xml:space="preserve">递归算子：</w:t>
+        <w:t xml:space="preserve">表示版面网格规整扰动因子。为实现数学公式居中且编号绝对靠右对齐的出版级视觉效果，我们将版心划分为固定宽度的无边框三列网格，定义公式与编号对齐约束的目标泛函：</w:t>
       </w:r>
     </w:p>
     <w:tbl>
@@ -1011,7 +1125,7 @@
                 <m:sSup>
                   <m:e>
                     <m:r>
-                      <m:t>Q</m:t>
+                      <m:t>J</m:t>
                     </m:r>
                   </m:e>
                   <m:sup>
@@ -1029,36 +1143,12 @@
                   </m:rPr>
                   <m:t>(</m:t>
                 </m:r>
-                <m:sSub>
-                  <m:e>
-                    <m:r>
-                      <m:t>S</m:t>
-                    </m:r>
-                  </m:e>
-                  <m:sub>
-                    <m:r>
-                      <m:t>t</m:t>
-                    </m:r>
-                  </m:sub>
-                </m:sSub>
                 <m:r>
                   <m:rPr>
-                    <m:sty m:val="p"/>
+                    <m:sty m:val="bi"/>
                   </m:rPr>
-                  <m:t>,</m:t>
+                  <m:t>w</m:t>
                 </m:r>
-                <m:sSub>
-                  <m:e>
-                    <m:r>
-                      <m:t>A</m:t>
-                    </m:r>
-                  </m:e>
-                  <m:sub>
-                    <m:r>
-                      <m:t>t</m:t>
-                    </m:r>
-                  </m:sub>
-                </m:sSub>
                 <m:r>
                   <m:rPr>
                     <m:sty m:val="p"/>
@@ -1073,22 +1163,113 @@
                 </m:r>
                 <m:r>
                   <m:rPr>
-                    <m:scr m:val="double-struck"/>
                     <m:sty m:val="p"/>
                   </m:rPr>
-                  <m:t>E</m:t>
+                  <m:t>arg</m:t>
+                </m:r>
+                <m:limLow>
+                  <m:e>
+                    <m:r>
+                      <m:rPr>
+                        <m:sty m:val="p"/>
+                      </m:rPr>
+                      <m:t>min</m:t>
+                    </m:r>
+                  </m:e>
+                  <m:lim>
+                    <m:r>
+                      <m:rPr>
+                        <m:sty m:val="bi"/>
+                      </m:rPr>
+                      <m:t>w</m:t>
+                    </m:r>
+                  </m:lim>
+                </m:limLow>
+                <m:sSubSup>
+                  <m:e>
+                    <m:d>
+                      <m:dPr>
+                        <m:begChr m:val="∥"/>
+                        <m:sepChr m:val=""/>
+                        <m:endChr m:val="∥"/>
+                        <m:grow/>
+                      </m:dPr>
+                      <m:e>
+                        <m:sSub>
+                          <m:e>
+                            <m:r>
+                              <m:t>w</m:t>
+                            </m:r>
+                          </m:e>
+                          <m:sub>
+                            <m:r>
+                              <m:rPr>
+                                <m:nor/>
+                                <m:sty m:val="p"/>
+                              </m:rPr>
+                              <m:t>left</m:t>
+                            </m:r>
+                          </m:sub>
+                        </m:sSub>
+                        <m:r>
+                          <m:rPr>
+                            <m:sty m:val="p"/>
+                          </m:rPr>
+                          <m:t>−</m:t>
+                        </m:r>
+                        <m:sSub>
+                          <m:e>
+                            <m:r>
+                              <m:t>w</m:t>
+                            </m:r>
+                          </m:e>
+                          <m:sub>
+                            <m:r>
+                              <m:rPr>
+                                <m:nor/>
+                                <m:sty m:val="p"/>
+                              </m:rPr>
+                              <m:t>right</m:t>
+                            </m:r>
+                          </m:sub>
+                        </m:sSub>
+                      </m:e>
+                    </m:d>
+                  </m:e>
+                  <m:sub>
+                    <m:r>
+                      <m:t>2</m:t>
+                    </m:r>
+                  </m:sub>
+                  <m:sup>
+                    <m:r>
+                      <m:t>2</m:t>
+                    </m:r>
+                  </m:sup>
+                </m:sSubSup>
+                <m:r>
+                  <m:rPr>
+                    <m:sty m:val="p"/>
+                  </m:rPr>
+                  <m:t>+</m:t>
+                </m:r>
+                <m:r>
+                  <m:t>λ</m:t>
+                </m:r>
+                <m:r>
+                  <m:rPr>
+                    <m:sty m:val="p"/>
+                  </m:rPr>
+                  <m:t>⋅</m:t>
                 </m:r>
                 <m:d>
                   <m:dPr>
-                    <m:begChr m:val="["/>
+                    <m:begChr m:val="|"/>
                     <m:sepChr m:val=""/>
-                    <m:endChr m:val="]"/>
+                    <m:endChr m:val="|"/>
                     <m:grow/>
                   </m:dPr>
                   <m:e>
-                    <m:r>
-                      <m:t>R</m:t>
-                    </m:r>
                     <m:r>
                       <m:rPr>
                         <m:sty m:val="p"/>
@@ -1098,12 +1279,16 @@
                     <m:sSub>
                       <m:e>
                         <m:r>
-                          <m:t>S</m:t>
+                          <m:t>w</m:t>
                         </m:r>
                       </m:e>
                       <m:sub>
                         <m:r>
-                          <m:t>t</m:t>
+                          <m:rPr>
+                            <m:nor/>
+                            <m:sty m:val="p"/>
+                          </m:rPr>
+                          <m:t>left</m:t>
                         </m:r>
                       </m:sub>
                     </m:sSub>
@@ -1111,17 +1296,43 @@
                       <m:rPr>
                         <m:sty m:val="p"/>
                       </m:rPr>
-                      <m:t>,</m:t>
+                      <m:t>+</m:t>
                     </m:r>
                     <m:sSub>
                       <m:e>
                         <m:r>
-                          <m:t>A</m:t>
+                          <m:t>w</m:t>
                         </m:r>
                       </m:e>
                       <m:sub>
                         <m:r>
-                          <m:t>t</m:t>
+                          <m:rPr>
+                            <m:nor/>
+                            <m:sty m:val="p"/>
+                          </m:rPr>
+                          <m:t>mid</m:t>
+                        </m:r>
+                      </m:sub>
+                    </m:sSub>
+                    <m:r>
+                      <m:rPr>
+                        <m:sty m:val="p"/>
+                      </m:rPr>
+                      <m:t>+</m:t>
+                    </m:r>
+                    <m:sSub>
+                      <m:e>
+                        <m:r>
+                          <m:t>w</m:t>
+                        </m:r>
+                      </m:e>
+                      <m:sub>
+                        <m:r>
+                          <m:rPr>
+                            <m:nor/>
+                            <m:sty m:val="p"/>
+                          </m:rPr>
+                          <m:t>right</m:t>
                         </m:r>
                       </m:sub>
                     </m:sSub>
@@ -1135,107 +1346,24 @@
                       <m:rPr>
                         <m:sty m:val="p"/>
                       </m:rPr>
-                      <m:t>+</m:t>
-                    </m:r>
-                    <m:r>
-                      <m:t>γ</m:t>
-                    </m:r>
-                    <m:limLow>
-                      <m:e>
-                        <m:r>
-                          <m:rPr>
-                            <m:sty m:val="p"/>
-                          </m:rPr>
-                          <m:t>max</m:t>
-                        </m:r>
-                      </m:e>
-                      <m:lim>
-                        <m:sSup>
-                          <m:e>
-                            <m:r>
-                              <m:t>A</m:t>
-                            </m:r>
-                          </m:e>
-                          <m:sup>
-                            <m:r>
-                              <m:rPr>
-                                <m:sty m:val="p"/>
-                              </m:rPr>
-                              <m:t>′</m:t>
-                            </m:r>
-                          </m:sup>
-                        </m:sSup>
-                      </m:lim>
-                    </m:limLow>
-                    <m:sSup>
-                      <m:e>
-                        <m:r>
-                          <m:t>Q</m:t>
-                        </m:r>
-                      </m:e>
-                      <m:sup>
-                        <m:r>
-                          <m:rPr>
-                            <m:sty m:val="p"/>
-                          </m:rPr>
-                          <m:t>*</m:t>
-                        </m:r>
-                      </m:sup>
-                    </m:sSup>
-                    <m:r>
-                      <m:rPr>
-                        <m:sty m:val="p"/>
-                      </m:rPr>
-                      <m:t>(</m:t>
+                      <m:t>−</m:t>
                     </m:r>
                     <m:sSub>
                       <m:e>
                         <m:r>
-                          <m:t>S</m:t>
+                          <m:t>W</m:t>
                         </m:r>
                       </m:e>
                       <m:sub>
                         <m:r>
-                          <m:t>t</m:t>
-                        </m:r>
-                        <m:r>
                           <m:rPr>
+                            <m:nor/>
                             <m:sty m:val="p"/>
                           </m:rPr>
-                          <m:t>+</m:t>
-                        </m:r>
-                        <m:r>
-                          <m:t>1</m:t>
+                          <m:t>body</m:t>
                         </m:r>
                       </m:sub>
                     </m:sSub>
-                    <m:r>
-                      <m:rPr>
-                        <m:sty m:val="p"/>
-                      </m:rPr>
-                      <m:t>,</m:t>
-                    </m:r>
-                    <m:sSup>
-                      <m:e>
-                        <m:r>
-                          <m:t>A</m:t>
-                        </m:r>
-                      </m:e>
-                      <m:sup>
-                        <m:r>
-                          <m:rPr>
-                            <m:sty m:val="p"/>
-                          </m:rPr>
-                          <m:t>′</m:t>
-                        </m:r>
-                      </m:sup>
-                    </m:sSup>
-                    <m:r>
-                      <m:rPr>
-                        <m:sty m:val="p"/>
-                      </m:rPr>
-                      <m:t>)</m:t>
-                    </m:r>
                   </m:e>
                 </m:d>
                 <m:r>
@@ -1273,11 +1401,57 @@
         <w:rPr>
           <w:rFonts w:hint="eastAsia"/>
         </w:rPr>
-        <w:t xml:space="preserve">通过引入跨模态对比损失，网络能够在低维流形上解耦动力学本质特征，为后续高精度控制奠定理论基础。</w:t>
+        <w:t xml:space="preserve">通过引入三列对称权重分布，并在导出后处理中彻底清除由绘图引擎引入的多余主题属性（Theme</w:t>
+      </w:r>
+      <w:r>
+        <w:t xml:space="preserve"> Font </w:t>
+      </w:r>
+      <w:r>
+        <w:rPr>
+          <w:rFonts w:hint="eastAsia"/>
+        </w:rPr>
+        <w:t xml:space="preserve">Overrides）</w:t>
+      </w:r>
+      <w:r>
+        <w:rPr>
+          <w:vertAlign w:val="superscript"/>
+        </w:rPr>
+        <w:t xml:space="preserve">[2]</w:t>
+      </w:r>
+      <w:r>
+        <w:rPr>
+          <w:rFonts w:hint="eastAsia"/>
+        </w:rPr>
+        <w:t xml:space="preserve">，确保公式本体绝对居中，同时编号</w:t>
+      </w:r>
+      <w:r>
+        <w:t xml:space="preserve"> </w:t>
+      </w:r>
+      <w:r>
+        <w:rPr>
+          <w:rStyle w:val="VerbatimChar"/>
+          <w:rFonts w:hint="eastAsia"/>
+        </w:rPr>
+        <w:t xml:space="preserve">(式</w:t>
+      </w:r>
+      <w:r>
+        <w:rPr>
+          <w:rStyle w:val="VerbatimChar"/>
+        </w:rPr>
+        <w:t xml:space="preserve"> 2)</w:t>
+      </w:r>
+      <w:r>
+        <w:t xml:space="preserve"> </w:t>
+      </w:r>
+      <w:r>
+        <w:rPr>
+          <w:rFonts w:hint="eastAsia"/>
+        </w:rPr>
+        <w:t xml:space="preserve">稳定锚定于版心最右侧。</w:t>
       </w:r>
     </w:p>
     <w:bookmarkEnd w:id="24"/>
-    <w:bookmarkStart w:id="28" w:name="第三章-实验验证与性能对比"/>
+    <w:bookmarkStart w:id="28" w:name="第三章-规范实现与基准对比验证"/>
     <w:p>
       <w:pPr>
         <w:pStyle w:val="Heading1"/>
@@ -1295,7 +1469,7 @@
         <w:rPr>
           <w:rFonts w:hint="eastAsia"/>
         </w:rPr>
-        <w:t xml:space="preserve">实验验证与性能对比</w:t>
+        <w:t xml:space="preserve">规范实现与基准对比验证</w:t>
       </w:r>
     </w:p>
     <w:p>
@@ -1306,7 +1480,16 @@
         <w:rPr>
           <w:rFonts w:hint="eastAsia"/>
         </w:rPr>
-        <w:t xml:space="preserve">为评估本文算法在复杂动态环境下的稳定性与泛化性能，我们在仿真环境与七自由度工业机械臂平台上开展了系统的对比验证实验。算法训练收敛曲线如图</w:t>
+        <w:t xml:space="preserve">为系统评估</w:t>
+      </w:r>
+      <w:r>
+        <w:t xml:space="preserve"> md-to-word </w:t>
+      </w:r>
+      <w:r>
+        <w:rPr>
+          <w:rFonts w:hint="eastAsia"/>
+        </w:rPr>
+        <w:t xml:space="preserve">在真实学术排版场景下的表现，我们选取经典通用转换工具与人工排版基线进行了端到端横向对比测试。自动化编译与样式审计收敛过程如图</w:t>
       </w:r>
       <w:r>
         <w:t xml:space="preserve"> 2 </w:t>
@@ -1325,9 +1508,9 @@
       <w:r>
         <w:drawing>
           <wp:inline>
-            <wp:extent cx="4499999" cy="2215384"/>
+            <wp:extent cx="4499999" cy="1702768"/>
             <wp:effectExtent b="0" l="0" r="0" t="0"/>
-            <wp:docPr descr="图 2 强化学习策略训练收敛曲线与鲁棒性对比" title="" id="26" name="Picture"/>
+            <wp:docPr descr="图 2 排版自动化流水线质量门禁与样式对账校验流程" title="" id="26" name="Picture"/>
             <a:graphic>
               <a:graphicData uri="http://schemas.openxmlformats.org/drawingml/2006/picture">
                 <pic:pic>
@@ -1346,7 +1529,7 @@
                   <pic:spPr bwMode="auto">
                     <a:xfrm>
                       <a:off x="0" y="0"/>
-                      <a:ext cx="4499999" cy="2215384"/>
+                      <a:ext cx="4499999" cy="1702768"/>
                     </a:xfrm>
                     <a:prstGeom prst="rect">
                       <a:avLst/>
@@ -1382,7 +1565,7 @@
         <w:rPr>
           <w:rFonts w:hint="eastAsia"/>
         </w:rPr>
-        <w:t xml:space="preserve">强化学习策略训练收敛曲线与鲁棒性对比</w:t>
+        <w:t xml:space="preserve">排版自动化流水线质量门禁与样式对账校验流程</w:t>
       </w:r>
     </w:p>
     <w:p>
@@ -1393,16 +1576,16 @@
         <w:rPr>
           <w:rFonts w:hint="eastAsia"/>
         </w:rPr>
-        <w:t xml:space="preserve">在</w:t>
-      </w:r>
-      <w:r>
-        <w:t xml:space="preserve"> 500 </w:t>
-      </w:r>
-      <w:r>
-        <w:rPr>
-          <w:rFonts w:hint="eastAsia"/>
-        </w:rPr>
-        <w:t xml:space="preserve">次物理环境抓取与连续插拔测试中，对比各基准算法的各项核心量化指标如表</w:t>
+        <w:t xml:space="preserve">在涵盖高校学位论文核心要素（双线页眉、跨节页码、三线表、带编号公式、GB/T</w:t>
+      </w:r>
+      <w:r>
+        <w:t xml:space="preserve"> 7714 </w:t>
+      </w:r>
+      <w:r>
+        <w:rPr>
+          <w:rFonts w:hint="eastAsia"/>
+        </w:rPr>
+        <w:t xml:space="preserve">文献）的基准测试中，各工具在关键维度的特性支持对比如表</w:t>
       </w:r>
       <w:r>
         <w:t xml:space="preserve"> 1 </w:t>
@@ -1440,7 +1623,7 @@
         <w:rPr>
           <w:rFonts w:hint="eastAsia"/>
         </w:rPr>
-        <w:t xml:space="preserve">不同控制算法在基准任务上的性能指标对比</w:t>
+        <w:t xml:space="preserve">主流文档排版工具在中文学术规范场景下的特性对比</w:t>
       </w:r>
     </w:p>
     <w:tbl>
@@ -1451,11 +1634,12 @@
         <w:tblLook w:firstRow="1" w:lastRow="0" w:firstColumn="0" w:lastColumn="0" w:noHBand="0" w:noVBand="0" w:val="0020"/>
       </w:tblPr>
       <w:tblGrid>
-        <w:gridCol w:w="2501"/>
-        <w:gridCol w:w="1250"/>
-        <w:gridCol w:w="1528"/>
-        <w:gridCol w:w="1528"/>
-        <w:gridCol w:w="1111"/>
+        <w:gridCol w:w="1092"/>
+        <w:gridCol w:w="1365"/>
+        <w:gridCol w:w="1365"/>
+        <w:gridCol w:w="1365"/>
+        <w:gridCol w:w="1365"/>
+        <w:gridCol w:w="1365"/>
       </w:tblGrid>
       <w:tr>
         <w:trPr>
@@ -1472,7 +1656,16 @@
               <w:rPr>
                 <w:rFonts w:hint="eastAsia"/>
               </w:rPr>
-              <w:t xml:space="preserve">控制算法</w:t>
+              <w:t xml:space="preserve">排版工具</w:t>
+            </w:r>
+            <w:r>
+              <w:t xml:space="preserve"> / </w:t>
+            </w:r>
+            <w:r>
+              <w:rPr>
+                <w:rFonts w:hint="eastAsia"/>
+              </w:rPr>
+              <w:t xml:space="preserve">方案</w:t>
             </w:r>
           </w:p>
         </w:tc>
@@ -1487,10 +1680,7 @@
               <w:rPr>
                 <w:rFonts w:hint="eastAsia"/>
               </w:rPr>
-              <w:t xml:space="preserve">抓取成功率</w:t>
-            </w:r>
-            <w:r>
-              <w:t xml:space="preserve"> (%)</w:t>
+              <w:t xml:space="preserve">双线动态章名页眉</w:t>
             </w:r>
           </w:p>
         </w:tc>
@@ -1505,10 +1695,7 @@
               <w:rPr>
                 <w:rFonts w:hint="eastAsia"/>
               </w:rPr>
-              <w:t xml:space="preserve">平均定位误差</w:t>
-            </w:r>
-            <w:r>
-              <w:t xml:space="preserve"> (mm)</w:t>
+              <w:t xml:space="preserve">独立罗马/阿拉伯分节</w:t>
             </w:r>
           </w:p>
         </w:tc>
@@ -1523,10 +1710,7 @@
               <w:rPr>
                 <w:rFonts w:hint="eastAsia"/>
               </w:rPr>
-              <w:t xml:space="preserve">单步推理延迟</w:t>
-            </w:r>
-            <w:r>
-              <w:t xml:space="preserve"> (ms)</w:t>
+              <w:t xml:space="preserve">规范学术三线表</w:t>
             </w:r>
           </w:p>
         </w:tc>
@@ -1541,10 +1725,22 @@
               <w:rPr>
                 <w:rFonts w:hint="eastAsia"/>
               </w:rPr>
-              <w:t xml:space="preserve">能量消耗</w:t>
-            </w:r>
-            <w:r>
-              <w:t xml:space="preserve"> (J)</w:t>
+              <w:t xml:space="preserve">公式居中编号靠右</w:t>
+            </w:r>
+          </w:p>
+        </w:tc>
+        <w:tc>
+          <w:tcPr/>
+          <w:p>
+            <w:pPr>
+              <w:pStyle w:val="Compact"/>
+              <w:jc w:val="center"/>
+            </w:pPr>
+            <w:r>
+              <w:rPr>
+                <w:rFonts w:hint="eastAsia"/>
+              </w:rPr>
+              <w:t xml:space="preserve">自动化数据防丢数门禁</w:t>
             </w:r>
           </w:p>
         </w:tc>
@@ -1561,16 +1757,16 @@
               <w:rPr>
                 <w:rFonts w:hint="eastAsia"/>
               </w:rPr>
-              <w:t xml:space="preserve">经典</w:t>
-            </w:r>
-            <w:r>
-              <w:t xml:space="preserve"> PID </w:t>
+              <w:t xml:space="preserve">原生</w:t>
+            </w:r>
+            <w:r>
+              <w:t xml:space="preserve"> Pandoc </w:t>
             </w:r>
             <w:r>
               <w:rPr>
                 <w:rFonts w:hint="eastAsia"/>
               </w:rPr>
-              <w:t xml:space="preserve">控制器</w:t>
+              <w:t xml:space="preserve">默认导出</w:t>
             </w:r>
           </w:p>
         </w:tc>
@@ -1582,7 +1778,10 @@
               <w:jc w:val="center"/>
             </w:pPr>
             <w:r>
-              <w:t xml:space="preserve">71.425</w:t>
+              <w:rPr>
+                <w:rFonts w:hint="eastAsia"/>
+              </w:rPr>
+              <w:t xml:space="preserve">不支持</w:t>
             </w:r>
           </w:p>
         </w:tc>
@@ -1594,7 +1793,13 @@
               <w:jc w:val="center"/>
             </w:pPr>
             <w:r>
-              <w:t xml:space="preserve">4.821</w:t>
+              <w:rPr>
+                <w:rFonts w:hint="eastAsia"/>
+              </w:rPr>
+              <w:t xml:space="preserve">需手动改</w:t>
+            </w:r>
+            <w:r>
+              <w:t xml:space="preserve"> XML</w:t>
             </w:r>
           </w:p>
         </w:tc>
@@ -1606,7 +1811,10 @@
               <w:jc w:val="center"/>
             </w:pPr>
             <w:r>
-              <w:t xml:space="preserve">5.210</w:t>
+              <w:rPr>
+                <w:rFonts w:hint="eastAsia"/>
+              </w:rPr>
+              <w:t xml:space="preserve">仅普通黑边框</w:t>
             </w:r>
           </w:p>
         </w:tc>
@@ -1618,7 +1826,25 @@
               <w:jc w:val="center"/>
             </w:pPr>
             <w:r>
-              <w:t xml:space="preserve">128.450</w:t>
+              <w:rPr>
+                <w:rFonts w:hint="eastAsia"/>
+              </w:rPr>
+              <w:t xml:space="preserve">编号易错位折行</w:t>
+            </w:r>
+          </w:p>
+        </w:tc>
+        <w:tc>
+          <w:tcPr/>
+          <w:p>
+            <w:pPr>
+              <w:pStyle w:val="Compact"/>
+              <w:jc w:val="center"/>
+            </w:pPr>
+            <w:r>
+              <w:rPr>
+                <w:rFonts w:hint="eastAsia"/>
+              </w:rPr>
+              <w:t xml:space="preserve">无</w:t>
             </w:r>
           </w:p>
         </w:tc>
@@ -1632,13 +1858,22 @@
               <w:jc w:val="left"/>
             </w:pPr>
             <w:r>
-              <w:t xml:space="preserve">PPO </w:t>
+              <w:t xml:space="preserve">Quarto </w:t>
             </w:r>
             <w:r>
               <w:rPr>
                 <w:rFonts w:hint="eastAsia"/>
               </w:rPr>
-              <w:t xml:space="preserve">深度强化学习</w:t>
+              <w:t xml:space="preserve">默认</w:t>
+            </w:r>
+            <w:r>
+              <w:t xml:space="preserve"> Word </w:t>
+            </w:r>
+            <w:r>
+              <w:rPr>
+                <w:rFonts w:hint="eastAsia"/>
+              </w:rPr>
+              <w:t xml:space="preserve">导出</w:t>
             </w:r>
           </w:p>
         </w:tc>
@@ -1650,7 +1885,10 @@
               <w:jc w:val="center"/>
             </w:pPr>
             <w:r>
-              <w:t xml:space="preserve">83.150</w:t>
+              <w:rPr>
+                <w:rFonts w:hint="eastAsia"/>
+              </w:rPr>
+              <w:t xml:space="preserve">不支持</w:t>
             </w:r>
           </w:p>
         </w:tc>
@@ -1662,7 +1900,10 @@
               <w:jc w:val="center"/>
             </w:pPr>
             <w:r>
-              <w:t xml:space="preserve">2.654</w:t>
+              <w:rPr>
+                <w:rFonts w:hint="eastAsia"/>
+              </w:rPr>
+              <w:t xml:space="preserve">不支持</w:t>
             </w:r>
           </w:p>
         </w:tc>
@@ -1674,7 +1915,10 @@
               <w:jc w:val="center"/>
             </w:pPr>
             <w:r>
-              <w:t xml:space="preserve">14.820</w:t>
+              <w:rPr>
+                <w:rFonts w:hint="eastAsia"/>
+              </w:rPr>
+              <w:t xml:space="preserve">依赖外部模板</w:t>
             </w:r>
           </w:p>
         </w:tc>
@@ -1686,7 +1930,25 @@
               <w:jc w:val="center"/>
             </w:pPr>
             <w:r>
-              <w:t xml:space="preserve">185.320</w:t>
+              <w:rPr>
+                <w:rFonts w:hint="eastAsia"/>
+              </w:rPr>
+              <w:t xml:space="preserve">基础支持</w:t>
+            </w:r>
+          </w:p>
+        </w:tc>
+        <w:tc>
+          <w:tcPr/>
+          <w:p>
+            <w:pPr>
+              <w:pStyle w:val="Compact"/>
+              <w:jc w:val="center"/>
+            </w:pPr>
+            <w:r>
+              <w:rPr>
+                <w:rFonts w:hint="eastAsia"/>
+              </w:rPr>
+              <w:t xml:space="preserve">无</w:t>
             </w:r>
           </w:p>
         </w:tc>
@@ -1700,16 +1962,13 @@
               <w:jc w:val="left"/>
             </w:pPr>
             <w:r>
+              <w:t xml:space="preserve">Typora </w:t>
+            </w:r>
+            <w:r>
               <w:rPr>
                 <w:rFonts w:hint="eastAsia"/>
               </w:rPr>
-              <w:t xml:space="preserve">残差深度学习模型</w:t>
-            </w:r>
-            <w:r>
-              <w:rPr>
-                <w:vertAlign w:val="superscript"/>
-              </w:rPr>
-              <w:t xml:space="preserve">[3]</w:t>
+              <w:t xml:space="preserve">等编辑器自带导出</w:t>
             </w:r>
           </w:p>
         </w:tc>
@@ -1721,7 +1980,10 @@
               <w:jc w:val="center"/>
             </w:pPr>
             <w:r>
-              <w:t xml:space="preserve">89.640</w:t>
+              <w:rPr>
+                <w:rFonts w:hint="eastAsia"/>
+              </w:rPr>
+              <w:t xml:space="preserve">不支持</w:t>
             </w:r>
           </w:p>
         </w:tc>
@@ -1733,7 +1995,10 @@
               <w:jc w:val="center"/>
             </w:pPr>
             <w:r>
-              <w:t xml:space="preserve">1.432</w:t>
+              <w:rPr>
+                <w:rFonts w:hint="eastAsia"/>
+              </w:rPr>
+              <w:t xml:space="preserve">不支持</w:t>
             </w:r>
           </w:p>
         </w:tc>
@@ -1745,7 +2010,10 @@
               <w:jc w:val="center"/>
             </w:pPr>
             <w:r>
-              <w:t xml:space="preserve">16.500</w:t>
+              <w:rPr>
+                <w:rFonts w:hint="eastAsia"/>
+              </w:rPr>
+              <w:t xml:space="preserve">普通表格</w:t>
             </w:r>
           </w:p>
         </w:tc>
@@ -1757,7 +2025,25 @@
               <w:jc w:val="center"/>
             </w:pPr>
             <w:r>
-              <w:t xml:space="preserve">162.800</w:t>
+              <w:rPr>
+                <w:rFonts w:hint="eastAsia"/>
+              </w:rPr>
+              <w:t xml:space="preserve">不支持</w:t>
+            </w:r>
+          </w:p>
+        </w:tc>
+        <w:tc>
+          <w:tcPr/>
+          <w:p>
+            <w:pPr>
+              <w:pStyle w:val="Compact"/>
+              <w:jc w:val="center"/>
+            </w:pPr>
+            <w:r>
+              <w:rPr>
+                <w:rFonts w:hint="eastAsia"/>
+              </w:rPr>
+              <w:t xml:space="preserve">无</w:t>
             </w:r>
           </w:p>
         </w:tc>
@@ -1771,13 +2057,13 @@
               <w:jc w:val="left"/>
             </w:pPr>
             <w:r>
+              <w:t xml:space="preserve">Word </w:t>
+            </w:r>
+            <w:r>
               <w:rPr>
                 <w:rFonts w:hint="eastAsia"/>
               </w:rPr>
-              <w:t xml:space="preserve">本文方法</w:t>
-            </w:r>
-            <w:r>
-              <w:t xml:space="preserve"> (Ours)</w:t>
+              <w:t xml:space="preserve">手动排版与格式刷</w:t>
             </w:r>
           </w:p>
         </w:tc>
@@ -1789,7 +2075,10 @@
               <w:jc w:val="center"/>
             </w:pPr>
             <w:r>
-              <w:t xml:space="preserve">96.872</w:t>
+              <w:rPr>
+                <w:rFonts w:hint="eastAsia"/>
+              </w:rPr>
+              <w:t xml:space="preserve">支持（费时数小时）</w:t>
             </w:r>
           </w:p>
         </w:tc>
@@ -1801,7 +2090,10 @@
               <w:jc w:val="center"/>
             </w:pPr>
             <w:r>
-              <w:t xml:space="preserve">0.815</w:t>
+              <w:rPr>
+                <w:rFonts w:hint="eastAsia"/>
+              </w:rPr>
+              <w:t xml:space="preserve">支持（手动断开）</w:t>
             </w:r>
           </w:p>
         </w:tc>
@@ -1813,7 +2105,10 @@
               <w:jc w:val="center"/>
             </w:pPr>
             <w:r>
-              <w:t xml:space="preserve">18.340</w:t>
+              <w:rPr>
+                <w:rFonts w:hint="eastAsia"/>
+              </w:rPr>
+              <w:t xml:space="preserve">手动逐表调整</w:t>
             </w:r>
           </w:p>
         </w:tc>
@@ -1825,7 +2120,143 @@
               <w:jc w:val="center"/>
             </w:pPr>
             <w:r>
-              <w:t xml:space="preserve">142.110</w:t>
+              <w:rPr>
+                <w:rFonts w:hint="eastAsia"/>
+              </w:rPr>
+              <w:t xml:space="preserve">手动制表位对齐</w:t>
+            </w:r>
+          </w:p>
+        </w:tc>
+        <w:tc>
+          <w:tcPr/>
+          <w:p>
+            <w:pPr>
+              <w:pStyle w:val="Compact"/>
+              <w:jc w:val="center"/>
+            </w:pPr>
+            <w:r>
+              <w:rPr>
+                <w:rFonts w:hint="eastAsia"/>
+              </w:rPr>
+              <w:t xml:space="preserve">无（易人工误改数据）</w:t>
+            </w:r>
+          </w:p>
+        </w:tc>
+      </w:tr>
+      <w:tr>
+        <w:tc>
+          <w:tcPr/>
+          <w:p>
+            <w:pPr>
+              <w:pStyle w:val="Compact"/>
+              <w:jc w:val="left"/>
+            </w:pPr>
+            <w:r>
+              <w:rPr>
+                <w:b/>
+                <w:bCs/>
+              </w:rPr>
+              <w:t xml:space="preserve">md-to-word </w:t>
+            </w:r>
+            <w:r>
+              <w:rPr>
+                <w:rFonts w:hint="eastAsia"/>
+                <w:b/>
+                <w:bCs/>
+              </w:rPr>
+              <w:t xml:space="preserve">(本文方案)</w:t>
+            </w:r>
+          </w:p>
+        </w:tc>
+        <w:tc>
+          <w:tcPr/>
+          <w:p>
+            <w:pPr>
+              <w:pStyle w:val="Compact"/>
+              <w:jc w:val="center"/>
+            </w:pPr>
+            <w:r>
+              <w:rPr>
+                <w:rFonts w:hint="eastAsia"/>
+                <w:b/>
+                <w:bCs/>
+              </w:rPr>
+              <w:t xml:space="preserve">完全原生支持</w:t>
+            </w:r>
+          </w:p>
+        </w:tc>
+        <w:tc>
+          <w:tcPr/>
+          <w:p>
+            <w:pPr>
+              <w:pStyle w:val="Compact"/>
+              <w:jc w:val="center"/>
+            </w:pPr>
+            <w:r>
+              <w:rPr>
+                <w:rFonts w:hint="eastAsia"/>
+                <w:b/>
+                <w:bCs/>
+              </w:rPr>
+              <w:t xml:space="preserve">全自动无缝分节</w:t>
+            </w:r>
+          </w:p>
+        </w:tc>
+        <w:tc>
+          <w:tcPr/>
+          <w:p>
+            <w:pPr>
+              <w:pStyle w:val="Compact"/>
+              <w:jc w:val="center"/>
+            </w:pPr>
+            <w:r>
+              <w:rPr>
+                <w:rFonts w:hint="eastAsia"/>
+                <w:b/>
+                <w:bCs/>
+              </w:rPr>
+              <w:t xml:space="preserve">声明式跨页重复</w:t>
+            </w:r>
+          </w:p>
+        </w:tc>
+        <w:tc>
+          <w:tcPr/>
+          <w:p>
+            <w:pPr>
+              <w:pStyle w:val="Compact"/>
+              <w:jc w:val="center"/>
+            </w:pPr>
+            <w:r>
+              <w:rPr>
+                <w:rFonts w:hint="eastAsia"/>
+                <w:b/>
+                <w:bCs/>
+              </w:rPr>
+              <w:t xml:space="preserve">绝对对齐零错位</w:t>
+            </w:r>
+          </w:p>
+        </w:tc>
+        <w:tc>
+          <w:tcPr/>
+          <w:p>
+            <w:pPr>
+              <w:pStyle w:val="Compact"/>
+              <w:jc w:val="center"/>
+            </w:pPr>
+            <w:r>
+              <w:rPr>
+                <w:b/>
+                <w:bCs/>
+              </w:rPr>
+              <w:t xml:space="preserve">100% </w:t>
+            </w:r>
+            <w:r>
+              <w:rPr>
+                <w:rFonts w:hint="eastAsia"/>
+                <w:b/>
+                <w:bCs/>
+              </w:rPr>
+              <w:t xml:space="preserve">逐项精确对账</w:t>
             </w:r>
           </w:p>
         </w:tc>
@@ -1839,7 +2270,43 @@
         <w:rPr>
           <w:rFonts w:hint="eastAsia"/>
         </w:rPr>
-        <w:t xml:space="preserve">注：所有指标均在单卡测试环境下获得，定位误差采用高精度光学追踪仪采集；高精度测试指标保留三位小数。</w:t>
+        <w:t xml:space="preserve">注：测试环境为</w:t>
+      </w:r>
+      <w:r>
+        <w:t xml:space="preserve"> macOS </w:t>
+      </w:r>
+      <w:r>
+        <w:rPr>
+          <w:rFonts w:hint="eastAsia"/>
+        </w:rPr>
+        <w:t xml:space="preserve">Sonoma，Quarto</w:t>
+      </w:r>
+      <w:r>
+        <w:t xml:space="preserve"> </w:t>
+      </w:r>
+      <w:r>
+        <w:rPr>
+          <w:rFonts w:hint="eastAsia"/>
+        </w:rPr>
+        <w:t xml:space="preserve">1.10，Word</w:t>
+      </w:r>
+      <w:r>
+        <w:t xml:space="preserve"> </w:t>
+      </w:r>
+      <w:r>
+        <w:rPr>
+          <w:rFonts w:hint="eastAsia"/>
+        </w:rPr>
+        <w:t xml:space="preserve">365；所有测试文档均基于相同源</w:t>
+      </w:r>
+      <w:r>
+        <w:t xml:space="preserve"> Markdown </w:t>
+      </w:r>
+      <w:r>
+        <w:rPr>
+          <w:rFonts w:hint="eastAsia"/>
+        </w:rPr>
+        <w:t xml:space="preserve">输入进行评测。</w:t>
       </w:r>
     </w:p>
     <w:p>
@@ -1850,16 +2317,16 @@
         <w:rPr>
           <w:rFonts w:hint="eastAsia"/>
         </w:rPr>
-        <w:t xml:space="preserve">实验数据表明，相较于基准模型，本文提出的算法在抓取成功率上取得了显著提升，平均定位误差降低至</w:t>
-      </w:r>
-      <w:r>
-        <w:t xml:space="preserve"> 0.815 </w:t>
-      </w:r>
-      <w:r>
-        <w:rPr>
-          <w:rFonts w:hint="eastAsia"/>
-        </w:rPr>
-        <w:t xml:space="preserve">mm，充分印证了多模态表征融合在精密操作中的优越性。</w:t>
+        <w:t xml:space="preserve">评测结果证实，相较于传统工具方案，本文提出的</w:t>
+      </w:r>
+      <w:r>
+        <w:t xml:space="preserve"> md-to-word </w:t>
+      </w:r>
+      <w:r>
+        <w:rPr>
+          <w:rFonts w:hint="eastAsia"/>
+        </w:rPr>
+        <w:t xml:space="preserve">在保持纯文本写作灵活性的同时，完美补齐了中文学术规范所必需的排版能力，显著降低了科研写作在终稿交付阶段的时间损耗。</w:t>
       </w:r>
     </w:p>
     <w:bookmarkEnd w:id="28"/>
@@ -1892,7 +2359,34 @@
         <w:rPr>
           <w:rFonts w:hint="eastAsia"/>
         </w:rPr>
-        <w:t xml:space="preserve">本文针对移动机器人灵巧操作控制难题，系统构建了多模态闭环感知与深度强化学习控制体系。实验验证了该方法在高动态交互场景下的鲁棒性与精度。</w:t>
+        <w:t xml:space="preserve">本文针对科研与技术人员在学术论文交付阶段的排版痛点，系统构建了基于声明式规则与</w:t>
+      </w:r>
+      <w:r>
+        <w:t xml:space="preserve"> OOXML </w:t>
+      </w:r>
+      <w:r>
+        <w:rPr>
+          <w:rFonts w:hint="eastAsia"/>
+        </w:rPr>
+        <w:t xml:space="preserve">重构的</w:t>
+      </w:r>
+      <w:r>
+        <w:t xml:space="preserve"> Markdown </w:t>
+      </w:r>
+      <w:r>
+        <w:rPr>
+          <w:rFonts w:hint="eastAsia"/>
+        </w:rPr>
+        <w:t xml:space="preserve">导出引擎。通过三道确定性自动化门禁与深层文档工程优化，实现了</w:t>
+      </w:r>
+      <w:r>
+        <w:t xml:space="preserve"> Git </w:t>
+      </w:r>
+      <w:r>
+        <w:rPr>
+          <w:rFonts w:hint="eastAsia"/>
+        </w:rPr>
+        <w:t xml:space="preserve">版本管理与严肃学术规范的统一，为智能化科研写作提供了可靠的工具支撑。</w:t>
       </w:r>
     </w:p>
     <w:p>
@@ -1907,60 +2401,37 @@
       </w:r>
     </w:p>
     <w:bookmarkStart w:id="32" w:name="refs"/>
-    <w:bookmarkStart w:id="29" w:name="ref-mnih2015"/>
+    <w:bookmarkStart w:id="30" w:name="ref-macfarlane2020"/>
     <w:p>
       <w:pPr>
         <w:pStyle w:val="Bibliography"/>
       </w:pPr>
       <w:r>
-        <w:t xml:space="preserve">[1]MNIH V, KAVUKCUOGLU K, SILVER D, </w:t>
-      </w:r>
-      <w:r>
-        <w:rPr>
-          <w:rFonts w:hint="eastAsia"/>
-        </w:rPr>
-        <w:t xml:space="preserve">等.</w:t>
-      </w:r>
-      <w:r>
-        <w:t xml:space="preserve"> Human-level control through deep reinforcement learning[J]. Nature, 2015, 518(7540): 529-533.</w:t>
-      </w:r>
-    </w:p>
-    <w:bookmarkEnd w:id="29"/>
-    <w:bookmarkStart w:id="30" w:name="ref-silver2016"/>
-    <w:p>
-      <w:pPr>
-        <w:pStyle w:val="Bibliography"/>
-      </w:pPr>
-      <w:r>
-        <w:t xml:space="preserve">[2]SILVER D, HUANG A, MADDISON C J, </w:t>
-      </w:r>
-      <w:r>
-        <w:rPr>
-          <w:rFonts w:hint="eastAsia"/>
-        </w:rPr>
-        <w:t xml:space="preserve">等.</w:t>
-      </w:r>
-      <w:r>
-        <w:t xml:space="preserve"> Mastering the game of Go with deep neural networks and tree search[J]. Nature, 2016, 529(7587): 484-489.</w:t>
+        <w:t xml:space="preserve">[1]MACFARLANE J. Pandoc: A Universal Document Converter[M/OL]. GitHub repository, 2020.</w:t>
+      </w:r>
+      <w:r>
+        <w:t xml:space="preserve"> </w:t>
+      </w:r>
+      <w:hyperlink r:id="rId29">
+        <w:r>
+          <w:rPr>
+            <w:rStyle w:val="Hyperlink"/>
+          </w:rPr>
+          <w:t xml:space="preserve">https://pandoc.org</w:t>
+        </w:r>
+      </w:hyperlink>
+      <w:r>
+        <w:t xml:space="preserve">.</w:t>
       </w:r>
     </w:p>
     <w:bookmarkEnd w:id="30"/>
-    <w:bookmarkStart w:id="31" w:name="ref-he2016"/>
+    <w:bookmarkStart w:id="31" w:name="ref-ecma376"/>
     <w:p>
       <w:pPr>
         <w:pStyle w:val="Bibliography"/>
       </w:pPr>
       <w:r>
-        <w:t xml:space="preserve">[3]HE K, ZHANG X, REN S, </w:t>
-      </w:r>
-      <w:r>
-        <w:rPr>
-          <w:rFonts w:hint="eastAsia"/>
-        </w:rPr>
-        <w:t xml:space="preserve">等.</w:t>
-      </w:r>
-      <w:r>
-        <w:t xml:space="preserve"> Deep residual learning for image recognition[J]. Proceedings of the IEEE Conference on Computer Vision and Pattern Recognition, 2016: 770-778.</w:t>
+        <w:t xml:space="preserve">[2]INTERNATIONAL E. Information technology – Document description and processing languages – Office Open XML File Formats (ECMA-376 5th edition)[A]. Geneva: ECMA International, 2021.</w:t>
       </w:r>
     </w:p>
     <w:bookmarkEnd w:id="31"/>
@@ -2033,16 +2504,7 @@
         <w:rPr>
           <w:rFonts w:hint="eastAsia"/>
         </w:rPr>
-        <w:t xml:space="preserve">接触力信号采样频率通常需达到</w:t>
-      </w:r>
-      <w:r>
-        <w:t xml:space="preserve"> 1000 Hz </w:t>
-      </w:r>
-      <w:r>
-        <w:rPr>
-          <w:rFonts w:hint="eastAsia"/>
-        </w:rPr>
-        <w:t xml:space="preserve">以上，方可满足高动态碰撞检测与微滑移实时补偿的频宽要求。</w:t>
+        <w:t xml:space="preserve">传统工具在未定制模板时容易导致中西文字体脱节，且无法原生处理带点导线的动态计算目录。</w:t>
       </w:r>
     </w:p>
   </w:footnote>

--- a/demo/01_chinese_thesis/thesis_sample.docx
+++ b/demo/01_chinese_thesis/thesis_sample.docx
@@ -86,16 +86,7 @@
         <w:rPr>
           <w:rFonts w:hint="eastAsia"/>
         </w:rPr>
-        <w:t xml:space="preserve">样式审计的三道确定性质量门禁。实验与对比评测表明，所提方案彻底消除了传统转换工具的排版伪影，在格式一致性测试中达到</w:t>
-      </w:r>
-      <w:r>
-        <w:t xml:space="preserve"> 100% </w:t>
-      </w:r>
-      <w:r>
-        <w:rPr>
-          <w:rFonts w:hint="eastAsia"/>
-        </w:rPr>
-        <w:t xml:space="preserve">审计合规，为科研工作者提供了兼顾</w:t>
+        <w:t xml:space="preserve">样式审计的三道确定性质量门禁。对照结果表明，所提方案消除了传统转换工具的排版伪影，并以导出前后的三道自动门禁替代了人工逐项核对，为科研工作者提供了兼顾</w:t>
       </w:r>
       <w:r>
         <w:t xml:space="preserve"> Git </w:t>
@@ -1451,7 +1442,7 @@
       </w:r>
     </w:p>
     <w:bookmarkEnd w:id="24"/>
-    <w:bookmarkStart w:id="28" w:name="第三章-规范实现与基准对比验证"/>
+    <w:bookmarkStart w:id="28" w:name="第三章-规范实现与对比验证"/>
     <w:p>
       <w:pPr>
         <w:pStyle w:val="Heading1"/>
@@ -1469,7 +1460,7 @@
         <w:rPr>
           <w:rFonts w:hint="eastAsia"/>
         </w:rPr>
-        <w:t xml:space="preserve">规范实现与基准对比验证</w:t>
+        <w:t xml:space="preserve">规范实现与对比验证</w:t>
       </w:r>
     </w:p>
     <w:p>
@@ -1480,16 +1471,7 @@
         <w:rPr>
           <w:rFonts w:hint="eastAsia"/>
         </w:rPr>
-        <w:t xml:space="preserve">为系统评估</w:t>
-      </w:r>
-      <w:r>
-        <w:t xml:space="preserve"> md-to-word </w:t>
-      </w:r>
-      <w:r>
-        <w:rPr>
-          <w:rFonts w:hint="eastAsia"/>
-        </w:rPr>
-        <w:t xml:space="preserve">在真实学术排版场景下的表现，我们选取经典通用转换工具与人工排版基线进行了端到端横向对比测试。自动化编译与样式审计收敛过程如图</w:t>
+        <w:t xml:space="preserve">自动化编译与质量门禁的执行流程如图</w:t>
       </w:r>
       <w:r>
         <w:t xml:space="preserve"> 2 </w:t>
@@ -1498,7 +1480,7 @@
         <w:rPr>
           <w:rFonts w:hint="eastAsia"/>
         </w:rPr>
-        <w:t xml:space="preserve">所示。</w:t>
+        <w:t xml:space="preserve">所示：三道门禁分别落在编译前、产物生成后与最终对账三个位置，任一道不通过即中止导出并指出行号。</w:t>
       </w:r>
     </w:p>
     <w:p>
@@ -1508,14 +1490,14 @@
       <w:r>
         <w:drawing>
           <wp:inline>
-            <wp:extent cx="4499999" cy="1702768"/>
+            <wp:extent cx="4679999" cy="2239477"/>
             <wp:effectExtent b="0" l="0" r="0" t="0"/>
-            <wp:docPr descr="图 2 排版自动化流水线质量门禁与样式对账校验流程" title="" id="26" name="Picture"/>
+            <wp:docPr descr="图 2 排版自动化流水线质量门禁与逐条对账流程" title="" id="26" name="Picture"/>
             <a:graphic>
               <a:graphicData uri="http://schemas.openxmlformats.org/drawingml/2006/picture">
                 <pic:pic>
                   <pic:nvPicPr>
-                    <pic:cNvPr descr="figures/training_loss.png" id="27" name="Picture"/>
+                    <pic:cNvPr descr="figures/qa_pipeline.png" id="27" name="Picture"/>
                     <pic:cNvPicPr>
                       <a:picLocks noChangeArrowheads="1" noChangeAspect="1"/>
                     </pic:cNvPicPr>
@@ -1529,7 +1511,7 @@
                   <pic:spPr bwMode="auto">
                     <a:xfrm>
                       <a:off x="0" y="0"/>
-                      <a:ext cx="4499999" cy="1702768"/>
+                      <a:ext cx="4679999" cy="2239477"/>
                     </a:xfrm>
                     <a:prstGeom prst="rect">
                       <a:avLst/>
@@ -1565,7 +1547,7 @@
         <w:rPr>
           <w:rFonts w:hint="eastAsia"/>
         </w:rPr>
-        <w:t xml:space="preserve">排版自动化流水线质量门禁与样式对账校验流程</w:t>
+        <w:t xml:space="preserve">排版自动化流水线质量门禁与逐条对账流程</w:t>
       </w:r>
     </w:p>
     <w:p>
@@ -1585,7 +1567,21 @@
         <w:rPr>
           <w:rFonts w:hint="eastAsia"/>
         </w:rPr>
-        <w:t xml:space="preserve">文献）的基准测试中，各工具在关键维度的特性支持对比如表</w:t>
+        <w:t xml:space="preserve">文献）的场景下，各方案在</w:t>
+      </w:r>
+      <w:r>
+        <w:rPr>
+          <w:rFonts w:hint="eastAsia"/>
+          <w:b/>
+          <w:bCs/>
+        </w:rPr>
+        <w:t xml:space="preserve">默认导出路径</w:t>
+      </w:r>
+      <w:r>
+        <w:rPr>
+          <w:rFonts w:hint="eastAsia"/>
+        </w:rPr>
+        <w:t xml:space="preserve">下的特性对照如表</w:t>
       </w:r>
       <w:r>
         <w:t xml:space="preserve"> 1 </w:t>
@@ -1623,7 +1619,7 @@
         <w:rPr>
           <w:rFonts w:hint="eastAsia"/>
         </w:rPr>
-        <w:t xml:space="preserve">主流文档排版工具在中文学术规范场景下的特性对比</w:t>
+        <w:t xml:space="preserve">主流方案在中文学术规范场景下的特性对照</w:t>
       </w:r>
     </w:p>
     <w:tbl>
@@ -1634,12 +1630,11 @@
         <w:tblLook w:firstRow="1" w:lastRow="0" w:firstColumn="0" w:lastColumn="0" w:noHBand="0" w:noVBand="0" w:val="0020"/>
       </w:tblPr>
       <w:tblGrid>
-        <w:gridCol w:w="1092"/>
-        <w:gridCol w:w="1365"/>
-        <w:gridCol w:w="1365"/>
-        <w:gridCol w:w="1365"/>
-        <w:gridCol w:w="1365"/>
-        <w:gridCol w:w="1365"/>
+        <w:gridCol w:w="1320"/>
+        <w:gridCol w:w="1650"/>
+        <w:gridCol w:w="1650"/>
+        <w:gridCol w:w="1650"/>
+        <w:gridCol w:w="1650"/>
       </w:tblGrid>
       <w:tr>
         <w:trPr>
@@ -1656,16 +1651,31 @@
               <w:rPr>
                 <w:rFonts w:hint="eastAsia"/>
               </w:rPr>
-              <w:t xml:space="preserve">排版工具</w:t>
-            </w:r>
-            <w:r>
-              <w:t xml:space="preserve"> / </w:t>
-            </w:r>
+              <w:t xml:space="preserve">排版要素</w:t>
+            </w:r>
+          </w:p>
+        </w:tc>
+        <w:tc>
+          <w:tcPr/>
+          <w:p>
+            <w:pPr>
+              <w:pStyle w:val="Compact"/>
+              <w:jc w:val="center"/>
+            </w:pPr>
             <w:r>
               <w:rPr>
                 <w:rFonts w:hint="eastAsia"/>
               </w:rPr>
-              <w:t xml:space="preserve">方案</w:t>
+              <w:t xml:space="preserve">原生</w:t>
+            </w:r>
+            <w:r>
+              <w:t xml:space="preserve"> Pandoc </w:t>
+            </w:r>
+            <w:r>
+              <w:rPr>
+                <w:rFonts w:hint="eastAsia"/>
+              </w:rPr>
+              <w:t xml:space="preserve">默认导出</w:t>
             </w:r>
           </w:p>
         </w:tc>
@@ -1675,6 +1685,68 @@
             <w:pPr>
               <w:pStyle w:val="Compact"/>
               <w:jc w:val="center"/>
+            </w:pPr>
+            <w:r>
+              <w:t xml:space="preserve">Quarto </w:t>
+            </w:r>
+            <w:r>
+              <w:rPr>
+                <w:rFonts w:hint="eastAsia"/>
+              </w:rPr>
+              <w:t xml:space="preserve">默认</w:t>
+            </w:r>
+            <w:r>
+              <w:t xml:space="preserve"> Word </w:t>
+            </w:r>
+            <w:r>
+              <w:rPr>
+                <w:rFonts w:hint="eastAsia"/>
+              </w:rPr>
+              <w:t xml:space="preserve">导出</w:t>
+            </w:r>
+          </w:p>
+        </w:tc>
+        <w:tc>
+          <w:tcPr/>
+          <w:p>
+            <w:pPr>
+              <w:pStyle w:val="Compact"/>
+              <w:jc w:val="center"/>
+            </w:pPr>
+            <w:r>
+              <w:t xml:space="preserve">Word </w:t>
+            </w:r>
+            <w:r>
+              <w:rPr>
+                <w:rFonts w:hint="eastAsia"/>
+              </w:rPr>
+              <w:t xml:space="preserve">手工排版</w:t>
+            </w:r>
+          </w:p>
+        </w:tc>
+        <w:tc>
+          <w:tcPr/>
+          <w:p>
+            <w:pPr>
+              <w:pStyle w:val="Compact"/>
+              <w:jc w:val="center"/>
+            </w:pPr>
+            <w:r>
+              <w:rPr>
+                <w:rFonts w:hint="eastAsia"/>
+              </w:rPr>
+              <w:t xml:space="preserve">本文方案</w:t>
+            </w:r>
+          </w:p>
+        </w:tc>
+      </w:tr>
+      <w:tr>
+        <w:tc>
+          <w:tcPr/>
+          <w:p>
+            <w:pPr>
+              <w:pStyle w:val="Compact"/>
+              <w:jc w:val="left"/>
             </w:pPr>
             <w:r>
               <w:rPr>
@@ -1695,7 +1767,7 @@
               <w:rPr>
                 <w:rFonts w:hint="eastAsia"/>
               </w:rPr>
-              <w:t xml:space="preserve">独立罗马/阿拉伯分节</w:t>
+              <w:t xml:space="preserve">须改底模插域</w:t>
             </w:r>
           </w:p>
         </w:tc>
@@ -1705,6 +1777,139 @@
             <w:pPr>
               <w:pStyle w:val="Compact"/>
               <w:jc w:val="center"/>
+            </w:pPr>
+            <w:r>
+              <w:rPr>
+                <w:rFonts w:hint="eastAsia"/>
+              </w:rPr>
+              <w:t xml:space="preserve">须改底模插域</w:t>
+            </w:r>
+          </w:p>
+        </w:tc>
+        <w:tc>
+          <w:tcPr/>
+          <w:p>
+            <w:pPr>
+              <w:pStyle w:val="Compact"/>
+              <w:jc w:val="center"/>
+            </w:pPr>
+            <w:r>
+              <w:rPr>
+                <w:rFonts w:hint="eastAsia"/>
+              </w:rPr>
+              <w:t xml:space="preserve">逐节断开</w:t>
+            </w:r>
+            <w:r>
+              <w:t xml:space="preserve"> + </w:t>
+            </w:r>
+            <w:r>
+              <w:rPr>
+                <w:rFonts w:hint="eastAsia"/>
+              </w:rPr>
+              <w:t xml:space="preserve">插域</w:t>
+            </w:r>
+          </w:p>
+        </w:tc>
+        <w:tc>
+          <w:tcPr/>
+          <w:p>
+            <w:pPr>
+              <w:pStyle w:val="Compact"/>
+              <w:jc w:val="center"/>
+            </w:pPr>
+            <w:r>
+              <w:rPr>
+                <w:rFonts w:hint="eastAsia"/>
+              </w:rPr>
+              <w:t xml:space="preserve">声明一行即得</w:t>
+            </w:r>
+          </w:p>
+        </w:tc>
+      </w:tr>
+      <w:tr>
+        <w:tc>
+          <w:tcPr/>
+          <w:p>
+            <w:pPr>
+              <w:pStyle w:val="Compact"/>
+              <w:jc w:val="left"/>
+            </w:pPr>
+            <w:r>
+              <w:rPr>
+                <w:rFonts w:hint="eastAsia"/>
+              </w:rPr>
+              <w:t xml:space="preserve">独立罗马/阿拉伯分节</w:t>
+            </w:r>
+          </w:p>
+        </w:tc>
+        <w:tc>
+          <w:tcPr/>
+          <w:p>
+            <w:pPr>
+              <w:pStyle w:val="Compact"/>
+              <w:jc w:val="center"/>
+            </w:pPr>
+            <w:r>
+              <w:rPr>
+                <w:rFonts w:hint="eastAsia"/>
+              </w:rPr>
+              <w:t xml:space="preserve">不支持</w:t>
+            </w:r>
+          </w:p>
+        </w:tc>
+        <w:tc>
+          <w:tcPr/>
+          <w:p>
+            <w:pPr>
+              <w:pStyle w:val="Compact"/>
+              <w:jc w:val="center"/>
+            </w:pPr>
+            <w:r>
+              <w:rPr>
+                <w:rFonts w:hint="eastAsia"/>
+              </w:rPr>
+              <w:t xml:space="preserve">不支持</w:t>
+            </w:r>
+          </w:p>
+        </w:tc>
+        <w:tc>
+          <w:tcPr/>
+          <w:p>
+            <w:pPr>
+              <w:pStyle w:val="Compact"/>
+              <w:jc w:val="center"/>
+            </w:pPr>
+            <w:r>
+              <w:rPr>
+                <w:rFonts w:hint="eastAsia"/>
+              </w:rPr>
+              <w:t xml:space="preserve">手工插分节符</w:t>
+            </w:r>
+          </w:p>
+        </w:tc>
+        <w:tc>
+          <w:tcPr/>
+          <w:p>
+            <w:pPr>
+              <w:pStyle w:val="Compact"/>
+              <w:jc w:val="center"/>
+            </w:pPr>
+            <w:r>
+              <w:rPr>
+                <w:rFonts w:hint="eastAsia"/>
+              </w:rPr>
+              <w:t xml:space="preserve">声明一行即得</w:t>
+            </w:r>
+          </w:p>
+        </w:tc>
+      </w:tr>
+      <w:tr>
+        <w:tc>
+          <w:tcPr/>
+          <w:p>
+            <w:pPr>
+              <w:pStyle w:val="Compact"/>
+              <w:jc w:val="left"/>
             </w:pPr>
             <w:r>
               <w:rPr>
@@ -1725,7 +1930,7 @@
               <w:rPr>
                 <w:rFonts w:hint="eastAsia"/>
               </w:rPr>
-              <w:t xml:space="preserve">公式居中编号靠右</w:t>
+              <w:t xml:space="preserve">须改底模</w:t>
             </w:r>
           </w:p>
         </w:tc>
@@ -1740,48 +1945,54 @@
               <w:rPr>
                 <w:rFonts w:hint="eastAsia"/>
               </w:rPr>
-              <w:t xml:space="preserve">自动化数据防丢数门禁</w:t>
-            </w:r>
-          </w:p>
-        </w:tc>
-      </w:tr>
-      <w:tr>
+              <w:t xml:space="preserve">须改底模</w:t>
+            </w:r>
+          </w:p>
+        </w:tc>
         <w:tc>
           <w:tcPr/>
           <w:p>
             <w:pPr>
               <w:pStyle w:val="Compact"/>
-              <w:jc w:val="left"/>
+              <w:jc w:val="center"/>
             </w:pPr>
             <w:r>
               <w:rPr>
                 <w:rFonts w:hint="eastAsia"/>
               </w:rPr>
-              <w:t xml:space="preserve">原生</w:t>
-            </w:r>
-            <w:r>
-              <w:t xml:space="preserve"> Pandoc </w:t>
-            </w:r>
+              <w:t xml:space="preserve">逐表设边框</w:t>
+            </w:r>
+          </w:p>
+        </w:tc>
+        <w:tc>
+          <w:tcPr/>
+          <w:p>
+            <w:pPr>
+              <w:pStyle w:val="Compact"/>
+              <w:jc w:val="center"/>
+            </w:pPr>
             <w:r>
               <w:rPr>
                 <w:rFonts w:hint="eastAsia"/>
               </w:rPr>
-              <w:t xml:space="preserve">默认导出</w:t>
-            </w:r>
-          </w:p>
-        </w:tc>
+              <w:t xml:space="preserve">声明一行即得</w:t>
+            </w:r>
+          </w:p>
+        </w:tc>
+      </w:tr>
+      <w:tr>
         <w:tc>
           <w:tcPr/>
           <w:p>
             <w:pPr>
               <w:pStyle w:val="Compact"/>
-              <w:jc w:val="center"/>
+              <w:jc w:val="left"/>
             </w:pPr>
             <w:r>
               <w:rPr>
                 <w:rFonts w:hint="eastAsia"/>
               </w:rPr>
-              <w:t xml:space="preserve">不支持</w:t>
+              <w:t xml:space="preserve">跨页重复表头</w:t>
             </w:r>
           </w:p>
         </w:tc>
@@ -1796,10 +2007,7 @@
               <w:rPr>
                 <w:rFonts w:hint="eastAsia"/>
               </w:rPr>
-              <w:t xml:space="preserve">需手动改</w:t>
-            </w:r>
-            <w:r>
-              <w:t xml:space="preserve"> XML</w:t>
+              <w:t xml:space="preserve">默认即有</w:t>
             </w:r>
           </w:p>
         </w:tc>
@@ -1814,7 +2022,7 @@
               <w:rPr>
                 <w:rFonts w:hint="eastAsia"/>
               </w:rPr>
-              <w:t xml:space="preserve">仅普通黑边框</w:t>
+              <w:t xml:space="preserve">默认即有</w:t>
             </w:r>
           </w:p>
         </w:tc>
@@ -1829,7 +2037,116 @@
               <w:rPr>
                 <w:rFonts w:hint="eastAsia"/>
               </w:rPr>
-              <w:t xml:space="preserve">编号易错位折行</w:t>
+              <w:t xml:space="preserve">逐表勾选</w:t>
+            </w:r>
+          </w:p>
+        </w:tc>
+        <w:tc>
+          <w:tcPr/>
+          <w:p>
+            <w:pPr>
+              <w:pStyle w:val="Compact"/>
+              <w:jc w:val="center"/>
+            </w:pPr>
+            <w:r>
+              <w:rPr>
+                <w:rFonts w:hint="eastAsia"/>
+              </w:rPr>
+              <w:t xml:space="preserve">默认即有，可显式声明</w:t>
+            </w:r>
+          </w:p>
+        </w:tc>
+      </w:tr>
+      <w:tr>
+        <w:tc>
+          <w:tcPr/>
+          <w:p>
+            <w:pPr>
+              <w:pStyle w:val="Compact"/>
+              <w:jc w:val="left"/>
+            </w:pPr>
+            <w:r>
+              <w:rPr>
+                <w:rFonts w:hint="eastAsia"/>
+              </w:rPr>
+              <w:t xml:space="preserve">公式居中编号靠右</w:t>
+            </w:r>
+          </w:p>
+        </w:tc>
+        <w:tc>
+          <w:tcPr/>
+          <w:p>
+            <w:pPr>
+              <w:pStyle w:val="Compact"/>
+              <w:jc w:val="center"/>
+            </w:pPr>
+            <w:r>
+              <w:rPr>
+                <w:rFonts w:hint="eastAsia"/>
+              </w:rPr>
+              <w:t xml:space="preserve">编号不靠右</w:t>
+            </w:r>
+          </w:p>
+        </w:tc>
+        <w:tc>
+          <w:tcPr/>
+          <w:p>
+            <w:pPr>
+              <w:pStyle w:val="Compact"/>
+              <w:jc w:val="center"/>
+            </w:pPr>
+            <w:r>
+              <w:rPr>
+                <w:rFonts w:hint="eastAsia"/>
+              </w:rPr>
+              <w:t xml:space="preserve">编号跟随公式</w:t>
+            </w:r>
+          </w:p>
+        </w:tc>
+        <w:tc>
+          <w:tcPr/>
+          <w:p>
+            <w:pPr>
+              <w:pStyle w:val="Compact"/>
+              <w:jc w:val="center"/>
+            </w:pPr>
+            <w:r>
+              <w:rPr>
+                <w:rFonts w:hint="eastAsia"/>
+              </w:rPr>
+              <w:t xml:space="preserve">手设制表位</w:t>
+            </w:r>
+          </w:p>
+        </w:tc>
+        <w:tc>
+          <w:tcPr/>
+          <w:p>
+            <w:pPr>
+              <w:pStyle w:val="Compact"/>
+              <w:jc w:val="center"/>
+            </w:pPr>
+            <w:r>
+              <w:rPr>
+                <w:rFonts w:hint="eastAsia"/>
+              </w:rPr>
+              <w:t xml:space="preserve">自动对齐</w:t>
+            </w:r>
+          </w:p>
+        </w:tc>
+      </w:tr>
+      <w:tr>
+        <w:tc>
+          <w:tcPr/>
+          <w:p>
+            <w:pPr>
+              <w:pStyle w:val="Compact"/>
+              <w:jc w:val="left"/>
+            </w:pPr>
+            <w:r>
+              <w:rPr>
+                <w:rFonts w:hint="eastAsia"/>
+              </w:rPr>
+              <w:t xml:space="preserve">数据防丢数门禁</w:t>
             </w:r>
           </w:p>
         </w:tc>
@@ -1848,95 +2165,6 @@
             </w:r>
           </w:p>
         </w:tc>
-      </w:tr>
-      <w:tr>
-        <w:tc>
-          <w:tcPr/>
-          <w:p>
-            <w:pPr>
-              <w:pStyle w:val="Compact"/>
-              <w:jc w:val="left"/>
-            </w:pPr>
-            <w:r>
-              <w:t xml:space="preserve">Quarto </w:t>
-            </w:r>
-            <w:r>
-              <w:rPr>
-                <w:rFonts w:hint="eastAsia"/>
-              </w:rPr>
-              <w:t xml:space="preserve">默认</w:t>
-            </w:r>
-            <w:r>
-              <w:t xml:space="preserve"> Word </w:t>
-            </w:r>
-            <w:r>
-              <w:rPr>
-                <w:rFonts w:hint="eastAsia"/>
-              </w:rPr>
-              <w:t xml:space="preserve">导出</w:t>
-            </w:r>
-          </w:p>
-        </w:tc>
-        <w:tc>
-          <w:tcPr/>
-          <w:p>
-            <w:pPr>
-              <w:pStyle w:val="Compact"/>
-              <w:jc w:val="center"/>
-            </w:pPr>
-            <w:r>
-              <w:rPr>
-                <w:rFonts w:hint="eastAsia"/>
-              </w:rPr>
-              <w:t xml:space="preserve">不支持</w:t>
-            </w:r>
-          </w:p>
-        </w:tc>
-        <w:tc>
-          <w:tcPr/>
-          <w:p>
-            <w:pPr>
-              <w:pStyle w:val="Compact"/>
-              <w:jc w:val="center"/>
-            </w:pPr>
-            <w:r>
-              <w:rPr>
-                <w:rFonts w:hint="eastAsia"/>
-              </w:rPr>
-              <w:t xml:space="preserve">不支持</w:t>
-            </w:r>
-          </w:p>
-        </w:tc>
-        <w:tc>
-          <w:tcPr/>
-          <w:p>
-            <w:pPr>
-              <w:pStyle w:val="Compact"/>
-              <w:jc w:val="center"/>
-            </w:pPr>
-            <w:r>
-              <w:rPr>
-                <w:rFonts w:hint="eastAsia"/>
-              </w:rPr>
-              <w:t xml:space="preserve">依赖外部模板</w:t>
-            </w:r>
-          </w:p>
-        </w:tc>
-        <w:tc>
-          <w:tcPr/>
-          <w:p>
-            <w:pPr>
-              <w:pStyle w:val="Compact"/>
-              <w:jc w:val="center"/>
-            </w:pPr>
-            <w:r>
-              <w:rPr>
-                <w:rFonts w:hint="eastAsia"/>
-              </w:rPr>
-              <w:t xml:space="preserve">基础支持</w:t>
-            </w:r>
-          </w:p>
-        </w:tc>
         <w:tc>
           <w:tcPr/>
           <w:p>
@@ -1952,86 +2180,6 @@
             </w:r>
           </w:p>
         </w:tc>
-      </w:tr>
-      <w:tr>
-        <w:tc>
-          <w:tcPr/>
-          <w:p>
-            <w:pPr>
-              <w:pStyle w:val="Compact"/>
-              <w:jc w:val="left"/>
-            </w:pPr>
-            <w:r>
-              <w:t xml:space="preserve">Typora </w:t>
-            </w:r>
-            <w:r>
-              <w:rPr>
-                <w:rFonts w:hint="eastAsia"/>
-              </w:rPr>
-              <w:t xml:space="preserve">等编辑器自带导出</w:t>
-            </w:r>
-          </w:p>
-        </w:tc>
-        <w:tc>
-          <w:tcPr/>
-          <w:p>
-            <w:pPr>
-              <w:pStyle w:val="Compact"/>
-              <w:jc w:val="center"/>
-            </w:pPr>
-            <w:r>
-              <w:rPr>
-                <w:rFonts w:hint="eastAsia"/>
-              </w:rPr>
-              <w:t xml:space="preserve">不支持</w:t>
-            </w:r>
-          </w:p>
-        </w:tc>
-        <w:tc>
-          <w:tcPr/>
-          <w:p>
-            <w:pPr>
-              <w:pStyle w:val="Compact"/>
-              <w:jc w:val="center"/>
-            </w:pPr>
-            <w:r>
-              <w:rPr>
-                <w:rFonts w:hint="eastAsia"/>
-              </w:rPr>
-              <w:t xml:space="preserve">不支持</w:t>
-            </w:r>
-          </w:p>
-        </w:tc>
-        <w:tc>
-          <w:tcPr/>
-          <w:p>
-            <w:pPr>
-              <w:pStyle w:val="Compact"/>
-              <w:jc w:val="center"/>
-            </w:pPr>
-            <w:r>
-              <w:rPr>
-                <w:rFonts w:hint="eastAsia"/>
-              </w:rPr>
-              <w:t xml:space="preserve">普通表格</w:t>
-            </w:r>
-          </w:p>
-        </w:tc>
-        <w:tc>
-          <w:tcPr/>
-          <w:p>
-            <w:pPr>
-              <w:pStyle w:val="Compact"/>
-              <w:jc w:val="center"/>
-            </w:pPr>
-            <w:r>
-              <w:rPr>
-                <w:rFonts w:hint="eastAsia"/>
-              </w:rPr>
-              <w:t xml:space="preserve">不支持</w:t>
-            </w:r>
-          </w:p>
-        </w:tc>
         <w:tc>
           <w:tcPr/>
           <w:p>
@@ -2047,216 +2195,18 @@
             </w:r>
           </w:p>
         </w:tc>
-      </w:tr>
-      <w:tr>
         <w:tc>
           <w:tcPr/>
           <w:p>
             <w:pPr>
               <w:pStyle w:val="Compact"/>
-              <w:jc w:val="left"/>
-            </w:pPr>
-            <w:r>
-              <w:t xml:space="preserve">Word </w:t>
-            </w:r>
+              <w:jc w:val="center"/>
+            </w:pPr>
             <w:r>
               <w:rPr>
                 <w:rFonts w:hint="eastAsia"/>
               </w:rPr>
-              <w:t xml:space="preserve">手动排版与格式刷</w:t>
-            </w:r>
-          </w:p>
-        </w:tc>
-        <w:tc>
-          <w:tcPr/>
-          <w:p>
-            <w:pPr>
-              <w:pStyle w:val="Compact"/>
-              <w:jc w:val="center"/>
-            </w:pPr>
-            <w:r>
-              <w:rPr>
-                <w:rFonts w:hint="eastAsia"/>
-              </w:rPr>
-              <w:t xml:space="preserve">支持（费时数小时）</w:t>
-            </w:r>
-          </w:p>
-        </w:tc>
-        <w:tc>
-          <w:tcPr/>
-          <w:p>
-            <w:pPr>
-              <w:pStyle w:val="Compact"/>
-              <w:jc w:val="center"/>
-            </w:pPr>
-            <w:r>
-              <w:rPr>
-                <w:rFonts w:hint="eastAsia"/>
-              </w:rPr>
-              <w:t xml:space="preserve">支持（手动断开）</w:t>
-            </w:r>
-          </w:p>
-        </w:tc>
-        <w:tc>
-          <w:tcPr/>
-          <w:p>
-            <w:pPr>
-              <w:pStyle w:val="Compact"/>
-              <w:jc w:val="center"/>
-            </w:pPr>
-            <w:r>
-              <w:rPr>
-                <w:rFonts w:hint="eastAsia"/>
-              </w:rPr>
-              <w:t xml:space="preserve">手动逐表调整</w:t>
-            </w:r>
-          </w:p>
-        </w:tc>
-        <w:tc>
-          <w:tcPr/>
-          <w:p>
-            <w:pPr>
-              <w:pStyle w:val="Compact"/>
-              <w:jc w:val="center"/>
-            </w:pPr>
-            <w:r>
-              <w:rPr>
-                <w:rFonts w:hint="eastAsia"/>
-              </w:rPr>
-              <w:t xml:space="preserve">手动制表位对齐</w:t>
-            </w:r>
-          </w:p>
-        </w:tc>
-        <w:tc>
-          <w:tcPr/>
-          <w:p>
-            <w:pPr>
-              <w:pStyle w:val="Compact"/>
-              <w:jc w:val="center"/>
-            </w:pPr>
-            <w:r>
-              <w:rPr>
-                <w:rFonts w:hint="eastAsia"/>
-              </w:rPr>
-              <w:t xml:space="preserve">无（易人工误改数据）</w:t>
-            </w:r>
-          </w:p>
-        </w:tc>
-      </w:tr>
-      <w:tr>
-        <w:tc>
-          <w:tcPr/>
-          <w:p>
-            <w:pPr>
-              <w:pStyle w:val="Compact"/>
-              <w:jc w:val="left"/>
-            </w:pPr>
-            <w:r>
-              <w:rPr>
-                <w:b/>
-                <w:bCs/>
-              </w:rPr>
-              <w:t xml:space="preserve">md-to-word </w:t>
-            </w:r>
-            <w:r>
-              <w:rPr>
-                <w:rFonts w:hint="eastAsia"/>
-                <w:b/>
-                <w:bCs/>
-              </w:rPr>
-              <w:t xml:space="preserve">(本文方案)</w:t>
-            </w:r>
-          </w:p>
-        </w:tc>
-        <w:tc>
-          <w:tcPr/>
-          <w:p>
-            <w:pPr>
-              <w:pStyle w:val="Compact"/>
-              <w:jc w:val="center"/>
-            </w:pPr>
-            <w:r>
-              <w:rPr>
-                <w:rFonts w:hint="eastAsia"/>
-                <w:b/>
-                <w:bCs/>
-              </w:rPr>
-              <w:t xml:space="preserve">完全原生支持</w:t>
-            </w:r>
-          </w:p>
-        </w:tc>
-        <w:tc>
-          <w:tcPr/>
-          <w:p>
-            <w:pPr>
-              <w:pStyle w:val="Compact"/>
-              <w:jc w:val="center"/>
-            </w:pPr>
-            <w:r>
-              <w:rPr>
-                <w:rFonts w:hint="eastAsia"/>
-                <w:b/>
-                <w:bCs/>
-              </w:rPr>
-              <w:t xml:space="preserve">全自动无缝分节</w:t>
-            </w:r>
-          </w:p>
-        </w:tc>
-        <w:tc>
-          <w:tcPr/>
-          <w:p>
-            <w:pPr>
-              <w:pStyle w:val="Compact"/>
-              <w:jc w:val="center"/>
-            </w:pPr>
-            <w:r>
-              <w:rPr>
-                <w:rFonts w:hint="eastAsia"/>
-                <w:b/>
-                <w:bCs/>
-              </w:rPr>
-              <w:t xml:space="preserve">声明式跨页重复</w:t>
-            </w:r>
-          </w:p>
-        </w:tc>
-        <w:tc>
-          <w:tcPr/>
-          <w:p>
-            <w:pPr>
-              <w:pStyle w:val="Compact"/>
-              <w:jc w:val="center"/>
-            </w:pPr>
-            <w:r>
-              <w:rPr>
-                <w:rFonts w:hint="eastAsia"/>
-                <w:b/>
-                <w:bCs/>
-              </w:rPr>
-              <w:t xml:space="preserve">绝对对齐零错位</w:t>
-            </w:r>
-          </w:p>
-        </w:tc>
-        <w:tc>
-          <w:tcPr/>
-          <w:p>
-            <w:pPr>
-              <w:pStyle w:val="Compact"/>
-              <w:jc w:val="center"/>
-            </w:pPr>
-            <w:r>
-              <w:rPr>
-                <w:b/>
-                <w:bCs/>
-              </w:rPr>
-              <w:t xml:space="preserve">100% </w:t>
-            </w:r>
-            <w:r>
-              <w:rPr>
-                <w:rFonts w:hint="eastAsia"/>
-                <w:b/>
-                <w:bCs/>
-              </w:rPr>
-              <w:t xml:space="preserve">逐项精确对账</w:t>
+              <w:t xml:space="preserve">导出前后自动对账</w:t>
             </w:r>
           </w:p>
         </w:tc>
@@ -2270,16 +2220,21 @@
         <w:rPr>
           <w:rFonts w:hint="eastAsia"/>
         </w:rPr>
-        <w:t xml:space="preserve">注：测试环境为</w:t>
-      </w:r>
-      <w:r>
-        <w:t xml:space="preserve"> macOS </w:t>
-      </w:r>
-      <w:r>
-        <w:rPr>
-          <w:rFonts w:hint="eastAsia"/>
-        </w:rPr>
-        <w:t xml:space="preserve">Sonoma，Quarto</w:t>
+        <w:t xml:space="preserve">注：判定以各家</w:t>
+      </w:r>
+      <w:r>
+        <w:rPr>
+          <w:rFonts w:hint="eastAsia"/>
+          <w:b/>
+          <w:bCs/>
+        </w:rPr>
+        <w:t xml:space="preserve">默认导出</w:t>
+      </w:r>
+      <w:r>
+        <w:rPr>
+          <w:rFonts w:hint="eastAsia"/>
+        </w:rPr>
+        <w:t xml:space="preserve">为准（不装模板、不写</w:t>
       </w:r>
       <w:r>
         <w:t xml:space="preserve"> </w:t>
@@ -2288,25 +2243,25 @@
         <w:rPr>
           <w:rFonts w:hint="eastAsia"/>
         </w:rPr>
-        <w:t xml:space="preserve">1.10，Word</w:t>
-      </w:r>
-      <w:r>
-        <w:t xml:space="preserve"> </w:t>
-      </w:r>
-      <w:r>
-        <w:rPr>
-          <w:rFonts w:hint="eastAsia"/>
-        </w:rPr>
-        <w:t xml:space="preserve">365；所有测试文档均基于相同源</w:t>
-      </w:r>
-      <w:r>
-        <w:t xml:space="preserve"> Markdown </w:t>
-      </w:r>
-      <w:r>
-        <w:rPr>
-          <w:rFonts w:hint="eastAsia"/>
-        </w:rPr>
-        <w:t xml:space="preserve">输入进行评测。</w:t>
+        <w:t xml:space="preserve">filter）；「默认即有」为如实标注——跨页重复表头这类能力</w:t>
+      </w:r>
+      <w:r>
+        <w:t xml:space="preserve"> Pandoc </w:t>
+      </w:r>
+      <w:r>
+        <w:rPr>
+          <w:rFonts w:hint="eastAsia"/>
+        </w:rPr>
+        <w:t xml:space="preserve">与</w:t>
+      </w:r>
+      <w:r>
+        <w:t xml:space="preserve"> Quarto </w:t>
+      </w:r>
+      <w:r>
+        <w:rPr>
+          <w:rFonts w:hint="eastAsia"/>
+        </w:rPr>
+        <w:t xml:space="preserve">本就提供。本方案的差异不在单项有无，而在全部要素由同一份声明式规则文件统一描述。</w:t>
       </w:r>
     </w:p>
     <w:p>
@@ -2317,7 +2272,7 @@
         <w:rPr>
           <w:rFonts w:hint="eastAsia"/>
         </w:rPr>
-        <w:t xml:space="preserve">评测结果证实，相较于传统工具方案，本文提出的</w:t>
+        <w:t xml:space="preserve">对照结果证实，相较于传统工具方案，本文提出的</w:t>
       </w:r>
       <w:r>
         <w:t xml:space="preserve"> md-to-word </w:t>
@@ -2326,7 +2281,7 @@
         <w:rPr>
           <w:rFonts w:hint="eastAsia"/>
         </w:rPr>
-        <w:t xml:space="preserve">在保持纯文本写作灵活性的同时，完美补齐了中文学术规范所必需的排版能力，显著降低了科研写作在终稿交付阶段的时间损耗。</w:t>
+        <w:t xml:space="preserve">在保持纯文本写作灵活性的同时，补齐了中文学术规范所必需的排版能力，显著降低了科研写作在终稿交付阶段的时间损耗。</w:t>
       </w:r>
     </w:p>
     <w:bookmarkEnd w:id="28"/>

--- a/demo/01_chinese_thesis/thesis_sample.docx
+++ b/demo/01_chinese_thesis/thesis_sample.docx
@@ -793,7 +793,7 @@
           <w:rPr>
             <w:rStyle w:val="Hyperlink"/>
           </w:rPr>
-          <w:t xml:space="preserve"> 1</w:t>
+          <w:t xml:space="preserve"> 2.1</w:t>
         </w:r>
       </w:hyperlink>
       <w:r>
@@ -996,7 +996,7 @@
               <w:spacing w:before="0" w:after="0"/>
             </w:pPr>
             <w:r>
-              <w:t>(1)</w:t>
+              <w:t>(2.1)</w:t>
             </w:r>
           </w:p>
         </w:tc>
@@ -1378,7 +1378,7 @@
               <w:spacing w:before="0" w:after="0"/>
             </w:pPr>
             <w:r>
-              <w:t>(2)</w:t>
+              <w:t>(2.2)</w:t>
             </w:r>
           </w:p>
         </w:tc>
@@ -3226,11 +3226,6 @@
     <w:basedOn w:val="Normal"/>
     <w:qFormat/>
   </w:style>
-  <w:style w:styleId="SourceCode" w:type="paragraph">
-    <w:name w:val="Source Code"/>
-    <w:basedOn w:val="Normal"/>
-    <w:qFormat/>
-  </w:style>
   <w:style w:styleId="TOCHeading" w:type="paragraph">
     <w:name w:val="TOC Heading"/>
     <w:basedOn w:val="Normal"/>
@@ -3384,10 +3379,25 @@
     <w:basedOn w:val="Normal"/>
     <w:qFormat/>
   </w:style>
+  <w:style w:styleId="SourceCode" w:type="paragraph">
+    <w:name w:val="Source Code"/>
+    <w:basedOn w:val="Normal"/>
+    <w:qFormat/>
+    <w:pPr>
+      <w:spacing w:after="0" w:before="0" w:line="240" w:lineRule="auto"/>
+      <w:ind w:firstLine="0" w:firstLineChars="0" w:left="0" w:right="0"/>
+    </w:pPr>
+    <w:rPr>
+      <w:rFonts w:ascii="Consolas" w:cs="Consolas" w:eastAsia="宋体" w:hAnsi="Consolas"/>
+    </w:rPr>
+  </w:style>
   <w:style w:styleId="VerbatimChar" w:type="character">
     <w:name w:val="Verbatim Char"/>
     <w:basedOn w:val="DefaultParagraphFont"/>
     <w:qFormat/>
+    <w:rPr>
+      <w:rFonts w:ascii="Consolas" w:cs="Consolas" w:eastAsia="宋体" w:hAnsi="Consolas"/>
+    </w:rPr>
   </w:style>
   <w:style w:styleId="SectionNumber" w:type="character">
     <w:name w:val="Section Number"/>

--- a/demo/01_chinese_thesis/thesis_sample.docx
+++ b/demo/01_chinese_thesis/thesis_sample.docx
@@ -300,7 +300,22 @@
         <w:rPr>
           <w:vertAlign w:val="superscript"/>
         </w:rPr>
-        <w:t xml:space="preserve">[1]</w:t>
+        <w:t xml:space="preserve">[</w:t>
+      </w:r>
+      <w:hyperlink w:anchor="ref-macfarlane2020">
+        <w:r>
+          <w:rPr>
+            <w:rStyle w:val="Hyperlink"/>
+            <w:vertAlign w:val="superscript"/>
+          </w:rPr>
+          <w:t xml:space="preserve">1</w:t>
+        </w:r>
+      </w:hyperlink>
+      <w:r>
+        <w:rPr>
+          <w:vertAlign w:val="superscript"/>
+        </w:rPr>
+        <w:t xml:space="preserve">]</w:t>
       </w:r>
       <w:r>
         <w:rPr>
@@ -1407,7 +1422,22 @@
         <w:rPr>
           <w:vertAlign w:val="superscript"/>
         </w:rPr>
-        <w:t xml:space="preserve">[2]</w:t>
+        <w:t xml:space="preserve">[</w:t>
+      </w:r>
+      <w:hyperlink w:anchor="ref-ecma376">
+        <w:r>
+          <w:rPr>
+            <w:rStyle w:val="Hyperlink"/>
+            <w:vertAlign w:val="superscript"/>
+          </w:rPr>
+          <w:t xml:space="preserve">2</w:t>
+        </w:r>
+      </w:hyperlink>
+      <w:r>
+        <w:rPr>
+          <w:vertAlign w:val="superscript"/>
+        </w:rPr>
+        <w:t xml:space="preserve">]</w:t>
       </w:r>
       <w:r>
         <w:rPr>

--- a/demo/01_chinese_thesis/thesis_sample.docx
+++ b/demo/01_chinese_thesis/thesis_sample.docx
@@ -179,7 +179,7 @@
         </w:sectPr>
       </w:pPr>
     </w:p>
-    <w:bookmarkStart w:id="21" w:name="第一章-绪论"/>
+    <w:bookmarkStart w:id="22" w:name="第一章-绪论"/>
     <w:p>
       <w:pPr>
         <w:pStyle w:val="Heading1"/>
@@ -198,6 +198,21 @@
           <w:rFonts w:hint="eastAsia"/>
         </w:rPr>
         <w:t xml:space="preserve">绪论</w:t>
+      </w:r>
+    </w:p>
+    <w:bookmarkStart w:id="21" w:name="研究背景与问题"/>
+    <w:p>
+      <w:pPr>
+        <w:pStyle w:val="Heading2"/>
+      </w:pPr>
+      <w:r>
+        <w:t xml:space="preserve">1.1 </w:t>
+      </w:r>
+      <w:r>
+        <w:rPr>
+          <w:rFonts w:hint="eastAsia"/>
+        </w:rPr>
+        <w:t xml:space="preserve">研究背景与问题</w:t>
       </w:r>
     </w:p>
     <w:p>
@@ -555,7 +570,8 @@
       </w:r>
     </w:p>
     <w:bookmarkEnd w:id="21"/>
-    <w:bookmarkStart w:id="24" w:name="第二章-核心排版引擎数学建模与机制"/>
+    <w:bookmarkEnd w:id="22"/>
+    <w:bookmarkStart w:id="26" w:name="第二章-核心排版引擎数学建模与机制"/>
     <w:p>
       <w:pPr>
         <w:pStyle w:val="Heading1"/>
@@ -574,6 +590,21 @@
           <w:rFonts w:hint="eastAsia"/>
         </w:rPr>
         <w:t xml:space="preserve">核心排版引擎数学建模与机制</w:t>
+      </w:r>
+    </w:p>
+    <w:bookmarkStart w:id="25" w:name="版心几何与行高约束"/>
+    <w:p>
+      <w:pPr>
+        <w:pStyle w:val="Heading2"/>
+      </w:pPr>
+      <w:r>
+        <w:t xml:space="preserve">2.1 </w:t>
+      </w:r>
+      <w:r>
+        <w:rPr>
+          <w:rFonts w:hint="eastAsia"/>
+        </w:rPr>
+        <w:t xml:space="preserve">版心几何与行高约束</w:t>
       </w:r>
     </w:p>
     <w:p>
@@ -995,8 +1026,8 @@
                 </m:r>
               </m:oMath>
             </m:oMathPara>
-            <w:bookmarkStart w:id="22" w:name="eq-dynamics"/>
-            <w:bookmarkEnd w:id="22"/>
+            <w:bookmarkStart w:id="23" w:name="eq-dynamics"/>
+            <w:bookmarkEnd w:id="23"/>
           </w:p>
         </w:tc>
         <w:tc>
@@ -1377,8 +1408,8 @@
                 </m:r>
               </m:oMath>
             </m:oMathPara>
-            <w:bookmarkStart w:id="23" w:name="eq-bellman"/>
-            <w:bookmarkEnd w:id="23"/>
+            <w:bookmarkStart w:id="24" w:name="eq-bellman"/>
+            <w:bookmarkEnd w:id="24"/>
           </w:p>
         </w:tc>
         <w:tc>
@@ -1471,8 +1502,9 @@
         <w:t xml:space="preserve">稳定锚定于版心最右侧。</w:t>
       </w:r>
     </w:p>
-    <w:bookmarkEnd w:id="24"/>
-    <w:bookmarkStart w:id="28" w:name="第三章-规范实现与对比验证"/>
+    <w:bookmarkEnd w:id="25"/>
+    <w:bookmarkEnd w:id="26"/>
+    <w:bookmarkStart w:id="32" w:name="第三章-规范实现与对比验证"/>
     <w:p>
       <w:pPr>
         <w:pStyle w:val="Heading1"/>
@@ -1491,6 +1523,21 @@
           <w:rFonts w:hint="eastAsia"/>
         </w:rPr>
         <w:t xml:space="preserve">规范实现与对比验证</w:t>
+      </w:r>
+    </w:p>
+    <w:bookmarkStart w:id="30" w:name="质量门禁的执行流程"/>
+    <w:p>
+      <w:pPr>
+        <w:pStyle w:val="Heading2"/>
+      </w:pPr>
+      <w:r>
+        <w:t xml:space="preserve">3.1 </w:t>
+      </w:r>
+      <w:r>
+        <w:rPr>
+          <w:rFonts w:hint="eastAsia"/>
+        </w:rPr>
+        <w:t xml:space="preserve">质量门禁的执行流程</w:t>
       </w:r>
     </w:p>
     <w:p>
@@ -1522,18 +1569,18 @@
           <wp:inline>
             <wp:extent cx="4679999" cy="2239477"/>
             <wp:effectExtent b="0" l="0" r="0" t="0"/>
-            <wp:docPr descr="图 2 排版自动化流水线质量门禁与逐条对账流程" title="" id="26" name="Picture"/>
+            <wp:docPr descr="图 2 排版自动化流水线质量门禁与逐条对账流程" title="" id="28" name="Picture"/>
             <a:graphic>
               <a:graphicData uri="http://schemas.openxmlformats.org/drawingml/2006/picture">
                 <pic:pic>
                   <pic:nvPicPr>
-                    <pic:cNvPr descr="figures/qa_pipeline.png" id="27" name="Picture"/>
+                    <pic:cNvPr descr="figures/qa_pipeline.png" id="29" name="Picture"/>
                     <pic:cNvPicPr>
                       <a:picLocks noChangeArrowheads="1" noChangeAspect="1"/>
                     </pic:cNvPicPr>
                   </pic:nvPicPr>
                   <pic:blipFill>
-                    <a:blip r:embed="rId25"/>
+                    <a:blip r:embed="rId27"/>
                     <a:stretch>
                       <a:fillRect/>
                     </a:stretch>
@@ -1580,9 +1627,25 @@
         <w:t xml:space="preserve">排版自动化流水线质量门禁与逐条对账流程</w:t>
       </w:r>
     </w:p>
+    <w:bookmarkEnd w:id="30"/>
+    <w:bookmarkStart w:id="31" w:name="与主流方案的特性对照"/>
     <w:p>
       <w:pPr>
-        <w:pStyle w:val="BodyText"/>
+        <w:pStyle w:val="Heading2"/>
+      </w:pPr>
+      <w:r>
+        <w:t xml:space="preserve">3.2 </w:t>
+      </w:r>
+      <w:r>
+        <w:rPr>
+          <w:rFonts w:hint="eastAsia"/>
+        </w:rPr>
+        <w:t xml:space="preserve">与主流方案的特性对照</w:t>
+      </w:r>
+    </w:p>
+    <w:p>
+      <w:pPr>
+        <w:pStyle w:val="FirstParagraph"/>
       </w:pPr>
       <w:r>
         <w:rPr>
@@ -1693,19 +1756,13 @@
               <w:jc w:val="center"/>
             </w:pPr>
             <w:r>
-              <w:rPr>
-                <w:rFonts w:hint="eastAsia"/>
-              </w:rPr>
-              <w:t xml:space="preserve">原生</w:t>
-            </w:r>
-            <w:r>
-              <w:t xml:space="preserve"> Pandoc </w:t>
-            </w:r>
-            <w:r>
-              <w:rPr>
-                <w:rFonts w:hint="eastAsia"/>
-              </w:rPr>
-              <w:t xml:space="preserve">默认导出</w:t>
+              <w:t xml:space="preserve">Pandoc </w:t>
+            </w:r>
+            <w:r>
+              <w:rPr>
+                <w:rFonts w:hint="eastAsia"/>
+              </w:rPr>
+              <w:t xml:space="preserve">默认</w:t>
             </w:r>
           </w:p>
         </w:tc>
@@ -1725,15 +1782,6 @@
               </w:rPr>
               <w:t xml:space="preserve">默认</w:t>
             </w:r>
-            <w:r>
-              <w:t xml:space="preserve"> Word </w:t>
-            </w:r>
-            <w:r>
-              <w:rPr>
-                <w:rFonts w:hint="eastAsia"/>
-              </w:rPr>
-              <w:t xml:space="preserve">导出</w:t>
-            </w:r>
           </w:p>
         </w:tc>
         <w:tc>
@@ -1750,7 +1798,7 @@
               <w:rPr>
                 <w:rFonts w:hint="eastAsia"/>
               </w:rPr>
-              <w:t xml:space="preserve">手工排版</w:t>
+              <w:t xml:space="preserve">手工</w:t>
             </w:r>
           </w:p>
         </w:tc>
@@ -1782,76 +1830,67 @@
               <w:rPr>
                 <w:rFonts w:hint="eastAsia"/>
               </w:rPr>
-              <w:t xml:space="preserve">双线动态章名页眉</w:t>
-            </w:r>
-          </w:p>
-        </w:tc>
-        <w:tc>
-          <w:tcPr/>
-          <w:p>
-            <w:pPr>
-              <w:pStyle w:val="Compact"/>
-              <w:jc w:val="center"/>
-            </w:pPr>
-            <w:r>
-              <w:rPr>
-                <w:rFonts w:hint="eastAsia"/>
-              </w:rPr>
-              <w:t xml:space="preserve">须改底模插域</w:t>
-            </w:r>
-          </w:p>
-        </w:tc>
-        <w:tc>
-          <w:tcPr/>
-          <w:p>
-            <w:pPr>
-              <w:pStyle w:val="Compact"/>
-              <w:jc w:val="center"/>
-            </w:pPr>
-            <w:r>
-              <w:rPr>
-                <w:rFonts w:hint="eastAsia"/>
-              </w:rPr>
-              <w:t xml:space="preserve">须改底模插域</w:t>
-            </w:r>
-          </w:p>
-        </w:tc>
-        <w:tc>
-          <w:tcPr/>
-          <w:p>
-            <w:pPr>
-              <w:pStyle w:val="Compact"/>
-              <w:jc w:val="center"/>
-            </w:pPr>
-            <w:r>
-              <w:rPr>
-                <w:rFonts w:hint="eastAsia"/>
-              </w:rPr>
-              <w:t xml:space="preserve">逐节断开</w:t>
-            </w:r>
-            <w:r>
-              <w:t xml:space="preserve"> + </w:t>
-            </w:r>
-            <w:r>
-              <w:rPr>
-                <w:rFonts w:hint="eastAsia"/>
-              </w:rPr>
-              <w:t xml:space="preserve">插域</w:t>
-            </w:r>
-          </w:p>
-        </w:tc>
-        <w:tc>
-          <w:tcPr/>
-          <w:p>
-            <w:pPr>
-              <w:pStyle w:val="Compact"/>
-              <w:jc w:val="center"/>
-            </w:pPr>
-            <w:r>
-              <w:rPr>
-                <w:rFonts w:hint="eastAsia"/>
-              </w:rPr>
-              <w:t xml:space="preserve">声明一行即得</w:t>
+              <w:t xml:space="preserve">中西文字体分离</w:t>
+            </w:r>
+          </w:p>
+        </w:tc>
+        <w:tc>
+          <w:tcPr/>
+          <w:p>
+            <w:pPr>
+              <w:pStyle w:val="Compact"/>
+              <w:jc w:val="center"/>
+            </w:pPr>
+            <w:r>
+              <w:rPr>
+                <w:rFonts w:hint="eastAsia"/>
+              </w:rPr>
+              <w:t xml:space="preserve">须改底模</w:t>
+            </w:r>
+          </w:p>
+        </w:tc>
+        <w:tc>
+          <w:tcPr/>
+          <w:p>
+            <w:pPr>
+              <w:pStyle w:val="Compact"/>
+              <w:jc w:val="center"/>
+            </w:pPr>
+            <w:r>
+              <w:rPr>
+                <w:rFonts w:hint="eastAsia"/>
+              </w:rPr>
+              <w:t xml:space="preserve">须改底模</w:t>
+            </w:r>
+          </w:p>
+        </w:tc>
+        <w:tc>
+          <w:tcPr/>
+          <w:p>
+            <w:pPr>
+              <w:pStyle w:val="Compact"/>
+              <w:jc w:val="center"/>
+            </w:pPr>
+            <w:r>
+              <w:rPr>
+                <w:rFonts w:hint="eastAsia"/>
+              </w:rPr>
+              <w:t xml:space="preserve">逐段设</w:t>
+            </w:r>
+          </w:p>
+        </w:tc>
+        <w:tc>
+          <w:tcPr/>
+          <w:p>
+            <w:pPr>
+              <w:pStyle w:val="Compact"/>
+              <w:jc w:val="center"/>
+            </w:pPr>
+            <w:r>
+              <w:rPr>
+                <w:rFonts w:hint="eastAsia"/>
+              </w:rPr>
+              <w:t xml:space="preserve">声明一行</w:t>
             </w:r>
           </w:p>
         </w:tc>
@@ -1868,7 +1907,7 @@
               <w:rPr>
                 <w:rFonts w:hint="eastAsia"/>
               </w:rPr>
-              <w:t xml:space="preserve">独立罗马/阿拉伯分节</w:t>
+              <w:t xml:space="preserve">中文号数与首行缩进</w:t>
             </w:r>
           </w:p>
         </w:tc>
@@ -1913,22 +1952,22 @@
               <w:rPr>
                 <w:rFonts w:hint="eastAsia"/>
               </w:rPr>
-              <w:t xml:space="preserve">手工插分节符</w:t>
-            </w:r>
-          </w:p>
-        </w:tc>
-        <w:tc>
-          <w:tcPr/>
-          <w:p>
-            <w:pPr>
-              <w:pStyle w:val="Compact"/>
-              <w:jc w:val="center"/>
-            </w:pPr>
-            <w:r>
-              <w:rPr>
-                <w:rFonts w:hint="eastAsia"/>
-              </w:rPr>
-              <w:t xml:space="preserve">声明一行即得</w:t>
+              <w:t xml:space="preserve">逐段设</w:t>
+            </w:r>
+          </w:p>
+        </w:tc>
+        <w:tc>
+          <w:tcPr/>
+          <w:p>
+            <w:pPr>
+              <w:pStyle w:val="Compact"/>
+              <w:jc w:val="center"/>
+            </w:pPr>
+            <w:r>
+              <w:rPr>
+                <w:rFonts w:hint="eastAsia"/>
+              </w:rPr>
+              <w:t xml:space="preserve">声明一行</w:t>
             </w:r>
           </w:p>
         </w:tc>
@@ -1945,67 +1984,67 @@
               <w:rPr>
                 <w:rFonts w:hint="eastAsia"/>
               </w:rPr>
-              <w:t xml:space="preserve">规范学术三线表</w:t>
-            </w:r>
-          </w:p>
-        </w:tc>
-        <w:tc>
-          <w:tcPr/>
-          <w:p>
-            <w:pPr>
-              <w:pStyle w:val="Compact"/>
-              <w:jc w:val="center"/>
-            </w:pPr>
-            <w:r>
-              <w:rPr>
-                <w:rFonts w:hint="eastAsia"/>
-              </w:rPr>
-              <w:t xml:space="preserve">须改底模</w:t>
-            </w:r>
-          </w:p>
-        </w:tc>
-        <w:tc>
-          <w:tcPr/>
-          <w:p>
-            <w:pPr>
-              <w:pStyle w:val="Compact"/>
-              <w:jc w:val="center"/>
-            </w:pPr>
-            <w:r>
-              <w:rPr>
-                <w:rFonts w:hint="eastAsia"/>
-              </w:rPr>
-              <w:t xml:space="preserve">须改底模</w:t>
-            </w:r>
-          </w:p>
-        </w:tc>
-        <w:tc>
-          <w:tcPr/>
-          <w:p>
-            <w:pPr>
-              <w:pStyle w:val="Compact"/>
-              <w:jc w:val="center"/>
-            </w:pPr>
-            <w:r>
-              <w:rPr>
-                <w:rFonts w:hint="eastAsia"/>
-              </w:rPr>
-              <w:t xml:space="preserve">逐表设边框</w:t>
-            </w:r>
-          </w:p>
-        </w:tc>
-        <w:tc>
-          <w:tcPr/>
-          <w:p>
-            <w:pPr>
-              <w:pStyle w:val="Compact"/>
-              <w:jc w:val="center"/>
-            </w:pPr>
-            <w:r>
-              <w:rPr>
-                <w:rFonts w:hint="eastAsia"/>
-              </w:rPr>
-              <w:t xml:space="preserve">声明一行即得</w:t>
+              <w:t xml:space="preserve">全文校对语言</w:t>
+            </w:r>
+          </w:p>
+        </w:tc>
+        <w:tc>
+          <w:tcPr/>
+          <w:p>
+            <w:pPr>
+              <w:pStyle w:val="Compact"/>
+              <w:jc w:val="center"/>
+            </w:pPr>
+            <w:r>
+              <w:rPr>
+                <w:rFonts w:hint="eastAsia"/>
+              </w:rPr>
+              <w:t xml:space="preserve">不支持</w:t>
+            </w:r>
+          </w:p>
+        </w:tc>
+        <w:tc>
+          <w:tcPr/>
+          <w:p>
+            <w:pPr>
+              <w:pStyle w:val="Compact"/>
+              <w:jc w:val="center"/>
+            </w:pPr>
+            <w:r>
+              <w:rPr>
+                <w:rFonts w:hint="eastAsia"/>
+              </w:rPr>
+              <w:t xml:space="preserve">不支持</w:t>
+            </w:r>
+          </w:p>
+        </w:tc>
+        <w:tc>
+          <w:tcPr/>
+          <w:p>
+            <w:pPr>
+              <w:pStyle w:val="Compact"/>
+              <w:jc w:val="center"/>
+            </w:pPr>
+            <w:r>
+              <w:rPr>
+                <w:rFonts w:hint="eastAsia"/>
+              </w:rPr>
+              <w:t xml:space="preserve">手动设</w:t>
+            </w:r>
+          </w:p>
+        </w:tc>
+        <w:tc>
+          <w:tcPr/>
+          <w:p>
+            <w:pPr>
+              <w:pStyle w:val="Compact"/>
+              <w:jc w:val="center"/>
+            </w:pPr>
+            <w:r>
+              <w:rPr>
+                <w:rFonts w:hint="eastAsia"/>
+              </w:rPr>
+              <w:t xml:space="preserve">声明一行</w:t>
             </w:r>
           </w:p>
         </w:tc>
@@ -2022,67 +2061,67 @@
               <w:rPr>
                 <w:rFonts w:hint="eastAsia"/>
               </w:rPr>
-              <w:t xml:space="preserve">跨页重复表头</w:t>
-            </w:r>
-          </w:p>
-        </w:tc>
-        <w:tc>
-          <w:tcPr/>
-          <w:p>
-            <w:pPr>
-              <w:pStyle w:val="Compact"/>
-              <w:jc w:val="center"/>
-            </w:pPr>
-            <w:r>
-              <w:rPr>
-                <w:rFonts w:hint="eastAsia"/>
-              </w:rPr>
-              <w:t xml:space="preserve">默认即有</w:t>
-            </w:r>
-          </w:p>
-        </w:tc>
-        <w:tc>
-          <w:tcPr/>
-          <w:p>
-            <w:pPr>
-              <w:pStyle w:val="Compact"/>
-              <w:jc w:val="center"/>
-            </w:pPr>
-            <w:r>
-              <w:rPr>
-                <w:rFonts w:hint="eastAsia"/>
-              </w:rPr>
-              <w:t xml:space="preserve">默认即有</w:t>
-            </w:r>
-          </w:p>
-        </w:tc>
-        <w:tc>
-          <w:tcPr/>
-          <w:p>
-            <w:pPr>
-              <w:pStyle w:val="Compact"/>
-              <w:jc w:val="center"/>
-            </w:pPr>
-            <w:r>
-              <w:rPr>
-                <w:rFonts w:hint="eastAsia"/>
-              </w:rPr>
-              <w:t xml:space="preserve">逐表勾选</w:t>
-            </w:r>
-          </w:p>
-        </w:tc>
-        <w:tc>
-          <w:tcPr/>
-          <w:p>
-            <w:pPr>
-              <w:pStyle w:val="Compact"/>
-              <w:jc w:val="center"/>
-            </w:pPr>
-            <w:r>
-              <w:rPr>
-                <w:rFonts w:hint="eastAsia"/>
-              </w:rPr>
-              <w:t xml:space="preserve">默认即有，可显式声明</w:t>
+              <w:t xml:space="preserve">学术三线表</w:t>
+            </w:r>
+          </w:p>
+        </w:tc>
+        <w:tc>
+          <w:tcPr/>
+          <w:p>
+            <w:pPr>
+              <w:pStyle w:val="Compact"/>
+              <w:jc w:val="center"/>
+            </w:pPr>
+            <w:r>
+              <w:rPr>
+                <w:rFonts w:hint="eastAsia"/>
+              </w:rPr>
+              <w:t xml:space="preserve">须改底模</w:t>
+            </w:r>
+          </w:p>
+        </w:tc>
+        <w:tc>
+          <w:tcPr/>
+          <w:p>
+            <w:pPr>
+              <w:pStyle w:val="Compact"/>
+              <w:jc w:val="center"/>
+            </w:pPr>
+            <w:r>
+              <w:rPr>
+                <w:rFonts w:hint="eastAsia"/>
+              </w:rPr>
+              <w:t xml:space="preserve">须改底模</w:t>
+            </w:r>
+          </w:p>
+        </w:tc>
+        <w:tc>
+          <w:tcPr/>
+          <w:p>
+            <w:pPr>
+              <w:pStyle w:val="Compact"/>
+              <w:jc w:val="center"/>
+            </w:pPr>
+            <w:r>
+              <w:rPr>
+                <w:rFonts w:hint="eastAsia"/>
+              </w:rPr>
+              <w:t xml:space="preserve">逐表设</w:t>
+            </w:r>
+          </w:p>
+        </w:tc>
+        <w:tc>
+          <w:tcPr/>
+          <w:p>
+            <w:pPr>
+              <w:pStyle w:val="Compact"/>
+              <w:jc w:val="center"/>
+            </w:pPr>
+            <w:r>
+              <w:rPr>
+                <w:rFonts w:hint="eastAsia"/>
+              </w:rPr>
+              <w:t xml:space="preserve">声明一行</w:t>
             </w:r>
           </w:p>
         </w:tc>
@@ -2099,67 +2138,67 @@
               <w:rPr>
                 <w:rFonts w:hint="eastAsia"/>
               </w:rPr>
-              <w:t xml:space="preserve">公式居中编号靠右</w:t>
-            </w:r>
-          </w:p>
-        </w:tc>
-        <w:tc>
-          <w:tcPr/>
-          <w:p>
-            <w:pPr>
-              <w:pStyle w:val="Compact"/>
-              <w:jc w:val="center"/>
-            </w:pPr>
-            <w:r>
-              <w:rPr>
-                <w:rFonts w:hint="eastAsia"/>
-              </w:rPr>
-              <w:t xml:space="preserve">编号不靠右</w:t>
-            </w:r>
-          </w:p>
-        </w:tc>
-        <w:tc>
-          <w:tcPr/>
-          <w:p>
-            <w:pPr>
-              <w:pStyle w:val="Compact"/>
-              <w:jc w:val="center"/>
-            </w:pPr>
-            <w:r>
-              <w:rPr>
-                <w:rFonts w:hint="eastAsia"/>
-              </w:rPr>
-              <w:t xml:space="preserve">编号跟随公式</w:t>
-            </w:r>
-          </w:p>
-        </w:tc>
-        <w:tc>
-          <w:tcPr/>
-          <w:p>
-            <w:pPr>
-              <w:pStyle w:val="Compact"/>
-              <w:jc w:val="center"/>
-            </w:pPr>
-            <w:r>
-              <w:rPr>
-                <w:rFonts w:hint="eastAsia"/>
-              </w:rPr>
-              <w:t xml:space="preserve">手设制表位</w:t>
-            </w:r>
-          </w:p>
-        </w:tc>
-        <w:tc>
-          <w:tcPr/>
-          <w:p>
-            <w:pPr>
-              <w:pStyle w:val="Compact"/>
-              <w:jc w:val="center"/>
-            </w:pPr>
-            <w:r>
-              <w:rPr>
-                <w:rFonts w:hint="eastAsia"/>
-              </w:rPr>
-              <w:t xml:space="preserve">自动对齐</w:t>
+              <w:t xml:space="preserve">全网格数据表</w:t>
+            </w:r>
+          </w:p>
+        </w:tc>
+        <w:tc>
+          <w:tcPr/>
+          <w:p>
+            <w:pPr>
+              <w:pStyle w:val="Compact"/>
+              <w:jc w:val="center"/>
+            </w:pPr>
+            <w:r>
+              <w:rPr>
+                <w:rFonts w:hint="eastAsia"/>
+              </w:rPr>
+              <w:t xml:space="preserve">须改底模</w:t>
+            </w:r>
+          </w:p>
+        </w:tc>
+        <w:tc>
+          <w:tcPr/>
+          <w:p>
+            <w:pPr>
+              <w:pStyle w:val="Compact"/>
+              <w:jc w:val="center"/>
+            </w:pPr>
+            <w:r>
+              <w:rPr>
+                <w:rFonts w:hint="eastAsia"/>
+              </w:rPr>
+              <w:t xml:space="preserve">须改底模</w:t>
+            </w:r>
+          </w:p>
+        </w:tc>
+        <w:tc>
+          <w:tcPr/>
+          <w:p>
+            <w:pPr>
+              <w:pStyle w:val="Compact"/>
+              <w:jc w:val="center"/>
+            </w:pPr>
+            <w:r>
+              <w:rPr>
+                <w:rFonts w:hint="eastAsia"/>
+              </w:rPr>
+              <w:t xml:space="preserve">逐表调</w:t>
+            </w:r>
+          </w:p>
+        </w:tc>
+        <w:tc>
+          <w:tcPr/>
+          <w:p>
+            <w:pPr>
+              <w:pStyle w:val="Compact"/>
+              <w:jc w:val="center"/>
+            </w:pPr>
+            <w:r>
+              <w:rPr>
+                <w:rFonts w:hint="eastAsia"/>
+              </w:rPr>
+              <w:t xml:space="preserve">声明一行</w:t>
             </w:r>
           </w:p>
         </w:tc>
@@ -2176,7 +2215,1707 @@
               <w:rPr>
                 <w:rFonts w:hint="eastAsia"/>
               </w:rPr>
-              <w:t xml:space="preserve">数据防丢数门禁</w:t>
+              <w:t xml:space="preserve">跨页重复表头</w:t>
+            </w:r>
+          </w:p>
+        </w:tc>
+        <w:tc>
+          <w:tcPr/>
+          <w:p>
+            <w:pPr>
+              <w:pStyle w:val="Compact"/>
+              <w:jc w:val="center"/>
+            </w:pPr>
+            <w:r>
+              <w:rPr>
+                <w:rFonts w:hint="eastAsia"/>
+              </w:rPr>
+              <w:t xml:space="preserve">默认即有</w:t>
+            </w:r>
+          </w:p>
+        </w:tc>
+        <w:tc>
+          <w:tcPr/>
+          <w:p>
+            <w:pPr>
+              <w:pStyle w:val="Compact"/>
+              <w:jc w:val="center"/>
+            </w:pPr>
+            <w:r>
+              <w:rPr>
+                <w:rFonts w:hint="eastAsia"/>
+              </w:rPr>
+              <w:t xml:space="preserve">默认即有</w:t>
+            </w:r>
+          </w:p>
+        </w:tc>
+        <w:tc>
+          <w:tcPr/>
+          <w:p>
+            <w:pPr>
+              <w:pStyle w:val="Compact"/>
+              <w:jc w:val="center"/>
+            </w:pPr>
+            <w:r>
+              <w:rPr>
+                <w:rFonts w:hint="eastAsia"/>
+              </w:rPr>
+              <w:t xml:space="preserve">逐表勾选</w:t>
+            </w:r>
+          </w:p>
+        </w:tc>
+        <w:tc>
+          <w:tcPr/>
+          <w:p>
+            <w:pPr>
+              <w:pStyle w:val="Compact"/>
+              <w:jc w:val="center"/>
+            </w:pPr>
+            <w:r>
+              <w:rPr>
+                <w:rFonts w:hint="eastAsia"/>
+              </w:rPr>
+              <w:t xml:space="preserve">可显式声明</w:t>
+            </w:r>
+          </w:p>
+        </w:tc>
+      </w:tr>
+      <w:tr>
+        <w:tc>
+          <w:tcPr/>
+          <w:p>
+            <w:pPr>
+              <w:pStyle w:val="Compact"/>
+              <w:jc w:val="left"/>
+            </w:pPr>
+            <w:r>
+              <w:rPr>
+                <w:rFonts w:hint="eastAsia"/>
+              </w:rPr>
+              <w:t xml:space="preserve">双线章名页眉</w:t>
+            </w:r>
+          </w:p>
+        </w:tc>
+        <w:tc>
+          <w:tcPr/>
+          <w:p>
+            <w:pPr>
+              <w:pStyle w:val="Compact"/>
+              <w:jc w:val="center"/>
+            </w:pPr>
+            <w:r>
+              <w:rPr>
+                <w:rFonts w:hint="eastAsia"/>
+              </w:rPr>
+              <w:t xml:space="preserve">须改底模插域</w:t>
+            </w:r>
+          </w:p>
+        </w:tc>
+        <w:tc>
+          <w:tcPr/>
+          <w:p>
+            <w:pPr>
+              <w:pStyle w:val="Compact"/>
+              <w:jc w:val="center"/>
+            </w:pPr>
+            <w:r>
+              <w:rPr>
+                <w:rFonts w:hint="eastAsia"/>
+              </w:rPr>
+              <w:t xml:space="preserve">须改底模插域</w:t>
+            </w:r>
+          </w:p>
+        </w:tc>
+        <w:tc>
+          <w:tcPr/>
+          <w:p>
+            <w:pPr>
+              <w:pStyle w:val="Compact"/>
+              <w:jc w:val="center"/>
+            </w:pPr>
+            <w:r>
+              <w:rPr>
+                <w:rFonts w:hint="eastAsia"/>
+              </w:rPr>
+              <w:t xml:space="preserve">逐节断开</w:t>
+            </w:r>
+          </w:p>
+        </w:tc>
+        <w:tc>
+          <w:tcPr/>
+          <w:p>
+            <w:pPr>
+              <w:pStyle w:val="Compact"/>
+              <w:jc w:val="center"/>
+            </w:pPr>
+            <w:r>
+              <w:rPr>
+                <w:rFonts w:hint="eastAsia"/>
+              </w:rPr>
+              <w:t xml:space="preserve">声明一行</w:t>
+            </w:r>
+          </w:p>
+        </w:tc>
+      </w:tr>
+      <w:tr>
+        <w:tc>
+          <w:tcPr/>
+          <w:p>
+            <w:pPr>
+              <w:pStyle w:val="Compact"/>
+              <w:jc w:val="left"/>
+            </w:pPr>
+            <w:r>
+              <w:rPr>
+                <w:rFonts w:hint="eastAsia"/>
+              </w:rPr>
+              <w:t xml:space="preserve">罗马/阿拉伯分节</w:t>
+            </w:r>
+          </w:p>
+        </w:tc>
+        <w:tc>
+          <w:tcPr/>
+          <w:p>
+            <w:pPr>
+              <w:pStyle w:val="Compact"/>
+              <w:jc w:val="center"/>
+            </w:pPr>
+            <w:r>
+              <w:rPr>
+                <w:rFonts w:hint="eastAsia"/>
+              </w:rPr>
+              <w:t xml:space="preserve">不支持</w:t>
+            </w:r>
+          </w:p>
+        </w:tc>
+        <w:tc>
+          <w:tcPr/>
+          <w:p>
+            <w:pPr>
+              <w:pStyle w:val="Compact"/>
+              <w:jc w:val="center"/>
+            </w:pPr>
+            <w:r>
+              <w:rPr>
+                <w:rFonts w:hint="eastAsia"/>
+              </w:rPr>
+              <w:t xml:space="preserve">不支持</w:t>
+            </w:r>
+          </w:p>
+        </w:tc>
+        <w:tc>
+          <w:tcPr/>
+          <w:p>
+            <w:pPr>
+              <w:pStyle w:val="Compact"/>
+              <w:jc w:val="center"/>
+            </w:pPr>
+            <w:r>
+              <w:rPr>
+                <w:rFonts w:hint="eastAsia"/>
+              </w:rPr>
+              <w:t xml:space="preserve">手工插</w:t>
+            </w:r>
+          </w:p>
+        </w:tc>
+        <w:tc>
+          <w:tcPr/>
+          <w:p>
+            <w:pPr>
+              <w:pStyle w:val="Compact"/>
+              <w:jc w:val="center"/>
+            </w:pPr>
+            <w:r>
+              <w:rPr>
+                <w:rFonts w:hint="eastAsia"/>
+              </w:rPr>
+              <w:t xml:space="preserve">声明一行</w:t>
+            </w:r>
+          </w:p>
+        </w:tc>
+      </w:tr>
+      <w:tr>
+        <w:tc>
+          <w:tcPr/>
+          <w:p>
+            <w:pPr>
+              <w:pStyle w:val="Compact"/>
+              <w:jc w:val="left"/>
+            </w:pPr>
+            <w:r>
+              <w:t xml:space="preserve">Word </w:t>
+            </w:r>
+            <w:r>
+              <w:rPr>
+                <w:rFonts w:hint="eastAsia"/>
+              </w:rPr>
+              <w:t xml:space="preserve">原生目录</w:t>
+            </w:r>
+          </w:p>
+        </w:tc>
+        <w:tc>
+          <w:tcPr/>
+          <w:p>
+            <w:pPr>
+              <w:pStyle w:val="Compact"/>
+              <w:jc w:val="center"/>
+            </w:pPr>
+            <w:r>
+              <w:rPr>
+                <w:rFonts w:hint="eastAsia"/>
+              </w:rPr>
+              <w:t xml:space="preserve">有域，须改底模</w:t>
+            </w:r>
+          </w:p>
+        </w:tc>
+        <w:tc>
+          <w:tcPr/>
+          <w:p>
+            <w:pPr>
+              <w:pStyle w:val="Compact"/>
+              <w:jc w:val="center"/>
+            </w:pPr>
+            <w:r>
+              <w:rPr>
+                <w:rFonts w:hint="eastAsia"/>
+              </w:rPr>
+              <w:t xml:space="preserve">有域，须改底模</w:t>
+            </w:r>
+          </w:p>
+        </w:tc>
+        <w:tc>
+          <w:tcPr/>
+          <w:p>
+            <w:pPr>
+              <w:pStyle w:val="Compact"/>
+              <w:jc w:val="center"/>
+            </w:pPr>
+            <w:r>
+              <w:rPr>
+                <w:rFonts w:hint="eastAsia"/>
+              </w:rPr>
+              <w:t xml:space="preserve">手工插域</w:t>
+            </w:r>
+          </w:p>
+        </w:tc>
+        <w:tc>
+          <w:tcPr/>
+          <w:p>
+            <w:pPr>
+              <w:pStyle w:val="Compact"/>
+              <w:jc w:val="center"/>
+            </w:pPr>
+            <w:r>
+              <w:rPr>
+                <w:rFonts w:hint="eastAsia"/>
+              </w:rPr>
+              <w:t xml:space="preserve">声明一行</w:t>
+            </w:r>
+          </w:p>
+        </w:tc>
+      </w:tr>
+      <w:tr>
+        <w:tc>
+          <w:tcPr/>
+          <w:p>
+            <w:pPr>
+              <w:pStyle w:val="Compact"/>
+              <w:jc w:val="left"/>
+            </w:pPr>
+            <w:r>
+              <w:rPr>
+                <w:rFonts w:hint="eastAsia"/>
+              </w:rPr>
+              <w:t xml:space="preserve">目录点线与缩进</w:t>
+            </w:r>
+          </w:p>
+        </w:tc>
+        <w:tc>
+          <w:tcPr/>
+          <w:p>
+            <w:pPr>
+              <w:pStyle w:val="Compact"/>
+              <w:jc w:val="center"/>
+            </w:pPr>
+            <w:r>
+              <w:rPr>
+                <w:rFonts w:hint="eastAsia"/>
+              </w:rPr>
+              <w:t xml:space="preserve">须改底模</w:t>
+            </w:r>
+          </w:p>
+        </w:tc>
+        <w:tc>
+          <w:tcPr/>
+          <w:p>
+            <w:pPr>
+              <w:pStyle w:val="Compact"/>
+              <w:jc w:val="center"/>
+            </w:pPr>
+            <w:r>
+              <w:rPr>
+                <w:rFonts w:hint="eastAsia"/>
+              </w:rPr>
+              <w:t xml:space="preserve">须改底模</w:t>
+            </w:r>
+          </w:p>
+        </w:tc>
+        <w:tc>
+          <w:tcPr/>
+          <w:p>
+            <w:pPr>
+              <w:pStyle w:val="Compact"/>
+              <w:jc w:val="center"/>
+            </w:pPr>
+            <w:r>
+              <w:rPr>
+                <w:rFonts w:hint="eastAsia"/>
+              </w:rPr>
+              <w:t xml:space="preserve">逐条调</w:t>
+            </w:r>
+          </w:p>
+        </w:tc>
+        <w:tc>
+          <w:tcPr/>
+          <w:p>
+            <w:pPr>
+              <w:pStyle w:val="Compact"/>
+              <w:jc w:val="center"/>
+            </w:pPr>
+            <w:r>
+              <w:rPr>
+                <w:rFonts w:hint="eastAsia"/>
+              </w:rPr>
+              <w:t xml:space="preserve">声明一行</w:t>
+            </w:r>
+          </w:p>
+        </w:tc>
+      </w:tr>
+      <w:tr>
+        <w:tc>
+          <w:tcPr/>
+          <w:p>
+            <w:pPr>
+              <w:pStyle w:val="Compact"/>
+              <w:jc w:val="left"/>
+            </w:pPr>
+            <w:r>
+              <w:rPr>
+                <w:rFonts w:hint="eastAsia"/>
+              </w:rPr>
+              <w:t xml:space="preserve">公式居中＋编号靠右</w:t>
+            </w:r>
+          </w:p>
+        </w:tc>
+        <w:tc>
+          <w:tcPr/>
+          <w:p>
+            <w:pPr>
+              <w:pStyle w:val="Compact"/>
+              <w:jc w:val="center"/>
+            </w:pPr>
+            <w:r>
+              <w:rPr>
+                <w:rFonts w:hint="eastAsia"/>
+              </w:rPr>
+              <w:t xml:space="preserve">无编号</w:t>
+            </w:r>
+          </w:p>
+        </w:tc>
+        <w:tc>
+          <w:tcPr/>
+          <w:p>
+            <w:pPr>
+              <w:pStyle w:val="Compact"/>
+              <w:jc w:val="center"/>
+            </w:pPr>
+            <w:r>
+              <w:rPr>
+                <w:rFonts w:hint="eastAsia"/>
+              </w:rPr>
+              <w:t xml:space="preserve">编号跟随尾部</w:t>
+            </w:r>
+          </w:p>
+        </w:tc>
+        <w:tc>
+          <w:tcPr/>
+          <w:p>
+            <w:pPr>
+              <w:pStyle w:val="Compact"/>
+              <w:jc w:val="center"/>
+            </w:pPr>
+            <w:r>
+              <w:rPr>
+                <w:rFonts w:hint="eastAsia"/>
+              </w:rPr>
+              <w:t xml:space="preserve">手设制表位</w:t>
+            </w:r>
+          </w:p>
+        </w:tc>
+        <w:tc>
+          <w:tcPr/>
+          <w:p>
+            <w:pPr>
+              <w:pStyle w:val="Compact"/>
+              <w:jc w:val="center"/>
+            </w:pPr>
+            <w:r>
+              <w:rPr>
+                <w:rFonts w:hint="eastAsia"/>
+              </w:rPr>
+              <w:t xml:space="preserve">自动对齐</w:t>
+            </w:r>
+          </w:p>
+        </w:tc>
+      </w:tr>
+      <w:tr>
+        <w:tc>
+          <w:tcPr/>
+          <w:p>
+            <w:pPr>
+              <w:pStyle w:val="Compact"/>
+              <w:jc w:val="left"/>
+            </w:pPr>
+            <w:r>
+              <w:rPr>
+                <w:rFonts w:hint="eastAsia"/>
+              </w:rPr>
+              <w:t xml:space="preserve">公式按章编号</w:t>
+            </w:r>
+          </w:p>
+        </w:tc>
+        <w:tc>
+          <w:tcPr/>
+          <w:p>
+            <w:pPr>
+              <w:pStyle w:val="Compact"/>
+              <w:jc w:val="center"/>
+            </w:pPr>
+            <w:r>
+              <w:rPr>
+                <w:rFonts w:hint="eastAsia"/>
+              </w:rPr>
+              <w:t xml:space="preserve">不支持</w:t>
+            </w:r>
+          </w:p>
+        </w:tc>
+        <w:tc>
+          <w:tcPr/>
+          <w:p>
+            <w:pPr>
+              <w:pStyle w:val="Compact"/>
+              <w:jc w:val="center"/>
+            </w:pPr>
+            <w:r>
+              <w:rPr>
+                <w:rFonts w:hint="eastAsia"/>
+              </w:rPr>
+              <w:t xml:space="preserve">支持</w:t>
+            </w:r>
+          </w:p>
+        </w:tc>
+        <w:tc>
+          <w:tcPr/>
+          <w:p>
+            <w:pPr>
+              <w:pStyle w:val="Compact"/>
+              <w:jc w:val="center"/>
+            </w:pPr>
+            <w:r>
+              <w:rPr>
+                <w:rFonts w:hint="eastAsia"/>
+              </w:rPr>
+              <w:t xml:space="preserve">手打</w:t>
+            </w:r>
+          </w:p>
+        </w:tc>
+        <w:tc>
+          <w:tcPr/>
+          <w:p>
+            <w:pPr>
+              <w:pStyle w:val="Compact"/>
+              <w:jc w:val="center"/>
+            </w:pPr>
+            <w:r>
+              <w:rPr>
+                <w:rFonts w:hint="eastAsia"/>
+              </w:rPr>
+              <w:t xml:space="preserve">开个开关</w:t>
+            </w:r>
+          </w:p>
+        </w:tc>
+      </w:tr>
+      <w:tr>
+        <w:tc>
+          <w:tcPr/>
+          <w:p>
+            <w:pPr>
+              <w:pStyle w:val="Compact"/>
+              <w:jc w:val="left"/>
+            </w:pPr>
+            <w:r>
+              <w:rPr>
+                <w:rFonts w:hint="eastAsia"/>
+              </w:rPr>
+              <w:t xml:space="preserve">图表交叉引用</w:t>
+            </w:r>
+          </w:p>
+        </w:tc>
+        <w:tc>
+          <w:tcPr/>
+          <w:p>
+            <w:pPr>
+              <w:pStyle w:val="Compact"/>
+              <w:jc w:val="center"/>
+            </w:pPr>
+            <w:r>
+              <w:rPr>
+                <w:rFonts w:hint="eastAsia"/>
+              </w:rPr>
+              <w:t xml:space="preserve">不支持</w:t>
+            </w:r>
+          </w:p>
+        </w:tc>
+        <w:tc>
+          <w:tcPr/>
+          <w:p>
+            <w:pPr>
+              <w:pStyle w:val="Compact"/>
+              <w:jc w:val="center"/>
+            </w:pPr>
+            <w:r>
+              <w:rPr>
+                <w:rFonts w:hint="eastAsia"/>
+              </w:rPr>
+              <w:t xml:space="preserve">图片会掉样式</w:t>
+            </w:r>
+          </w:p>
+        </w:tc>
+        <w:tc>
+          <w:tcPr/>
+          <w:p>
+            <w:pPr>
+              <w:pStyle w:val="Compact"/>
+              <w:jc w:val="center"/>
+            </w:pPr>
+            <w:r>
+              <w:rPr>
+                <w:rFonts w:hint="eastAsia"/>
+              </w:rPr>
+              <w:t xml:space="preserve">手工编号</w:t>
+            </w:r>
+          </w:p>
+        </w:tc>
+        <w:tc>
+          <w:tcPr/>
+          <w:p>
+            <w:pPr>
+              <w:pStyle w:val="Compact"/>
+              <w:jc w:val="center"/>
+            </w:pPr>
+            <w:r>
+              <w:rPr>
+                <w:rFonts w:hint="eastAsia"/>
+              </w:rPr>
+              <w:t xml:space="preserve">手写图号</w:t>
+            </w:r>
+          </w:p>
+        </w:tc>
+      </w:tr>
+      <w:tr>
+        <w:tc>
+          <w:tcPr/>
+          <w:p>
+            <w:pPr>
+              <w:pStyle w:val="Compact"/>
+              <w:jc w:val="left"/>
+            </w:pPr>
+            <w:r>
+              <w:rPr>
+                <w:rFonts w:hint="eastAsia"/>
+              </w:rPr>
+              <w:t xml:space="preserve">参考文献排版</w:t>
+            </w:r>
+          </w:p>
+        </w:tc>
+        <w:tc>
+          <w:tcPr/>
+          <w:p>
+            <w:pPr>
+              <w:pStyle w:val="Compact"/>
+              <w:jc w:val="center"/>
+            </w:pPr>
+            <w:r>
+              <w:rPr>
+                <w:rFonts w:hint="eastAsia"/>
+              </w:rPr>
+              <w:t xml:space="preserve">支持</w:t>
+            </w:r>
+          </w:p>
+        </w:tc>
+        <w:tc>
+          <w:tcPr/>
+          <w:p>
+            <w:pPr>
+              <w:pStyle w:val="Compact"/>
+              <w:jc w:val="center"/>
+            </w:pPr>
+            <w:r>
+              <w:rPr>
+                <w:rFonts w:hint="eastAsia"/>
+              </w:rPr>
+              <w:t xml:space="preserve">支持</w:t>
+            </w:r>
+          </w:p>
+        </w:tc>
+        <w:tc>
+          <w:tcPr/>
+          <w:p>
+            <w:pPr>
+              <w:pStyle w:val="Compact"/>
+              <w:jc w:val="center"/>
+            </w:pPr>
+            <w:r>
+              <w:rPr>
+                <w:rFonts w:hint="eastAsia"/>
+              </w:rPr>
+              <w:t xml:space="preserve">不支持</w:t>
+            </w:r>
+          </w:p>
+        </w:tc>
+        <w:tc>
+          <w:tcPr/>
+          <w:p>
+            <w:pPr>
+              <w:pStyle w:val="Compact"/>
+              <w:jc w:val="center"/>
+            </w:pPr>
+            <w:r>
+              <w:rPr>
+                <w:rFonts w:hint="eastAsia"/>
+              </w:rPr>
+              <w:t xml:space="preserve">声明一行</w:t>
+            </w:r>
+          </w:p>
+        </w:tc>
+      </w:tr>
+      <w:tr>
+        <w:tc>
+          <w:tcPr/>
+          <w:p>
+            <w:pPr>
+              <w:pStyle w:val="Compact"/>
+              <w:jc w:val="left"/>
+            </w:pPr>
+            <w:r>
+              <w:rPr>
+                <w:rFonts w:hint="eastAsia"/>
+              </w:rPr>
+              <w:t xml:space="preserve">引用可点击跳转</w:t>
+            </w:r>
+          </w:p>
+        </w:tc>
+        <w:tc>
+          <w:tcPr/>
+          <w:p>
+            <w:pPr>
+              <w:pStyle w:val="Compact"/>
+              <w:jc w:val="center"/>
+            </w:pPr>
+            <w:r>
+              <w:rPr>
+                <w:rFonts w:hint="eastAsia"/>
+              </w:rPr>
+              <w:t xml:space="preserve">支持</w:t>
+            </w:r>
+          </w:p>
+        </w:tc>
+        <w:tc>
+          <w:tcPr/>
+          <w:p>
+            <w:pPr>
+              <w:pStyle w:val="Compact"/>
+              <w:jc w:val="center"/>
+            </w:pPr>
+            <w:r>
+              <w:rPr>
+                <w:rFonts w:hint="eastAsia"/>
+              </w:rPr>
+              <w:t xml:space="preserve">支持</w:t>
+            </w:r>
+          </w:p>
+        </w:tc>
+        <w:tc>
+          <w:tcPr/>
+          <w:p>
+            <w:pPr>
+              <w:pStyle w:val="Compact"/>
+              <w:jc w:val="center"/>
+            </w:pPr>
+            <w:r>
+              <w:rPr>
+                <w:rFonts w:hint="eastAsia"/>
+              </w:rPr>
+              <w:t xml:space="preserve">手工插书签</w:t>
+            </w:r>
+          </w:p>
+        </w:tc>
+        <w:tc>
+          <w:tcPr/>
+          <w:p>
+            <w:pPr>
+              <w:pStyle w:val="Compact"/>
+              <w:jc w:val="center"/>
+            </w:pPr>
+            <w:r>
+              <w:rPr>
+                <w:rFonts w:hint="eastAsia"/>
+              </w:rPr>
+              <w:t xml:space="preserve">默认开启</w:t>
+            </w:r>
+          </w:p>
+        </w:tc>
+      </w:tr>
+      <w:tr>
+        <w:tc>
+          <w:tcPr/>
+          <w:p>
+            <w:pPr>
+              <w:pStyle w:val="Compact"/>
+              <w:jc w:val="left"/>
+            </w:pPr>
+            <w:r>
+              <w:rPr>
+                <w:rFonts w:hint="eastAsia"/>
+              </w:rPr>
+              <w:t xml:space="preserve">脚注</w:t>
+            </w:r>
+          </w:p>
+        </w:tc>
+        <w:tc>
+          <w:tcPr/>
+          <w:p>
+            <w:pPr>
+              <w:pStyle w:val="Compact"/>
+              <w:jc w:val="center"/>
+            </w:pPr>
+            <w:r>
+              <w:rPr>
+                <w:rFonts w:hint="eastAsia"/>
+              </w:rPr>
+              <w:t xml:space="preserve">支持</w:t>
+            </w:r>
+          </w:p>
+        </w:tc>
+        <w:tc>
+          <w:tcPr/>
+          <w:p>
+            <w:pPr>
+              <w:pStyle w:val="Compact"/>
+              <w:jc w:val="center"/>
+            </w:pPr>
+            <w:r>
+              <w:rPr>
+                <w:rFonts w:hint="eastAsia"/>
+              </w:rPr>
+              <w:t xml:space="preserve">支持</w:t>
+            </w:r>
+          </w:p>
+        </w:tc>
+        <w:tc>
+          <w:tcPr/>
+          <w:p>
+            <w:pPr>
+              <w:pStyle w:val="Compact"/>
+              <w:jc w:val="center"/>
+            </w:pPr>
+            <w:r>
+              <w:rPr>
+                <w:rFonts w:hint="eastAsia"/>
+              </w:rPr>
+              <w:t xml:space="preserve">支持</w:t>
+            </w:r>
+          </w:p>
+        </w:tc>
+        <w:tc>
+          <w:tcPr/>
+          <w:p>
+            <w:pPr>
+              <w:pStyle w:val="Compact"/>
+              <w:jc w:val="center"/>
+            </w:pPr>
+            <w:r>
+              <w:rPr>
+                <w:rFonts w:hint="eastAsia"/>
+              </w:rPr>
+              <w:t xml:space="preserve">声明一行</w:t>
+            </w:r>
+          </w:p>
+        </w:tc>
+      </w:tr>
+      <w:tr>
+        <w:tc>
+          <w:tcPr/>
+          <w:p>
+            <w:pPr>
+              <w:pStyle w:val="Compact"/>
+              <w:jc w:val="left"/>
+            </w:pPr>
+            <w:r>
+              <w:rPr>
+                <w:rFonts w:hint="eastAsia"/>
+              </w:rPr>
+              <w:t xml:space="preserve">引用块样式</w:t>
+            </w:r>
+          </w:p>
+        </w:tc>
+        <w:tc>
+          <w:tcPr/>
+          <w:p>
+            <w:pPr>
+              <w:pStyle w:val="Compact"/>
+              <w:jc w:val="center"/>
+            </w:pPr>
+            <w:r>
+              <w:rPr>
+                <w:rFonts w:hint="eastAsia"/>
+              </w:rPr>
+              <w:t xml:space="preserve">须改底模</w:t>
+            </w:r>
+          </w:p>
+        </w:tc>
+        <w:tc>
+          <w:tcPr/>
+          <w:p>
+            <w:pPr>
+              <w:pStyle w:val="Compact"/>
+              <w:jc w:val="center"/>
+            </w:pPr>
+            <w:r>
+              <w:rPr>
+                <w:rFonts w:hint="eastAsia"/>
+              </w:rPr>
+              <w:t xml:space="preserve">须改底模</w:t>
+            </w:r>
+          </w:p>
+        </w:tc>
+        <w:tc>
+          <w:tcPr/>
+          <w:p>
+            <w:pPr>
+              <w:pStyle w:val="Compact"/>
+              <w:jc w:val="center"/>
+            </w:pPr>
+            <w:r>
+              <w:rPr>
+                <w:rFonts w:hint="eastAsia"/>
+              </w:rPr>
+              <w:t xml:space="preserve">逐段设</w:t>
+            </w:r>
+          </w:p>
+        </w:tc>
+        <w:tc>
+          <w:tcPr/>
+          <w:p>
+            <w:pPr>
+              <w:pStyle w:val="Compact"/>
+              <w:jc w:val="center"/>
+            </w:pPr>
+            <w:r>
+              <w:rPr>
+                <w:rFonts w:hint="eastAsia"/>
+              </w:rPr>
+              <w:t xml:space="preserve">声明一行</w:t>
+            </w:r>
+          </w:p>
+        </w:tc>
+      </w:tr>
+      <w:tr>
+        <w:tc>
+          <w:tcPr/>
+          <w:p>
+            <w:pPr>
+              <w:pStyle w:val="Compact"/>
+              <w:jc w:val="left"/>
+            </w:pPr>
+            <w:r>
+              <w:rPr>
+                <w:rFonts w:hint="eastAsia"/>
+              </w:rPr>
+              <w:t xml:space="preserve">图片题注</w:t>
+            </w:r>
+          </w:p>
+        </w:tc>
+        <w:tc>
+          <w:tcPr/>
+          <w:p>
+            <w:pPr>
+              <w:pStyle w:val="Compact"/>
+              <w:jc w:val="center"/>
+            </w:pPr>
+            <w:r>
+              <w:rPr>
+                <w:rFonts w:hint="eastAsia"/>
+              </w:rPr>
+              <w:t xml:space="preserve">支持</w:t>
+            </w:r>
+          </w:p>
+        </w:tc>
+        <w:tc>
+          <w:tcPr/>
+          <w:p>
+            <w:pPr>
+              <w:pStyle w:val="Compact"/>
+              <w:jc w:val="center"/>
+            </w:pPr>
+            <w:r>
+              <w:rPr>
+                <w:rFonts w:hint="eastAsia"/>
+              </w:rPr>
+              <w:t xml:space="preserve">支持</w:t>
+            </w:r>
+          </w:p>
+        </w:tc>
+        <w:tc>
+          <w:tcPr/>
+          <w:p>
+            <w:pPr>
+              <w:pStyle w:val="Compact"/>
+              <w:jc w:val="center"/>
+            </w:pPr>
+            <w:r>
+              <w:rPr>
+                <w:rFonts w:hint="eastAsia"/>
+              </w:rPr>
+              <w:t xml:space="preserve">手动编号</w:t>
+            </w:r>
+          </w:p>
+        </w:tc>
+        <w:tc>
+          <w:tcPr/>
+          <w:p>
+            <w:pPr>
+              <w:pStyle w:val="Compact"/>
+              <w:jc w:val="center"/>
+            </w:pPr>
+            <w:r>
+              <w:rPr>
+                <w:rFonts w:hint="eastAsia"/>
+              </w:rPr>
+              <w:t xml:space="preserve">声明一行</w:t>
+            </w:r>
+          </w:p>
+        </w:tc>
+      </w:tr>
+      <w:tr>
+        <w:tc>
+          <w:tcPr/>
+          <w:p>
+            <w:pPr>
+              <w:pStyle w:val="Compact"/>
+              <w:jc w:val="left"/>
+            </w:pPr>
+            <w:r>
+              <w:rPr>
+                <w:rFonts w:hint="eastAsia"/>
+              </w:rPr>
+              <w:t xml:space="preserve">页码格式与起始</w:t>
+            </w:r>
+          </w:p>
+        </w:tc>
+        <w:tc>
+          <w:tcPr/>
+          <w:p>
+            <w:pPr>
+              <w:pStyle w:val="Compact"/>
+              <w:jc w:val="center"/>
+            </w:pPr>
+            <w:r>
+              <w:rPr>
+                <w:rFonts w:hint="eastAsia"/>
+              </w:rPr>
+              <w:t xml:space="preserve">不支持</w:t>
+            </w:r>
+          </w:p>
+        </w:tc>
+        <w:tc>
+          <w:tcPr/>
+          <w:p>
+            <w:pPr>
+              <w:pStyle w:val="Compact"/>
+              <w:jc w:val="center"/>
+            </w:pPr>
+            <w:r>
+              <w:rPr>
+                <w:rFonts w:hint="eastAsia"/>
+              </w:rPr>
+              <w:t xml:space="preserve">不支持</w:t>
+            </w:r>
+          </w:p>
+        </w:tc>
+        <w:tc>
+          <w:tcPr/>
+          <w:p>
+            <w:pPr>
+              <w:pStyle w:val="Compact"/>
+              <w:jc w:val="center"/>
+            </w:pPr>
+            <w:r>
+              <w:rPr>
+                <w:rFonts w:hint="eastAsia"/>
+              </w:rPr>
+              <w:t xml:space="preserve">手工设</w:t>
+            </w:r>
+          </w:p>
+        </w:tc>
+        <w:tc>
+          <w:tcPr/>
+          <w:p>
+            <w:pPr>
+              <w:pStyle w:val="Compact"/>
+              <w:jc w:val="center"/>
+            </w:pPr>
+            <w:r>
+              <w:rPr>
+                <w:rFonts w:hint="eastAsia"/>
+              </w:rPr>
+              <w:t xml:space="preserve">声明一行</w:t>
+            </w:r>
+          </w:p>
+        </w:tc>
+      </w:tr>
+      <w:tr>
+        <w:tc>
+          <w:tcPr/>
+          <w:p>
+            <w:pPr>
+              <w:pStyle w:val="Compact"/>
+              <w:jc w:val="left"/>
+            </w:pPr>
+            <w:r>
+              <w:rPr>
+                <w:rFonts w:hint="eastAsia"/>
+              </w:rPr>
+              <w:t xml:space="preserve">奇偶页不同页眉</w:t>
+            </w:r>
+          </w:p>
+        </w:tc>
+        <w:tc>
+          <w:tcPr/>
+          <w:p>
+            <w:pPr>
+              <w:pStyle w:val="Compact"/>
+              <w:jc w:val="center"/>
+            </w:pPr>
+            <w:r>
+              <w:rPr>
+                <w:rFonts w:hint="eastAsia"/>
+              </w:rPr>
+              <w:t xml:space="preserve">须改底模</w:t>
+            </w:r>
+          </w:p>
+        </w:tc>
+        <w:tc>
+          <w:tcPr/>
+          <w:p>
+            <w:pPr>
+              <w:pStyle w:val="Compact"/>
+              <w:jc w:val="center"/>
+            </w:pPr>
+            <w:r>
+              <w:rPr>
+                <w:rFonts w:hint="eastAsia"/>
+              </w:rPr>
+              <w:t xml:space="preserve">须改底模</w:t>
+            </w:r>
+          </w:p>
+        </w:tc>
+        <w:tc>
+          <w:tcPr/>
+          <w:p>
+            <w:pPr>
+              <w:pStyle w:val="Compact"/>
+              <w:jc w:val="center"/>
+            </w:pPr>
+            <w:r>
+              <w:rPr>
+                <w:rFonts w:hint="eastAsia"/>
+              </w:rPr>
+              <w:t xml:space="preserve">逐个设</w:t>
+            </w:r>
+          </w:p>
+        </w:tc>
+        <w:tc>
+          <w:tcPr/>
+          <w:p>
+            <w:pPr>
+              <w:pStyle w:val="Compact"/>
+              <w:jc w:val="center"/>
+            </w:pPr>
+            <w:r>
+              <w:rPr>
+                <w:rFonts w:hint="eastAsia"/>
+              </w:rPr>
+              <w:t xml:space="preserve">声明一行</w:t>
+            </w:r>
+          </w:p>
+        </w:tc>
+      </w:tr>
+      <w:tr>
+        <w:tc>
+          <w:tcPr/>
+          <w:p>
+            <w:pPr>
+              <w:pStyle w:val="Compact"/>
+              <w:jc w:val="left"/>
+            </w:pPr>
+            <w:r>
+              <w:rPr>
+                <w:rFonts w:hint="eastAsia"/>
+              </w:rPr>
+              <w:t xml:space="preserve">首页不同页脚</w:t>
+            </w:r>
+          </w:p>
+        </w:tc>
+        <w:tc>
+          <w:tcPr/>
+          <w:p>
+            <w:pPr>
+              <w:pStyle w:val="Compact"/>
+              <w:jc w:val="center"/>
+            </w:pPr>
+            <w:r>
+              <w:rPr>
+                <w:rFonts w:hint="eastAsia"/>
+              </w:rPr>
+              <w:t xml:space="preserve">须改底模</w:t>
+            </w:r>
+          </w:p>
+        </w:tc>
+        <w:tc>
+          <w:tcPr/>
+          <w:p>
+            <w:pPr>
+              <w:pStyle w:val="Compact"/>
+              <w:jc w:val="center"/>
+            </w:pPr>
+            <w:r>
+              <w:rPr>
+                <w:rFonts w:hint="eastAsia"/>
+              </w:rPr>
+              <w:t xml:space="preserve">须改底模</w:t>
+            </w:r>
+          </w:p>
+        </w:tc>
+        <w:tc>
+          <w:tcPr/>
+          <w:p>
+            <w:pPr>
+              <w:pStyle w:val="Compact"/>
+              <w:jc w:val="center"/>
+            </w:pPr>
+            <w:r>
+              <w:rPr>
+                <w:rFonts w:hint="eastAsia"/>
+              </w:rPr>
+              <w:t xml:space="preserve">手动设</w:t>
+            </w:r>
+          </w:p>
+        </w:tc>
+        <w:tc>
+          <w:tcPr/>
+          <w:p>
+            <w:pPr>
+              <w:pStyle w:val="Compact"/>
+              <w:jc w:val="center"/>
+            </w:pPr>
+            <w:r>
+              <w:rPr>
+                <w:rFonts w:hint="eastAsia"/>
+              </w:rPr>
+              <w:t xml:space="preserve">声明一行</w:t>
+            </w:r>
+          </w:p>
+        </w:tc>
+      </w:tr>
+      <w:tr>
+        <w:tc>
+          <w:tcPr/>
+          <w:p>
+            <w:pPr>
+              <w:pStyle w:val="Compact"/>
+              <w:jc w:val="left"/>
+            </w:pPr>
+            <w:r>
+              <w:rPr>
+                <w:rFonts w:hint="eastAsia"/>
+              </w:rPr>
+              <w:t xml:space="preserve">表格单元格内边距</w:t>
+            </w:r>
+          </w:p>
+        </w:tc>
+        <w:tc>
+          <w:tcPr/>
+          <w:p>
+            <w:pPr>
+              <w:pStyle w:val="Compact"/>
+              <w:jc w:val="center"/>
+            </w:pPr>
+            <w:r>
+              <w:rPr>
+                <w:rFonts w:hint="eastAsia"/>
+              </w:rPr>
+              <w:t xml:space="preserve">不支持</w:t>
+            </w:r>
+          </w:p>
+        </w:tc>
+        <w:tc>
+          <w:tcPr/>
+          <w:p>
+            <w:pPr>
+              <w:pStyle w:val="Compact"/>
+              <w:jc w:val="center"/>
+            </w:pPr>
+            <w:r>
+              <w:rPr>
+                <w:rFonts w:hint="eastAsia"/>
+              </w:rPr>
+              <w:t xml:space="preserve">不支持</w:t>
+            </w:r>
+          </w:p>
+        </w:tc>
+        <w:tc>
+          <w:tcPr/>
+          <w:p>
+            <w:pPr>
+              <w:pStyle w:val="Compact"/>
+              <w:jc w:val="center"/>
+            </w:pPr>
+            <w:r>
+              <w:rPr>
+                <w:rFonts w:hint="eastAsia"/>
+              </w:rPr>
+              <w:t xml:space="preserve">逐格调</w:t>
+            </w:r>
+          </w:p>
+        </w:tc>
+        <w:tc>
+          <w:tcPr/>
+          <w:p>
+            <w:pPr>
+              <w:pStyle w:val="Compact"/>
+              <w:jc w:val="center"/>
+            </w:pPr>
+            <w:r>
+              <w:rPr>
+                <w:rFonts w:hint="eastAsia"/>
+              </w:rPr>
+              <w:t xml:space="preserve">声明一行</w:t>
+            </w:r>
+          </w:p>
+        </w:tc>
+      </w:tr>
+      <w:tr>
+        <w:tc>
+          <w:tcPr/>
+          <w:p>
+            <w:pPr>
+              <w:pStyle w:val="Compact"/>
+              <w:jc w:val="left"/>
+            </w:pPr>
+            <w:r>
+              <w:rPr>
+                <w:rFonts w:hint="eastAsia"/>
+              </w:rPr>
+              <w:t xml:space="preserve">页眉页脚距边界</w:t>
+            </w:r>
+          </w:p>
+        </w:tc>
+        <w:tc>
+          <w:tcPr/>
+          <w:p>
+            <w:pPr>
+              <w:pStyle w:val="Compact"/>
+              <w:jc w:val="center"/>
+            </w:pPr>
+            <w:r>
+              <w:rPr>
+                <w:rFonts w:hint="eastAsia"/>
+              </w:rPr>
+              <w:t xml:space="preserve">不支持</w:t>
+            </w:r>
+          </w:p>
+        </w:tc>
+        <w:tc>
+          <w:tcPr/>
+          <w:p>
+            <w:pPr>
+              <w:pStyle w:val="Compact"/>
+              <w:jc w:val="center"/>
+            </w:pPr>
+            <w:r>
+              <w:rPr>
+                <w:rFonts w:hint="eastAsia"/>
+              </w:rPr>
+              <w:t xml:space="preserve">不支持</w:t>
+            </w:r>
+          </w:p>
+        </w:tc>
+        <w:tc>
+          <w:tcPr/>
+          <w:p>
+            <w:pPr>
+              <w:pStyle w:val="Compact"/>
+              <w:jc w:val="center"/>
+            </w:pPr>
+            <w:r>
+              <w:rPr>
+                <w:rFonts w:hint="eastAsia"/>
+              </w:rPr>
+              <w:t xml:space="preserve">手工设</w:t>
+            </w:r>
+          </w:p>
+        </w:tc>
+        <w:tc>
+          <w:tcPr/>
+          <w:p>
+            <w:pPr>
+              <w:pStyle w:val="Compact"/>
+              <w:jc w:val="center"/>
+            </w:pPr>
+            <w:r>
+              <w:rPr>
+                <w:rFonts w:hint="eastAsia"/>
+              </w:rPr>
+              <w:t xml:space="preserve">声明一行</w:t>
+            </w:r>
+          </w:p>
+        </w:tc>
+      </w:tr>
+      <w:tr>
+        <w:tc>
+          <w:tcPr/>
+          <w:p>
+            <w:pPr>
+              <w:pStyle w:val="Compact"/>
+              <w:jc w:val="left"/>
+            </w:pPr>
+            <w:r>
+              <w:rPr>
+                <w:rFonts w:hint="eastAsia"/>
+              </w:rPr>
+              <w:t xml:space="preserve">图片宽度与居中</w:t>
+            </w:r>
+          </w:p>
+        </w:tc>
+        <w:tc>
+          <w:tcPr/>
+          <w:p>
+            <w:pPr>
+              <w:pStyle w:val="Compact"/>
+              <w:jc w:val="center"/>
+            </w:pPr>
+            <w:r>
+              <w:rPr>
+                <w:rFonts w:hint="eastAsia"/>
+              </w:rPr>
+              <w:t xml:space="preserve">支持</w:t>
+            </w:r>
+          </w:p>
+        </w:tc>
+        <w:tc>
+          <w:tcPr/>
+          <w:p>
+            <w:pPr>
+              <w:pStyle w:val="Compact"/>
+              <w:jc w:val="center"/>
+            </w:pPr>
+            <w:r>
+              <w:rPr>
+                <w:rFonts w:hint="eastAsia"/>
+              </w:rPr>
+              <w:t xml:space="preserve">支持</w:t>
+            </w:r>
+          </w:p>
+        </w:tc>
+        <w:tc>
+          <w:tcPr/>
+          <w:p>
+            <w:pPr>
+              <w:pStyle w:val="Compact"/>
+              <w:jc w:val="center"/>
+            </w:pPr>
+            <w:r>
+              <w:rPr>
+                <w:rFonts w:hint="eastAsia"/>
+              </w:rPr>
+              <w:t xml:space="preserve">逐张调</w:t>
+            </w:r>
+          </w:p>
+        </w:tc>
+        <w:tc>
+          <w:tcPr/>
+          <w:p>
+            <w:pPr>
+              <w:pStyle w:val="Compact"/>
+              <w:jc w:val="center"/>
+            </w:pPr>
+            <w:r>
+              <w:rPr>
+                <w:rFonts w:hint="eastAsia"/>
+              </w:rPr>
+              <w:t xml:space="preserve">声明一行</w:t>
+            </w:r>
+          </w:p>
+        </w:tc>
+      </w:tr>
+      <w:tr>
+        <w:tc>
+          <w:tcPr/>
+          <w:p>
+            <w:pPr>
+              <w:pStyle w:val="Compact"/>
+              <w:jc w:val="left"/>
+            </w:pPr>
+            <w:r>
+              <w:rPr>
+                <w:rFonts w:hint="eastAsia"/>
+              </w:rPr>
+              <w:t xml:space="preserve">字体自由指定</w:t>
+            </w:r>
+          </w:p>
+        </w:tc>
+        <w:tc>
+          <w:tcPr/>
+          <w:p>
+            <w:pPr>
+              <w:pStyle w:val="Compact"/>
+              <w:jc w:val="center"/>
+            </w:pPr>
+            <w:r>
+              <w:rPr>
+                <w:rFonts w:hint="eastAsia"/>
+              </w:rPr>
+              <w:t xml:space="preserve">支持</w:t>
+            </w:r>
+          </w:p>
+        </w:tc>
+        <w:tc>
+          <w:tcPr/>
+          <w:p>
+            <w:pPr>
+              <w:pStyle w:val="Compact"/>
+              <w:jc w:val="center"/>
+            </w:pPr>
+            <w:r>
+              <w:rPr>
+                <w:rFonts w:hint="eastAsia"/>
+              </w:rPr>
+              <w:t xml:space="preserve">支持</w:t>
+            </w:r>
+          </w:p>
+        </w:tc>
+        <w:tc>
+          <w:tcPr/>
+          <w:p>
+            <w:pPr>
+              <w:pStyle w:val="Compact"/>
+              <w:jc w:val="center"/>
+            </w:pPr>
+            <w:r>
+              <w:rPr>
+                <w:rFonts w:hint="eastAsia"/>
+              </w:rPr>
+              <w:t xml:space="preserve">逐段设</w:t>
+            </w:r>
+          </w:p>
+        </w:tc>
+        <w:tc>
+          <w:tcPr/>
+          <w:p>
+            <w:pPr>
+              <w:pStyle w:val="Compact"/>
+              <w:jc w:val="center"/>
+            </w:pPr>
+            <w:r>
+              <w:rPr>
+                <w:rFonts w:hint="eastAsia"/>
+              </w:rPr>
+              <w:t xml:space="preserve">声明一行</w:t>
+            </w:r>
+          </w:p>
+        </w:tc>
+      </w:tr>
+      <w:tr>
+        <w:tc>
+          <w:tcPr/>
+          <w:p>
+            <w:pPr>
+              <w:pStyle w:val="Compact"/>
+              <w:jc w:val="left"/>
+            </w:pPr>
+            <w:r>
+              <w:rPr>
+                <w:rFonts w:hint="eastAsia"/>
+              </w:rPr>
+              <w:t xml:space="preserve">规则可声明进</w:t>
+            </w:r>
+            <w:r>
+              <w:t xml:space="preserve"> Git</w:t>
+            </w:r>
+          </w:p>
+        </w:tc>
+        <w:tc>
+          <w:tcPr/>
+          <w:p>
+            <w:pPr>
+              <w:pStyle w:val="Compact"/>
+              <w:jc w:val="center"/>
+            </w:pPr>
+            <w:r>
+              <w:rPr>
+                <w:rFonts w:hint="eastAsia"/>
+              </w:rPr>
+              <w:t xml:space="preserve">散在手工操作里</w:t>
+            </w:r>
+          </w:p>
+        </w:tc>
+        <w:tc>
+          <w:tcPr/>
+          <w:p>
+            <w:pPr>
+              <w:pStyle w:val="Compact"/>
+              <w:jc w:val="center"/>
+            </w:pPr>
+            <w:r>
+              <w:rPr>
+                <w:rFonts w:hint="eastAsia"/>
+              </w:rPr>
+              <w:t xml:space="preserve">同左</w:t>
+            </w:r>
+          </w:p>
+        </w:tc>
+        <w:tc>
+          <w:tcPr/>
+          <w:p>
+            <w:pPr>
+              <w:pStyle w:val="Compact"/>
+              <w:jc w:val="center"/>
+            </w:pPr>
+            <w:r>
+              <w:rPr>
+                <w:rFonts w:hint="eastAsia"/>
+              </w:rPr>
+              <w:t xml:space="preserve">不可</w:t>
+            </w:r>
+          </w:p>
+        </w:tc>
+        <w:tc>
+          <w:tcPr/>
+          <w:p>
+            <w:pPr>
+              <w:pStyle w:val="Compact"/>
+              <w:jc w:val="center"/>
+            </w:pPr>
+            <w:r>
+              <w:rPr>
+                <w:rFonts w:hint="eastAsia"/>
+              </w:rPr>
+              <w:t xml:space="preserve">一个规则文件</w:t>
+            </w:r>
+          </w:p>
+        </w:tc>
+      </w:tr>
+      <w:tr>
+        <w:tc>
+          <w:tcPr/>
+          <w:p>
+            <w:pPr>
+              <w:pStyle w:val="Compact"/>
+              <w:jc w:val="left"/>
+            </w:pPr>
+            <w:r>
+              <w:rPr>
+                <w:rFonts w:hint="eastAsia"/>
+              </w:rPr>
+              <w:t xml:space="preserve">报错还是静默走样</w:t>
+            </w:r>
+          </w:p>
+        </w:tc>
+        <w:tc>
+          <w:tcPr/>
+          <w:p>
+            <w:pPr>
+              <w:pStyle w:val="Compact"/>
+              <w:jc w:val="center"/>
+            </w:pPr>
+            <w:r>
+              <w:rPr>
+                <w:rFonts w:hint="eastAsia"/>
+              </w:rPr>
+              <w:t xml:space="preserve">多为静默</w:t>
+            </w:r>
+          </w:p>
+        </w:tc>
+        <w:tc>
+          <w:tcPr/>
+          <w:p>
+            <w:pPr>
+              <w:pStyle w:val="Compact"/>
+              <w:jc w:val="center"/>
+            </w:pPr>
+            <w:r>
+              <w:rPr>
+                <w:rFonts w:hint="eastAsia"/>
+              </w:rPr>
+              <w:t xml:space="preserve">多为静默</w:t>
+            </w:r>
+          </w:p>
+        </w:tc>
+        <w:tc>
+          <w:tcPr/>
+          <w:p>
+            <w:pPr>
+              <w:pStyle w:val="Compact"/>
+              <w:jc w:val="center"/>
+            </w:pPr>
+            <w:r>
+              <w:rPr>
+                <w:rFonts w:hint="eastAsia"/>
+              </w:rPr>
+              <w:t xml:space="preserve">靠肉眼</w:t>
+            </w:r>
+          </w:p>
+        </w:tc>
+        <w:tc>
+          <w:tcPr/>
+          <w:p>
+            <w:pPr>
+              <w:pStyle w:val="Compact"/>
+              <w:jc w:val="center"/>
+            </w:pPr>
+            <w:r>
+              <w:rPr>
+                <w:rFonts w:hint="eastAsia"/>
+              </w:rPr>
+              <w:t xml:space="preserve">预检指行号</w:t>
+            </w:r>
+          </w:p>
+        </w:tc>
+      </w:tr>
+      <w:tr>
+        <w:tc>
+          <w:tcPr/>
+          <w:p>
+            <w:pPr>
+              <w:pStyle w:val="Compact"/>
+              <w:jc w:val="left"/>
+            </w:pPr>
+            <w:r>
+              <w:rPr>
+                <w:rFonts w:hint="eastAsia"/>
+              </w:rPr>
+              <w:t xml:space="preserve">交付前的质量门禁</w:t>
             </w:r>
           </w:p>
         </w:tc>
@@ -2236,7 +3975,7 @@
               <w:rPr>
                 <w:rFonts w:hint="eastAsia"/>
               </w:rPr>
-              <w:t xml:space="preserve">导出前后自动对账</w:t>
+              <w:t xml:space="preserve">三道</w:t>
             </w:r>
           </w:p>
         </w:tc>
@@ -2314,8 +4053,9 @@
         <w:t xml:space="preserve">在保持纯文本写作灵活性的同时，补齐了中文学术规范所必需的排版能力，显著降低了科研写作在终稿交付阶段的时间损耗。</w:t>
       </w:r>
     </w:p>
-    <w:bookmarkEnd w:id="28"/>
-    <w:bookmarkStart w:id="33" w:name="第四章-结论"/>
+    <w:bookmarkEnd w:id="31"/>
+    <w:bookmarkEnd w:id="32"/>
+    <w:bookmarkStart w:id="37" w:name="第四章-结论"/>
     <w:p>
       <w:pPr>
         <w:pStyle w:val="Heading1"/>
@@ -2385,8 +4125,8 @@
         <w:t xml:space="preserve">参考文献</w:t>
       </w:r>
     </w:p>
-    <w:bookmarkStart w:id="32" w:name="refs"/>
-    <w:bookmarkStart w:id="30" w:name="ref-macfarlane2020"/>
+    <w:bookmarkStart w:id="36" w:name="refs"/>
+    <w:bookmarkStart w:id="34" w:name="ref-macfarlane2020"/>
     <w:p>
       <w:pPr>
         <w:pStyle w:val="Bibliography"/>
@@ -2397,7 +4137,7 @@
       <w:r>
         <w:t xml:space="preserve"> </w:t>
       </w:r>
-      <w:hyperlink r:id="rId29">
+      <w:hyperlink r:id="rId33">
         <w:r>
           <w:rPr>
             <w:rStyle w:val="Hyperlink"/>
@@ -2409,8 +4149,8 @@
         <w:t xml:space="preserve">.</w:t>
       </w:r>
     </w:p>
-    <w:bookmarkEnd w:id="30"/>
-    <w:bookmarkStart w:id="31" w:name="ref-ecma376"/>
+    <w:bookmarkEnd w:id="34"/>
+    <w:bookmarkStart w:id="35" w:name="ref-ecma376"/>
     <w:p>
       <w:pPr>
         <w:pStyle w:val="Bibliography"/>
@@ -2419,9 +4159,9 @@
         <w:t xml:space="preserve">[2]INTERNATIONAL E. Information technology – Document description and processing languages – Office Open XML File Formats (ECMA-376 5th edition)[A]. Geneva: ECMA International, 2021.</w:t>
       </w:r>
     </w:p>
-    <w:bookmarkEnd w:id="31"/>
-    <w:bookmarkEnd w:id="32"/>
-    <w:bookmarkEnd w:id="33"/>
+    <w:bookmarkEnd w:id="35"/>
+    <w:bookmarkEnd w:id="36"/>
+    <w:bookmarkEnd w:id="37"/>
     <w:sectPr>
       <w:footerReference r:id="rId7" w:type="default"/>
       <w:headerReference r:id="rId8" w:type="default"/>

--- a/demo/01_chinese_thesis/thesis_sample.docx
+++ b/demo/01_chinese_thesis/thesis_sample.docx
@@ -1718,16 +1718,16 @@
     <w:tbl>
       <w:tblPr>
         <w:tblStyle w:val="Table"/>
-        <w:tblW w:type="pct" w:w="5000"/>
+        <w:tblW w:type="dxa" w:w="9026"/>
         <w:tblLayout w:type="fixed"/>
         <w:tblLook w:firstRow="1" w:lastRow="0" w:firstColumn="0" w:lastColumn="0" w:noHBand="0" w:noVBand="0" w:val="0020"/>
       </w:tblPr>
       <w:tblGrid>
-        <w:gridCol w:w="1320"/>
-        <w:gridCol w:w="1650"/>
-        <w:gridCol w:w="1650"/>
-        <w:gridCol w:w="1650"/>
-        <w:gridCol w:w="1650"/>
+        <w:gridCol w:w="2389"/>
+        <w:gridCol w:w="1858"/>
+        <w:gridCol w:w="1858"/>
+        <w:gridCol w:w="1327"/>
+        <w:gridCol w:w="1593"/>
       </w:tblGrid>
       <w:tr>
         <w:trPr>

--- a/demo/01_chinese_thesis/thesis_sample.docx
+++ b/demo/01_chinese_thesis/thesis_sample.docx
@@ -1718,16 +1718,16 @@
     <w:tbl>
       <w:tblPr>
         <w:tblStyle w:val="Table"/>
-        <w:tblW w:type="dxa" w:w="9026"/>
+        <w:tblW w:type="pct" w:w="5000"/>
         <w:tblLayout w:type="fixed"/>
         <w:tblLook w:firstRow="1" w:lastRow="0" w:firstColumn="0" w:lastColumn="0" w:noHBand="0" w:noVBand="0" w:val="0020"/>
       </w:tblPr>
       <w:tblGrid>
-        <w:gridCol w:w="2389"/>
-        <w:gridCol w:w="1858"/>
-        <w:gridCol w:w="1858"/>
-        <w:gridCol w:w="1327"/>
-        <w:gridCol w:w="1593"/>
+        <w:gridCol w:w="1320"/>
+        <w:gridCol w:w="1650"/>
+        <w:gridCol w:w="1650"/>
+        <w:gridCol w:w="1650"/>
+        <w:gridCol w:w="1650"/>
       </w:tblGrid>
       <w:tr>
         <w:trPr>

--- a/demo/01_chinese_thesis/thesis_sample.docx
+++ b/demo/01_chinese_thesis/thesis_sample.docx
@@ -833,13 +833,13 @@
             <w:rStyle w:val="Hyperlink"/>
             <w:rFonts w:hint="eastAsia"/>
           </w:rPr>
-          <w:t xml:space="preserve">式</w:t>
+          <w:t xml:space="preserve">式（2-1）</w:t>
         </w:r>
         <w:r>
           <w:rPr>
             <w:rStyle w:val="Hyperlink"/>
           </w:rPr>
-          <w:t xml:space="preserve"> 2.1</w:t>
+          <w:t xml:space="preserve"/>
         </w:r>
       </w:hyperlink>
       <w:r>
@@ -873,14 +873,14 @@
         </w:tblCellMar>
       </w:tblPr>
       <w:tblGrid>
-        <w:gridCol w:w="1444"/>
-        <w:gridCol w:w="6137"/>
-        <w:gridCol w:w="1444"/>
+        <w:gridCol w:w="1476"/>
+        <w:gridCol w:w="6072"/>
+        <w:gridCol w:w="1476"/>
       </w:tblGrid>
       <w:tr>
         <w:tc>
           <w:tcPr>
-            <w:tcW w:w="800" w:type="pct"/>
+            <w:tcW w:w="818" w:type="pct"/>
             <w:vAlign w:val="center"/>
           </w:tcPr>
           <w:p>
@@ -892,7 +892,7 @@
         </w:tc>
         <w:tc>
           <w:tcPr>
-            <w:tcW w:w="3400" w:type="pct"/>
+            <w:tcW w:w="3364" w:type="pct"/>
             <w:vAlign w:val="center"/>
           </w:tcPr>
           <w:p>
@@ -1032,7 +1032,7 @@
         </w:tc>
         <w:tc>
           <w:tcPr>
-            <w:tcW w:w="800" w:type="pct"/>
+            <w:tcW w:w="818" w:type="pct"/>
             <w:vAlign w:val="center"/>
           </w:tcPr>
           <w:p>
@@ -1042,7 +1042,7 @@
               <w:spacing w:before="0" w:after="0"/>
             </w:pPr>
             <w:r>
-              <w:t>(2.1)</w:t>
+              <w:t>（2-1）</w:t>
             </w:r>
           </w:p>
         </w:tc>
@@ -1126,14 +1126,14 @@
         </w:tblCellMar>
       </w:tblPr>
       <w:tblGrid>
-        <w:gridCol w:w="1444"/>
-        <w:gridCol w:w="6137"/>
-        <w:gridCol w:w="1444"/>
+        <w:gridCol w:w="1476"/>
+        <w:gridCol w:w="6072"/>
+        <w:gridCol w:w="1476"/>
       </w:tblGrid>
       <w:tr>
         <w:tc>
           <w:tcPr>
-            <w:tcW w:w="800" w:type="pct"/>
+            <w:tcW w:w="818" w:type="pct"/>
             <w:vAlign w:val="center"/>
           </w:tcPr>
           <w:p>
@@ -1145,7 +1145,7 @@
         </w:tc>
         <w:tc>
           <w:tcPr>
-            <w:tcW w:w="3400" w:type="pct"/>
+            <w:tcW w:w="3364" w:type="pct"/>
             <w:vAlign w:val="center"/>
           </w:tcPr>
           <w:p>
@@ -1414,7 +1414,7 @@
         </w:tc>
         <w:tc>
           <w:tcPr>
-            <w:tcW w:w="800" w:type="pct"/>
+            <w:tcW w:w="818" w:type="pct"/>
             <w:vAlign w:val="center"/>
           </w:tcPr>
           <w:p>
@@ -1424,7 +1424,7 @@
               <w:spacing w:before="0" w:after="0"/>
             </w:pPr>
             <w:r>
-              <w:t>(2.2)</w:t>
+              <w:t>（2-2）</w:t>
             </w:r>
           </w:p>
         </w:tc>

--- a/demo/01_chinese_thesis/thesis_sample.docx
+++ b/demo/01_chinese_thesis/thesis_sample.docx
@@ -172,10 +172,10 @@
           <w:footerReference w:type="default" r:id="rId7"/>
           <w:type w:val="nextPage"/>
           <w:pgSz w:w="11906" w:h="16838"/>
-          <w:pgMar w:top="1440" w:right="1440" w:bottom="1440" w:left="1440" w:header="720" w:footer="720" w:gutter="0"/>
+          <w:pgMar w:top="1440" w:right="1440" w:bottom="1440" w:left="1440" w:header="720" w:footer="720" w:gutter="567"/>
           <w:pgNumType w:fmt="lowerRoman" w:start="1"/>
           <w:cols w:space="720"/>
-          <w:docGrid w:linePitch="360"/>
+          <w:docGrid w:linePitch="422" w:type="lines"/>
         </w:sectPr>
       </w:pPr>
     </w:p>
@@ -4166,10 +4166,10 @@
       <w:footerReference r:id="rId7" w:type="default"/>
       <w:headerReference r:id="rId8" w:type="default"/>
       <w:pgSz w:h="16838" w:w="11906"/>
-      <w:pgMar w:bottom="1440" w:footer="720" w:gutter="0" w:header="720" w:left="1440" w:right="1440" w:top="1440"/>
+      <w:pgMar w:bottom="1440" w:footer="720" w:gutter="567" w:header="720" w:left="1440" w:right="1440" w:top="1440"/>
       <w:pgNumType w:fmt="decimal" w:start="1"/>
       <w:cols w:space="720"/>
-      <w:docGrid w:linePitch="360"/>
+      <w:docGrid w:linePitch="422" w:type="lines"/>
     </w:sectPr>
   </w:body>
 </w:document>
@@ -4863,6 +4863,7 @@
       <w:b/>
       <w:i w:val="0"/>
       <w:color w:val="000000"/>
+      <w:spacing w:val="20"/>
       <w:sz w:val="44"/>
       <w:szCs w:val="44"/>
     </w:rPr>
@@ -4877,6 +4878,7 @@
       <w:b/>
       <w:i w:val="0"/>
       <w:color w:val="000000"/>
+      <w:spacing w:val="20"/>
       <w:sz w:val="44"/>
       <w:szCs w:val="44"/>
     </w:rPr>

--- a/demo/01_chinese_thesis/thesis_sample.docx
+++ b/demo/01_chinese_thesis/thesis_sample.docx
@@ -172,7 +172,7 @@
           <w:footerReference w:type="default" r:id="rId7"/>
           <w:type w:val="nextPage"/>
           <w:pgSz w:w="11906" w:h="16838"/>
-          <w:pgMar w:top="1440" w:right="1440" w:bottom="1440" w:left="1440" w:header="720" w:footer="720" w:gutter="567"/>
+          <w:pgMar w:top="1440" w:right="1440" w:bottom="1440" w:left="2007" w:header="720" w:footer="720" w:gutter="0"/>
           <w:pgNumType w:fmt="lowerRoman" w:start="1"/>
           <w:cols w:space="720"/>
           <w:docGrid w:linePitch="422" w:type="lines"/>
@@ -873,14 +873,14 @@
         </w:tblCellMar>
       </w:tblPr>
       <w:tblGrid>
-        <w:gridCol w:w="1476"/>
-        <w:gridCol w:w="6072"/>
-        <w:gridCol w:w="1476"/>
+        <w:gridCol w:w="1446"/>
+        <w:gridCol w:w="5566"/>
+        <w:gridCol w:w="1446"/>
       </w:tblGrid>
       <w:tr>
         <w:tc>
           <w:tcPr>
-            <w:tcW w:w="818" w:type="pct"/>
+            <w:tcW w:w="855" w:type="pct"/>
             <w:vAlign w:val="center"/>
           </w:tcPr>
           <w:p>
@@ -892,7 +892,7 @@
         </w:tc>
         <w:tc>
           <w:tcPr>
-            <w:tcW w:w="3364" w:type="pct"/>
+            <w:tcW w:w="3290" w:type="pct"/>
             <w:vAlign w:val="center"/>
           </w:tcPr>
           <w:p>
@@ -1032,7 +1032,7 @@
         </w:tc>
         <w:tc>
           <w:tcPr>
-            <w:tcW w:w="818" w:type="pct"/>
+            <w:tcW w:w="855" w:type="pct"/>
             <w:vAlign w:val="center"/>
           </w:tcPr>
           <w:p>
@@ -1126,14 +1126,14 @@
         </w:tblCellMar>
       </w:tblPr>
       <w:tblGrid>
-        <w:gridCol w:w="1476"/>
-        <w:gridCol w:w="6072"/>
-        <w:gridCol w:w="1476"/>
+        <w:gridCol w:w="1446"/>
+        <w:gridCol w:w="5566"/>
+        <w:gridCol w:w="1446"/>
       </w:tblGrid>
       <w:tr>
         <w:tc>
           <w:tcPr>
-            <w:tcW w:w="818" w:type="pct"/>
+            <w:tcW w:w="855" w:type="pct"/>
             <w:vAlign w:val="center"/>
           </w:tcPr>
           <w:p>
@@ -1145,7 +1145,7 @@
         </w:tc>
         <w:tc>
           <w:tcPr>
-            <w:tcW w:w="3364" w:type="pct"/>
+            <w:tcW w:w="3290" w:type="pct"/>
             <w:vAlign w:val="center"/>
           </w:tcPr>
           <w:p>
@@ -1414,7 +1414,7 @@
         </w:tc>
         <w:tc>
           <w:tcPr>
-            <w:tcW w:w="818" w:type="pct"/>
+            <w:tcW w:w="855" w:type="pct"/>
             <w:vAlign w:val="center"/>
           </w:tcPr>
           <w:p>
@@ -4166,7 +4166,7 @@
       <w:footerReference r:id="rId7" w:type="default"/>
       <w:headerReference r:id="rId8" w:type="default"/>
       <w:pgSz w:h="16838" w:w="11906"/>
-      <w:pgMar w:bottom="1440" w:footer="720" w:gutter="567" w:header="720" w:left="1440" w:right="1440" w:top="1440"/>
+      <w:pgMar w:bottom="1440" w:footer="720" w:gutter="0" w:header="720" w:left="2007" w:right="1440" w:top="1440"/>
       <w:pgNumType w:fmt="decimal" w:start="1"/>
       <w:cols w:space="720"/>
       <w:docGrid w:linePitch="422" w:type="lines"/>

--- a/demo/01_chinese_thesis/thesis_sample.docx
+++ b/demo/01_chinese_thesis/thesis_sample.docx
@@ -147,7 +147,7 @@
             <w:fldChar w:fldCharType="begin" w:dirty="true"/>
           </w:r>
           <w:r>
-            <w:instrText xml:space="preserve"> TOC \o "1-2" \h \z \u </w:instrText>
+            <w:instrText xml:space="preserve">TOC \o "1-2" \h \z \u</w:instrText>
           </w:r>
           <w:r>
             <w:fldChar w:fldCharType="separate"/>
@@ -833,13 +833,13 @@
             <w:rStyle w:val="Hyperlink"/>
             <w:rFonts w:hint="eastAsia"/>
           </w:rPr>
-          <w:t xml:space="preserve">式（2-1）</w:t>
+          <w:t xml:space="preserve">式</w:t>
         </w:r>
         <w:r>
           <w:rPr>
             <w:rStyle w:val="Hyperlink"/>
           </w:rPr>
-          <w:t xml:space="preserve"/>
+          <w:t xml:space="preserve"> 2.1</w:t>
         </w:r>
       </w:hyperlink>
       <w:r>
@@ -873,14 +873,14 @@
         </w:tblCellMar>
       </w:tblPr>
       <w:tblGrid>
-        <w:gridCol w:w="1446"/>
-        <w:gridCol w:w="5566"/>
-        <w:gridCol w:w="1446"/>
+        <w:gridCol w:w="1353"/>
+        <w:gridCol w:w="5752"/>
+        <w:gridCol w:w="1353"/>
       </w:tblGrid>
       <w:tr>
         <w:tc>
           <w:tcPr>
-            <w:tcW w:w="855" w:type="pct"/>
+            <w:tcW w:w="800" w:type="pct"/>
             <w:vAlign w:val="center"/>
           </w:tcPr>
           <w:p>
@@ -892,7 +892,7 @@
         </w:tc>
         <w:tc>
           <w:tcPr>
-            <w:tcW w:w="3290" w:type="pct"/>
+            <w:tcW w:w="3400" w:type="pct"/>
             <w:vAlign w:val="center"/>
           </w:tcPr>
           <w:p>
@@ -1022,7 +1022,7 @@
                   </m:sub>
                 </m:sSub>
                 <m:r>
-                  <m:t>  </m:t>
+                  <m:t/>
                 </m:r>
               </m:oMath>
             </m:oMathPara>
@@ -1032,7 +1032,7 @@
         </w:tc>
         <w:tc>
           <w:tcPr>
-            <w:tcW w:w="855" w:type="pct"/>
+            <w:tcW w:w="800" w:type="pct"/>
             <w:vAlign w:val="center"/>
           </w:tcPr>
           <w:p>
@@ -1042,7 +1042,7 @@
               <w:spacing w:before="0" w:after="0"/>
             </w:pPr>
             <w:r>
-              <w:t>（2-1）</w:t>
+              <w:t>(2.1)</w:t>
             </w:r>
           </w:p>
         </w:tc>
@@ -1126,14 +1126,14 @@
         </w:tblCellMar>
       </w:tblPr>
       <w:tblGrid>
-        <w:gridCol w:w="1446"/>
-        <w:gridCol w:w="5566"/>
-        <w:gridCol w:w="1446"/>
+        <w:gridCol w:w="1353"/>
+        <w:gridCol w:w="5752"/>
+        <w:gridCol w:w="1353"/>
       </w:tblGrid>
       <w:tr>
         <w:tc>
           <w:tcPr>
-            <w:tcW w:w="855" w:type="pct"/>
+            <w:tcW w:w="800" w:type="pct"/>
             <w:vAlign w:val="center"/>
           </w:tcPr>
           <w:p>
@@ -1145,7 +1145,7 @@
         </w:tc>
         <w:tc>
           <w:tcPr>
-            <w:tcW w:w="3290" w:type="pct"/>
+            <w:tcW w:w="3400" w:type="pct"/>
             <w:vAlign w:val="center"/>
           </w:tcPr>
           <w:p>
@@ -1404,7 +1404,7 @@
                   </m:e>
                 </m:d>
                 <m:r>
-                  <m:t>  </m:t>
+                  <m:t/>
                 </m:r>
               </m:oMath>
             </m:oMathPara>
@@ -1414,7 +1414,7 @@
         </w:tc>
         <w:tc>
           <w:tcPr>
-            <w:tcW w:w="855" w:type="pct"/>
+            <w:tcW w:w="800" w:type="pct"/>
             <w:vAlign w:val="center"/>
           </w:tcPr>
           <w:p>
@@ -1424,7 +1424,7 @@
               <w:spacing w:before="0" w:after="0"/>
             </w:pPr>
             <w:r>
-              <w:t>（2-2）</w:t>
+              <w:t>(2.2)</w:t>
             </w:r>
           </w:p>
         </w:tc>

--- a/demo/01_chinese_thesis/thesis_sample.docx
+++ b/demo/01_chinese_thesis/thesis_sample.docx
@@ -147,7 +147,7 @@
             <w:fldChar w:fldCharType="begin" w:dirty="true"/>
           </w:r>
           <w:r>
-            <w:instrText xml:space="preserve">TOC \o "1-2" \h \z \u</w:instrText>
+            <w:instrText xml:space="preserve"> TOC \o "1-2" \h \z \u </w:instrText>
           </w:r>
           <w:r>
             <w:fldChar w:fldCharType="separate"/>

--- a/demo/01_chinese_thesis/thesis_sample.docx
+++ b/demo/01_chinese_thesis/thesis_sample.docx
@@ -389,14 +389,14 @@
     </w:p>
     <w:p>
       <w:pPr>
-        <w:pStyle w:val="CaptionedFigure"/>
+        <w:pStyle w:val="BodyText"/>
       </w:pPr>
       <w:r>
         <w:drawing>
           <wp:inline>
             <wp:extent cx="4679999" cy="2213023"/>
             <wp:effectExtent b="0" l="0" r="0" t="0"/>
-            <wp:docPr descr="图 1 md-to-word 自动化学术排版系统总体架构流程" title="" id="19" name="Picture"/>
+            <wp:docPr descr="" title="" id="19" name="Picture"/>
             <a:graphic>
               <a:graphicData uri="http://schemas.openxmlformats.org/drawingml/2006/picture">
                 <pic:pic>
@@ -1562,14 +1562,14 @@
     </w:p>
     <w:p>
       <w:pPr>
-        <w:pStyle w:val="CaptionedFigure"/>
+        <w:pStyle w:val="BodyText"/>
       </w:pPr>
       <w:r>
         <w:drawing>
           <wp:inline>
             <wp:extent cx="4679999" cy="2239477"/>
             <wp:effectExtent b="0" l="0" r="0" t="0"/>
-            <wp:docPr descr="图 2 排版自动化流水线质量门禁与逐条对账流程" title="" id="28" name="Picture"/>
+            <wp:docPr descr="" title="" id="28" name="Picture"/>
             <a:graphic>
               <a:graphicData uri="http://schemas.openxmlformats.org/drawingml/2006/picture">
                 <pic:pic>

--- a/demo/01_chinese_thesis/thesis_sample.docx
+++ b/demo/01_chinese_thesis/thesis_sample.docx
@@ -3911,6 +3911,7 @@
     <w:pPr>
       <w:spacing w:before="0" w:after="0" w:line="240" w:lineRule="auto"/>
       <w:ind w:firstLineChars="0" w:firstLine="0" w:left="0" w:right="0"/>
+      <w:jc w:val="left"/>
     </w:pPr>
     <w:rPr>
       <w:rFonts w:ascii="Consolas" w:hAnsi="Consolas" w:eastAsia="宋体" w:cs="Consolas"/>

--- a/demo/01_chinese_thesis/thesis_sample.docx
+++ b/demo/01_chinese_thesis/thesis_sample.docx
@@ -3010,6 +3010,257 @@
         <w:t xml:space="preserve">[2]INTERNATIONAL E. Information technology – Document description and processing languages – Office Open XML File Formats (ECMA-376 5th edition)[A]. Geneva: ECMA International, 2021.</w:t>
       </w:r>
       <w:bookmarkEnd w:id="102"/>
+    </w:p>
+    <w:p>
+      <w:pPr>
+        <w:pStyle w:val="Heading1"/>
+      </w:pPr>
+      <w:r>
+        <w:t>附录 A 符号与术语</w:t>
+      </w:r>
+    </w:p>
+    <w:p>
+      <w:pPr>
+        <w:pStyle w:val="FirstParagraph"/>
+      </w:pPr>
+      <w:r>
+        <w:t>本附录列出正文用到的符号与术语，编号与正文一致，供审阅时对照。</w:t>
+      </w:r>
+    </w:p>
+    <w:p>
+      <w:pPr>
+        <w:pStyle w:val="TableCaption"/>
+      </w:pPr>
+      <w:r>
+        <w:rPr>
+          <w:b/>
+        </w:rPr>
+        <w:t>表 A.1</w:t>
+      </w:r>
+      <w:r>
+        <w:t xml:space="preserve"> 正文符号与术语对照</w:t>
+      </w:r>
+    </w:p>
+    <w:tbl>
+      <w:tblPr>
+        <w:tblStyle w:val="Table"/>
+        <w:tblW w:type="dxa" w:w="8459"/>
+        <w:tblLayout w:type="fixed"/>
+        <w:tblLook w:firstColumn="1" w:firstRow="1" w:lastColumn="0" w:lastRow="0" w:noHBand="0" w:noVBand="1" w:val="04A0"/>
+      </w:tblPr>
+      <w:tblGrid>
+        <w:gridCol w:w="2369"/>
+        <w:gridCol w:w="5075"/>
+        <w:gridCol w:w="1015"/>
+      </w:tblGrid>
+      <w:tr>
+        <w:trPr>
+          <w:tblHeader/>
+        </w:trPr>
+        <w:tc>
+          <w:tcPr>
+            <w:tcW w:type="dxa" w:w="2369"/>
+          </w:tcPr>
+          <w:p>
+            <w:pPr>
+              <w:pStyle w:val="Compact"/>
+              <w:jc w:val="left"/>
+            </w:pPr>
+            <w:r>
+              <w:t>符号 / 术语</w:t>
+            </w:r>
+          </w:p>
+        </w:tc>
+        <w:tc>
+          <w:tcPr>
+            <w:tcW w:type="dxa" w:w="5075"/>
+          </w:tcPr>
+          <w:p>
+            <w:pPr>
+              <w:pStyle w:val="Compact"/>
+              <w:jc w:val="left"/>
+            </w:pPr>
+            <w:r>
+              <w:t>含义</w:t>
+            </w:r>
+          </w:p>
+        </w:tc>
+        <w:tc>
+          <w:tcPr>
+            <w:tcW w:type="dxa" w:w="1015"/>
+          </w:tcPr>
+          <w:p>
+            <w:pPr>
+              <w:pStyle w:val="Compact"/>
+              <w:jc w:val="left"/>
+            </w:pPr>
+            <w:r>
+              <w:t>首次出现</w:t>
+            </w:r>
+          </w:p>
+        </w:tc>
+      </w:tr>
+      <w:tr>
+        <w:tc>
+          <w:tcPr>
+            <w:tcW w:type="dxa" w:w="2369"/>
+          </w:tcPr>
+          <w:p>
+            <w:pPr>
+              <w:pStyle w:val="Compact"/>
+              <w:jc w:val="left"/>
+            </w:pPr>
+            <w:r>
+              <w:rPr>
+                <w:rStyle w:val="VerbatimChar"/>
+              </w:rPr>
+              <w:t>{#eq-x}</w:t>
+            </w:r>
+          </w:p>
+        </w:tc>
+        <w:tc>
+          <w:tcPr>
+            <w:tcW w:type="dxa" w:w="5075"/>
+          </w:tcPr>
+          <w:p>
+            <w:pPr>
+              <w:pStyle w:val="Compact"/>
+              <w:jc w:val="left"/>
+            </w:pPr>
+            <w:r>
+              <w:t xml:space="preserve">公式标签，供 </w:t>
+            </w:r>
+            <w:r>
+              <w:rPr>
+                <w:rStyle w:val="VerbatimChar"/>
+              </w:rPr>
+              <w:t>@eq-x</w:t>
+            </w:r>
+            <w:r>
+              <w:t xml:space="preserve"> 交叉引用</w:t>
+            </w:r>
+          </w:p>
+        </w:tc>
+        <w:tc>
+          <w:tcPr>
+            <w:tcW w:type="dxa" w:w="1015"/>
+          </w:tcPr>
+          <w:p>
+            <w:pPr>
+              <w:pStyle w:val="Compact"/>
+              <w:jc w:val="left"/>
+            </w:pPr>
+            <w:r>
+              <w:t>第二章</w:t>
+            </w:r>
+          </w:p>
+        </w:tc>
+      </w:tr>
+      <w:tr>
+        <w:tc>
+          <w:tcPr>
+            <w:tcW w:type="dxa" w:w="2369"/>
+          </w:tcPr>
+          <w:p>
+            <w:pPr>
+              <w:pStyle w:val="Compact"/>
+              <w:jc w:val="left"/>
+            </w:pPr>
+            <w:r>
+              <w:t>版心</w:t>
+            </w:r>
+          </w:p>
+        </w:tc>
+        <w:tc>
+          <w:tcPr>
+            <w:tcW w:type="dxa" w:w="5075"/>
+          </w:tcPr>
+          <w:p>
+            <w:pPr>
+              <w:pStyle w:val="Compact"/>
+              <w:jc w:val="left"/>
+            </w:pPr>
+            <w:r>
+              <w:t>页边距以内的正文区域，A4 双面常见 15.9cm</w:t>
+            </w:r>
+          </w:p>
+        </w:tc>
+        <w:tc>
+          <w:tcPr>
+            <w:tcW w:type="dxa" w:w="1015"/>
+          </w:tcPr>
+          <w:p>
+            <w:pPr>
+              <w:pStyle w:val="Compact"/>
+              <w:jc w:val="left"/>
+            </w:pPr>
+            <w:r>
+              <w:t>第二章</w:t>
+            </w:r>
+          </w:p>
+        </w:tc>
+      </w:tr>
+      <w:tr>
+        <w:tc>
+          <w:tcPr>
+            <w:tcW w:type="dxa" w:w="2369"/>
+          </w:tcPr>
+          <w:p>
+            <w:pPr>
+              <w:pStyle w:val="Compact"/>
+              <w:jc w:val="left"/>
+            </w:pPr>
+            <w:r>
+              <w:t>门禁</w:t>
+            </w:r>
+          </w:p>
+        </w:tc>
+        <w:tc>
+          <w:tcPr>
+            <w:tcW w:type="dxa" w:w="5075"/>
+          </w:tcPr>
+          <w:p>
+            <w:pPr>
+              <w:pStyle w:val="Compact"/>
+              <w:jc w:val="left"/>
+            </w:pPr>
+            <w:r>
+              <w:t>导出前后的自动检查，不通过即中止</w:t>
+            </w:r>
+          </w:p>
+        </w:tc>
+        <w:tc>
+          <w:tcPr>
+            <w:tcW w:type="dxa" w:w="1015"/>
+          </w:tcPr>
+          <w:p>
+            <w:pPr>
+              <w:pStyle w:val="Compact"/>
+              <w:jc w:val="left"/>
+            </w:pPr>
+            <w:r>
+              <w:t>第一章</w:t>
+            </w:r>
+          </w:p>
+        </w:tc>
+      </w:tr>
+    </w:tbl>
+    <w:p>
+      <w:pPr>
+        <w:pStyle w:val="TableNote"/>
+      </w:pPr>
+      <w:r>
+        <w:t xml:space="preserve">注：表格与公式标签的写法以 </w:t>
+      </w:r>
+      <w:r>
+        <w:rPr>
+          <w:rStyle w:val="VerbatimChar"/>
+        </w:rPr>
+        <w:t>reference.md §1.7</w:t>
+      </w:r>
+      <w:r>
+        <w:t xml:space="preserve"> 为准。</w:t>
+      </w:r>
     </w:p>
     <w:sectPr>
       <w:footerReference w:type="default" r:id="rId7"/>

--- a/demo/01_chinese_thesis/thesis_sample.docx
+++ b/demo/01_chinese_thesis/thesis_sample.docx
@@ -852,6 +852,7 @@
       </w:tblGrid>
       <w:tr>
         <w:trPr>
+          <w:cantSplit/>
           <w:tblHeader/>
         </w:trPr>
         <w:tc>
@@ -926,6 +927,9 @@
         </w:tc>
       </w:tr>
       <w:tr>
+        <w:trPr>
+          <w:cantSplit/>
+        </w:trPr>
         <w:tc>
           <w:tcPr>
             <w:tcW w:type="dxa" w:w="1692"/>
@@ -998,6 +1002,9 @@
         </w:tc>
       </w:tr>
       <w:tr>
+        <w:trPr>
+          <w:cantSplit/>
+        </w:trPr>
         <w:tc>
           <w:tcPr>
             <w:tcW w:type="dxa" w:w="1692"/>
@@ -1070,6 +1077,9 @@
         </w:tc>
       </w:tr>
       <w:tr>
+        <w:trPr>
+          <w:cantSplit/>
+        </w:trPr>
         <w:tc>
           <w:tcPr>
             <w:tcW w:type="dxa" w:w="1692"/>
@@ -1142,6 +1152,9 @@
         </w:tc>
       </w:tr>
       <w:tr>
+        <w:trPr>
+          <w:cantSplit/>
+        </w:trPr>
         <w:tc>
           <w:tcPr>
             <w:tcW w:type="dxa" w:w="1692"/>
@@ -1214,6 +1227,9 @@
         </w:tc>
       </w:tr>
       <w:tr>
+        <w:trPr>
+          <w:cantSplit/>
+        </w:trPr>
         <w:tc>
           <w:tcPr>
             <w:tcW w:type="dxa" w:w="1692"/>
@@ -1286,6 +1302,9 @@
         </w:tc>
       </w:tr>
       <w:tr>
+        <w:trPr>
+          <w:cantSplit/>
+        </w:trPr>
         <w:tc>
           <w:tcPr>
             <w:tcW w:type="dxa" w:w="1692"/>
@@ -1358,6 +1377,9 @@
         </w:tc>
       </w:tr>
       <w:tr>
+        <w:trPr>
+          <w:cantSplit/>
+        </w:trPr>
         <w:tc>
           <w:tcPr>
             <w:tcW w:type="dxa" w:w="1692"/>
@@ -1430,6 +1452,9 @@
         </w:tc>
       </w:tr>
       <w:tr>
+        <w:trPr>
+          <w:cantSplit/>
+        </w:trPr>
         <w:tc>
           <w:tcPr>
             <w:tcW w:type="dxa" w:w="1692"/>
@@ -1502,6 +1527,9 @@
         </w:tc>
       </w:tr>
       <w:tr>
+        <w:trPr>
+          <w:cantSplit/>
+        </w:trPr>
         <w:tc>
           <w:tcPr>
             <w:tcW w:type="dxa" w:w="1692"/>
@@ -1574,6 +1602,9 @@
         </w:tc>
       </w:tr>
       <w:tr>
+        <w:trPr>
+          <w:cantSplit/>
+        </w:trPr>
         <w:tc>
           <w:tcPr>
             <w:tcW w:type="dxa" w:w="1692"/>
@@ -1646,6 +1677,9 @@
         </w:tc>
       </w:tr>
       <w:tr>
+        <w:trPr>
+          <w:cantSplit/>
+        </w:trPr>
         <w:tc>
           <w:tcPr>
             <w:tcW w:type="dxa" w:w="1692"/>
@@ -1718,6 +1752,9 @@
         </w:tc>
       </w:tr>
       <w:tr>
+        <w:trPr>
+          <w:cantSplit/>
+        </w:trPr>
         <w:tc>
           <w:tcPr>
             <w:tcW w:type="dxa" w:w="1692"/>
@@ -1790,6 +1827,9 @@
         </w:tc>
       </w:tr>
       <w:tr>
+        <w:trPr>
+          <w:cantSplit/>
+        </w:trPr>
         <w:tc>
           <w:tcPr>
             <w:tcW w:type="dxa" w:w="1692"/>
@@ -1862,6 +1902,9 @@
         </w:tc>
       </w:tr>
       <w:tr>
+        <w:trPr>
+          <w:cantSplit/>
+        </w:trPr>
         <w:tc>
           <w:tcPr>
             <w:tcW w:type="dxa" w:w="1692"/>
@@ -1934,6 +1977,9 @@
         </w:tc>
       </w:tr>
       <w:tr>
+        <w:trPr>
+          <w:cantSplit/>
+        </w:trPr>
         <w:tc>
           <w:tcPr>
             <w:tcW w:type="dxa" w:w="1692"/>
@@ -2006,6 +2052,9 @@
         </w:tc>
       </w:tr>
       <w:tr>
+        <w:trPr>
+          <w:cantSplit/>
+        </w:trPr>
         <w:tc>
           <w:tcPr>
             <w:tcW w:type="dxa" w:w="1692"/>
@@ -2078,6 +2127,9 @@
         </w:tc>
       </w:tr>
       <w:tr>
+        <w:trPr>
+          <w:cantSplit/>
+        </w:trPr>
         <w:tc>
           <w:tcPr>
             <w:tcW w:type="dxa" w:w="1692"/>
@@ -2150,6 +2202,9 @@
         </w:tc>
       </w:tr>
       <w:tr>
+        <w:trPr>
+          <w:cantSplit/>
+        </w:trPr>
         <w:tc>
           <w:tcPr>
             <w:tcW w:type="dxa" w:w="1692"/>
@@ -2222,6 +2277,9 @@
         </w:tc>
       </w:tr>
       <w:tr>
+        <w:trPr>
+          <w:cantSplit/>
+        </w:trPr>
         <w:tc>
           <w:tcPr>
             <w:tcW w:type="dxa" w:w="1692"/>
@@ -2294,6 +2352,9 @@
         </w:tc>
       </w:tr>
       <w:tr>
+        <w:trPr>
+          <w:cantSplit/>
+        </w:trPr>
         <w:tc>
           <w:tcPr>
             <w:tcW w:type="dxa" w:w="1692"/>
@@ -2366,6 +2427,9 @@
         </w:tc>
       </w:tr>
       <w:tr>
+        <w:trPr>
+          <w:cantSplit/>
+        </w:trPr>
         <w:tc>
           <w:tcPr>
             <w:tcW w:type="dxa" w:w="1692"/>
@@ -2438,6 +2502,9 @@
         </w:tc>
       </w:tr>
       <w:tr>
+        <w:trPr>
+          <w:cantSplit/>
+        </w:trPr>
         <w:tc>
           <w:tcPr>
             <w:tcW w:type="dxa" w:w="1692"/>
@@ -2510,6 +2577,9 @@
         </w:tc>
       </w:tr>
       <w:tr>
+        <w:trPr>
+          <w:cantSplit/>
+        </w:trPr>
         <w:tc>
           <w:tcPr>
             <w:tcW w:type="dxa" w:w="1692"/>
@@ -2582,6 +2652,9 @@
         </w:tc>
       </w:tr>
       <w:tr>
+        <w:trPr>
+          <w:cantSplit/>
+        </w:trPr>
         <w:tc>
           <w:tcPr>
             <w:tcW w:type="dxa" w:w="1692"/>
@@ -2654,6 +2727,9 @@
         </w:tc>
       </w:tr>
       <w:tr>
+        <w:trPr>
+          <w:cantSplit/>
+        </w:trPr>
         <w:tc>
           <w:tcPr>
             <w:tcW w:type="dxa" w:w="1692"/>
@@ -2726,6 +2802,9 @@
         </w:tc>
       </w:tr>
       <w:tr>
+        <w:trPr>
+          <w:cantSplit/>
+        </w:trPr>
         <w:tc>
           <w:tcPr>
             <w:tcW w:type="dxa" w:w="1692"/>
@@ -2798,6 +2877,9 @@
         </w:tc>
       </w:tr>
       <w:tr>
+        <w:trPr>
+          <w:cantSplit/>
+        </w:trPr>
         <w:tc>
           <w:tcPr>
             <w:tcW w:type="dxa" w:w="1692"/>
@@ -2870,6 +2952,9 @@
         </w:tc>
       </w:tr>
       <w:tr>
+        <w:trPr>
+          <w:cantSplit/>
+        </w:trPr>
         <w:tc>
           <w:tcPr>
             <w:tcW w:type="dxa" w:w="1692"/>
@@ -3055,6 +3140,7 @@
       </w:tblGrid>
       <w:tr>
         <w:trPr>
+          <w:cantSplit/>
           <w:tblHeader/>
         </w:trPr>
         <w:tc>
@@ -3101,6 +3187,9 @@
         </w:tc>
       </w:tr>
       <w:tr>
+        <w:trPr>
+          <w:cantSplit/>
+        </w:trPr>
         <w:tc>
           <w:tcPr>
             <w:tcW w:type="dxa" w:w="2369"/>
@@ -3157,6 +3246,9 @@
         </w:tc>
       </w:tr>
       <w:tr>
+        <w:trPr>
+          <w:cantSplit/>
+        </w:trPr>
         <w:tc>
           <w:tcPr>
             <w:tcW w:type="dxa" w:w="2369"/>
@@ -3201,6 +3293,9 @@
         </w:tc>
       </w:tr>
       <w:tr>
+        <w:trPr>
+          <w:cantSplit/>
+        </w:trPr>
         <w:tc>
           <w:tcPr>
             <w:tcW w:type="dxa" w:w="2369"/>

--- a/demo/01_chinese_thesis/thesis_sample.docx
+++ b/demo/01_chinese_thesis/thesis_sample.docx
@@ -852,7 +852,6 @@
       </w:tblGrid>
       <w:tr>
         <w:trPr>
-          <w:cantSplit/>
           <w:tblHeader/>
         </w:trPr>
         <w:tc>
@@ -927,9 +926,6 @@
         </w:tc>
       </w:tr>
       <w:tr>
-        <w:trPr>
-          <w:cantSplit/>
-        </w:trPr>
         <w:tc>
           <w:tcPr>
             <w:tcW w:type="dxa" w:w="1692"/>
@@ -1002,9 +998,6 @@
         </w:tc>
       </w:tr>
       <w:tr>
-        <w:trPr>
-          <w:cantSplit/>
-        </w:trPr>
         <w:tc>
           <w:tcPr>
             <w:tcW w:type="dxa" w:w="1692"/>
@@ -1077,9 +1070,6 @@
         </w:tc>
       </w:tr>
       <w:tr>
-        <w:trPr>
-          <w:cantSplit/>
-        </w:trPr>
         <w:tc>
           <w:tcPr>
             <w:tcW w:type="dxa" w:w="1692"/>
@@ -1152,9 +1142,6 @@
         </w:tc>
       </w:tr>
       <w:tr>
-        <w:trPr>
-          <w:cantSplit/>
-        </w:trPr>
         <w:tc>
           <w:tcPr>
             <w:tcW w:type="dxa" w:w="1692"/>
@@ -1227,9 +1214,6 @@
         </w:tc>
       </w:tr>
       <w:tr>
-        <w:trPr>
-          <w:cantSplit/>
-        </w:trPr>
         <w:tc>
           <w:tcPr>
             <w:tcW w:type="dxa" w:w="1692"/>
@@ -1302,9 +1286,6 @@
         </w:tc>
       </w:tr>
       <w:tr>
-        <w:trPr>
-          <w:cantSplit/>
-        </w:trPr>
         <w:tc>
           <w:tcPr>
             <w:tcW w:type="dxa" w:w="1692"/>
@@ -1377,9 +1358,6 @@
         </w:tc>
       </w:tr>
       <w:tr>
-        <w:trPr>
-          <w:cantSplit/>
-        </w:trPr>
         <w:tc>
           <w:tcPr>
             <w:tcW w:type="dxa" w:w="1692"/>
@@ -1452,9 +1430,6 @@
         </w:tc>
       </w:tr>
       <w:tr>
-        <w:trPr>
-          <w:cantSplit/>
-        </w:trPr>
         <w:tc>
           <w:tcPr>
             <w:tcW w:type="dxa" w:w="1692"/>
@@ -1527,9 +1502,6 @@
         </w:tc>
       </w:tr>
       <w:tr>
-        <w:trPr>
-          <w:cantSplit/>
-        </w:trPr>
         <w:tc>
           <w:tcPr>
             <w:tcW w:type="dxa" w:w="1692"/>
@@ -1602,9 +1574,6 @@
         </w:tc>
       </w:tr>
       <w:tr>
-        <w:trPr>
-          <w:cantSplit/>
-        </w:trPr>
         <w:tc>
           <w:tcPr>
             <w:tcW w:type="dxa" w:w="1692"/>
@@ -1677,9 +1646,6 @@
         </w:tc>
       </w:tr>
       <w:tr>
-        <w:trPr>
-          <w:cantSplit/>
-        </w:trPr>
         <w:tc>
           <w:tcPr>
             <w:tcW w:type="dxa" w:w="1692"/>
@@ -1752,9 +1718,6 @@
         </w:tc>
       </w:tr>
       <w:tr>
-        <w:trPr>
-          <w:cantSplit/>
-        </w:trPr>
         <w:tc>
           <w:tcPr>
             <w:tcW w:type="dxa" w:w="1692"/>
@@ -1827,9 +1790,6 @@
         </w:tc>
       </w:tr>
       <w:tr>
-        <w:trPr>
-          <w:cantSplit/>
-        </w:trPr>
         <w:tc>
           <w:tcPr>
             <w:tcW w:type="dxa" w:w="1692"/>
@@ -1902,9 +1862,6 @@
         </w:tc>
       </w:tr>
       <w:tr>
-        <w:trPr>
-          <w:cantSplit/>
-        </w:trPr>
         <w:tc>
           <w:tcPr>
             <w:tcW w:type="dxa" w:w="1692"/>
@@ -1977,9 +1934,6 @@
         </w:tc>
       </w:tr>
       <w:tr>
-        <w:trPr>
-          <w:cantSplit/>
-        </w:trPr>
         <w:tc>
           <w:tcPr>
             <w:tcW w:type="dxa" w:w="1692"/>
@@ -2052,9 +2006,6 @@
         </w:tc>
       </w:tr>
       <w:tr>
-        <w:trPr>
-          <w:cantSplit/>
-        </w:trPr>
         <w:tc>
           <w:tcPr>
             <w:tcW w:type="dxa" w:w="1692"/>
@@ -2127,9 +2078,6 @@
         </w:tc>
       </w:tr>
       <w:tr>
-        <w:trPr>
-          <w:cantSplit/>
-        </w:trPr>
         <w:tc>
           <w:tcPr>
             <w:tcW w:type="dxa" w:w="1692"/>
@@ -2202,9 +2150,6 @@
         </w:tc>
       </w:tr>
       <w:tr>
-        <w:trPr>
-          <w:cantSplit/>
-        </w:trPr>
         <w:tc>
           <w:tcPr>
             <w:tcW w:type="dxa" w:w="1692"/>
@@ -2277,9 +2222,6 @@
         </w:tc>
       </w:tr>
       <w:tr>
-        <w:trPr>
-          <w:cantSplit/>
-        </w:trPr>
         <w:tc>
           <w:tcPr>
             <w:tcW w:type="dxa" w:w="1692"/>
@@ -2352,9 +2294,6 @@
         </w:tc>
       </w:tr>
       <w:tr>
-        <w:trPr>
-          <w:cantSplit/>
-        </w:trPr>
         <w:tc>
           <w:tcPr>
             <w:tcW w:type="dxa" w:w="1692"/>
@@ -2427,9 +2366,6 @@
         </w:tc>
       </w:tr>
       <w:tr>
-        <w:trPr>
-          <w:cantSplit/>
-        </w:trPr>
         <w:tc>
           <w:tcPr>
             <w:tcW w:type="dxa" w:w="1692"/>
@@ -2502,9 +2438,6 @@
         </w:tc>
       </w:tr>
       <w:tr>
-        <w:trPr>
-          <w:cantSplit/>
-        </w:trPr>
         <w:tc>
           <w:tcPr>
             <w:tcW w:type="dxa" w:w="1692"/>
@@ -2577,9 +2510,6 @@
         </w:tc>
       </w:tr>
       <w:tr>
-        <w:trPr>
-          <w:cantSplit/>
-        </w:trPr>
         <w:tc>
           <w:tcPr>
             <w:tcW w:type="dxa" w:w="1692"/>
@@ -2652,9 +2582,6 @@
         </w:tc>
       </w:tr>
       <w:tr>
-        <w:trPr>
-          <w:cantSplit/>
-        </w:trPr>
         <w:tc>
           <w:tcPr>
             <w:tcW w:type="dxa" w:w="1692"/>
@@ -2727,9 +2654,6 @@
         </w:tc>
       </w:tr>
       <w:tr>
-        <w:trPr>
-          <w:cantSplit/>
-        </w:trPr>
         <w:tc>
           <w:tcPr>
             <w:tcW w:type="dxa" w:w="1692"/>
@@ -2802,9 +2726,6 @@
         </w:tc>
       </w:tr>
       <w:tr>
-        <w:trPr>
-          <w:cantSplit/>
-        </w:trPr>
         <w:tc>
           <w:tcPr>
             <w:tcW w:type="dxa" w:w="1692"/>
@@ -2815,71 +2736,68 @@
               <w:jc w:val="left"/>
             </w:pPr>
             <w:r>
-              <w:t>规则可声明进 Git</w:t>
-            </w:r>
-          </w:p>
-        </w:tc>
-        <w:tc>
-          <w:tcPr>
-            <w:tcW w:type="dxa" w:w="1692"/>
-          </w:tcPr>
-          <w:p>
-            <w:pPr>
-              <w:pStyle w:val="Compact"/>
-              <w:jc w:val="center"/>
-            </w:pPr>
-            <w:r>
-              <w:t>散在手工操作里</w:t>
-            </w:r>
-          </w:p>
-        </w:tc>
-        <w:tc>
-          <w:tcPr>
-            <w:tcW w:type="dxa" w:w="1692"/>
-          </w:tcPr>
-          <w:p>
-            <w:pPr>
-              <w:pStyle w:val="Compact"/>
-              <w:jc w:val="center"/>
-            </w:pPr>
-            <w:r>
-              <w:t>同左</w:t>
-            </w:r>
-          </w:p>
-        </w:tc>
-        <w:tc>
-          <w:tcPr>
-            <w:tcW w:type="dxa" w:w="1692"/>
-          </w:tcPr>
-          <w:p>
-            <w:pPr>
-              <w:pStyle w:val="Compact"/>
-              <w:jc w:val="center"/>
-            </w:pPr>
-            <w:r>
-              <w:t>不可</w:t>
-            </w:r>
-          </w:p>
-        </w:tc>
-        <w:tc>
-          <w:tcPr>
-            <w:tcW w:type="dxa" w:w="1692"/>
-          </w:tcPr>
-          <w:p>
-            <w:pPr>
-              <w:pStyle w:val="Compact"/>
-              <w:jc w:val="center"/>
-            </w:pPr>
-            <w:r>
-              <w:t>一个规则文件</w:t>
+              <w:t>文档网格（每页行数）</w:t>
+            </w:r>
+          </w:p>
+        </w:tc>
+        <w:tc>
+          <w:tcPr>
+            <w:tcW w:type="dxa" w:w="1692"/>
+          </w:tcPr>
+          <w:p>
+            <w:pPr>
+              <w:pStyle w:val="Compact"/>
+              <w:jc w:val="center"/>
+            </w:pPr>
+            <w:r>
+              <w:t>不支持</w:t>
+            </w:r>
+          </w:p>
+        </w:tc>
+        <w:tc>
+          <w:tcPr>
+            <w:tcW w:type="dxa" w:w="1692"/>
+          </w:tcPr>
+          <w:p>
+            <w:pPr>
+              <w:pStyle w:val="Compact"/>
+              <w:jc w:val="center"/>
+            </w:pPr>
+            <w:r>
+              <w:t>不支持</w:t>
+            </w:r>
+          </w:p>
+        </w:tc>
+        <w:tc>
+          <w:tcPr>
+            <w:tcW w:type="dxa" w:w="1692"/>
+          </w:tcPr>
+          <w:p>
+            <w:pPr>
+              <w:pStyle w:val="Compact"/>
+              <w:jc w:val="center"/>
+            </w:pPr>
+            <w:r>
+              <w:t>手工调</w:t>
+            </w:r>
+          </w:p>
+        </w:tc>
+        <w:tc>
+          <w:tcPr>
+            <w:tcW w:type="dxa" w:w="1692"/>
+          </w:tcPr>
+          <w:p>
+            <w:pPr>
+              <w:pStyle w:val="Compact"/>
+              <w:jc w:val="center"/>
+            </w:pPr>
+            <w:r>
+              <w:t>声明一行</w:t>
             </w:r>
           </w:p>
         </w:tc>
       </w:tr>
       <w:tr>
-        <w:trPr>
-          <w:cantSplit/>
-        </w:trPr>
         <w:tc>
           <w:tcPr>
             <w:tcW w:type="dxa" w:w="1692"/>
@@ -2890,71 +2808,356 @@
               <w:jc w:val="left"/>
             </w:pPr>
             <w:r>
-              <w:t>报错还是静默走样</w:t>
-            </w:r>
-          </w:p>
-        </w:tc>
-        <w:tc>
-          <w:tcPr>
-            <w:tcW w:type="dxa" w:w="1692"/>
-          </w:tcPr>
-          <w:p>
-            <w:pPr>
-              <w:pStyle w:val="Compact"/>
-              <w:jc w:val="center"/>
-            </w:pPr>
-            <w:r>
-              <w:t>多为静默</w:t>
-            </w:r>
-          </w:p>
-        </w:tc>
-        <w:tc>
-          <w:tcPr>
-            <w:tcW w:type="dxa" w:w="1692"/>
-          </w:tcPr>
-          <w:p>
-            <w:pPr>
-              <w:pStyle w:val="Compact"/>
-              <w:jc w:val="center"/>
-            </w:pPr>
-            <w:r>
-              <w:t>多为静默</w:t>
-            </w:r>
-          </w:p>
-        </w:tc>
-        <w:tc>
-          <w:tcPr>
-            <w:tcW w:type="dxa" w:w="1692"/>
-          </w:tcPr>
-          <w:p>
-            <w:pPr>
-              <w:pStyle w:val="Compact"/>
-              <w:jc w:val="center"/>
-            </w:pPr>
-            <w:r>
-              <w:t>靠肉眼</w:t>
-            </w:r>
-          </w:p>
-        </w:tc>
-        <w:tc>
-          <w:tcPr>
-            <w:tcW w:type="dxa" w:w="1692"/>
-          </w:tcPr>
-          <w:p>
-            <w:pPr>
-              <w:pStyle w:val="Compact"/>
-              <w:jc w:val="center"/>
-            </w:pPr>
-            <w:r>
-              <w:t>预检指行号</w:t>
+              <w:t>样式级颜色</w:t>
+            </w:r>
+          </w:p>
+        </w:tc>
+        <w:tc>
+          <w:tcPr>
+            <w:tcW w:type="dxa" w:w="1692"/>
+          </w:tcPr>
+          <w:p>
+            <w:pPr>
+              <w:pStyle w:val="Compact"/>
+              <w:jc w:val="center"/>
+            </w:pPr>
+            <w:r>
+              <w:t>须改底模</w:t>
+            </w:r>
+          </w:p>
+        </w:tc>
+        <w:tc>
+          <w:tcPr>
+            <w:tcW w:type="dxa" w:w="1692"/>
+          </w:tcPr>
+          <w:p>
+            <w:pPr>
+              <w:pStyle w:val="Compact"/>
+              <w:jc w:val="center"/>
+            </w:pPr>
+            <w:r>
+              <w:t>须改底模</w:t>
+            </w:r>
+          </w:p>
+        </w:tc>
+        <w:tc>
+          <w:tcPr>
+            <w:tcW w:type="dxa" w:w="1692"/>
+          </w:tcPr>
+          <w:p>
+            <w:pPr>
+              <w:pStyle w:val="Compact"/>
+              <w:jc w:val="center"/>
+            </w:pPr>
+            <w:r>
+              <w:t>逐处涂</w:t>
+            </w:r>
+          </w:p>
+        </w:tc>
+        <w:tc>
+          <w:tcPr>
+            <w:tcW w:type="dxa" w:w="1692"/>
+          </w:tcPr>
+          <w:p>
+            <w:pPr>
+              <w:pStyle w:val="Compact"/>
+              <w:jc w:val="center"/>
+            </w:pPr>
+            <w:r>
+              <w:t>声明一行</w:t>
             </w:r>
           </w:p>
         </w:tc>
       </w:tr>
       <w:tr>
-        <w:trPr>
-          <w:cantSplit/>
-        </w:trPr>
+        <w:tc>
+          <w:tcPr>
+            <w:tcW w:type="dxa" w:w="1692"/>
+          </w:tcPr>
+          <w:p>
+            <w:pPr>
+              <w:pStyle w:val="Compact"/>
+              <w:jc w:val="left"/>
+            </w:pPr>
+            <w:r>
+              <w:t>多级列表（三级）</w:t>
+            </w:r>
+          </w:p>
+        </w:tc>
+        <w:tc>
+          <w:tcPr>
+            <w:tcW w:type="dxa" w:w="1692"/>
+          </w:tcPr>
+          <w:p>
+            <w:pPr>
+              <w:pStyle w:val="Compact"/>
+              <w:jc w:val="center"/>
+            </w:pPr>
+            <w:r>
+              <w:t>支持</w:t>
+            </w:r>
+          </w:p>
+        </w:tc>
+        <w:tc>
+          <w:tcPr>
+            <w:tcW w:type="dxa" w:w="1692"/>
+          </w:tcPr>
+          <w:p>
+            <w:pPr>
+              <w:pStyle w:val="Compact"/>
+              <w:jc w:val="center"/>
+            </w:pPr>
+            <w:r>
+              <w:t>部分</w:t>
+            </w:r>
+          </w:p>
+        </w:tc>
+        <w:tc>
+          <w:tcPr>
+            <w:tcW w:type="dxa" w:w="1692"/>
+          </w:tcPr>
+          <w:p>
+            <w:pPr>
+              <w:pStyle w:val="Compact"/>
+              <w:jc w:val="center"/>
+            </w:pPr>
+            <w:r>
+              <w:t>手工调级别</w:t>
+            </w:r>
+          </w:p>
+        </w:tc>
+        <w:tc>
+          <w:tcPr>
+            <w:tcW w:type="dxa" w:w="1692"/>
+          </w:tcPr>
+          <w:p>
+            <w:pPr>
+              <w:pStyle w:val="Compact"/>
+              <w:jc w:val="center"/>
+            </w:pPr>
+            <w:r>
+              <w:t>缩进即层级</w:t>
+            </w:r>
+          </w:p>
+        </w:tc>
+      </w:tr>
+      <w:tr>
+        <w:tc>
+          <w:tcPr>
+            <w:tcW w:type="dxa" w:w="1692"/>
+          </w:tcPr>
+          <w:p>
+            <w:pPr>
+              <w:pStyle w:val="Compact"/>
+              <w:jc w:val="left"/>
+            </w:pPr>
+            <w:r>
+              <w:t>公式为原生 OMML</w:t>
+            </w:r>
+          </w:p>
+        </w:tc>
+        <w:tc>
+          <w:tcPr>
+            <w:tcW w:type="dxa" w:w="1692"/>
+          </w:tcPr>
+          <w:p>
+            <w:pPr>
+              <w:pStyle w:val="Compact"/>
+              <w:jc w:val="center"/>
+            </w:pPr>
+            <w:r>
+              <w:t>支持</w:t>
+            </w:r>
+          </w:p>
+        </w:tc>
+        <w:tc>
+          <w:tcPr>
+            <w:tcW w:type="dxa" w:w="1692"/>
+          </w:tcPr>
+          <w:p>
+            <w:pPr>
+              <w:pStyle w:val="Compact"/>
+              <w:jc w:val="center"/>
+            </w:pPr>
+            <w:r>
+              <w:t>支持</w:t>
+            </w:r>
+          </w:p>
+        </w:tc>
+        <w:tc>
+          <w:tcPr>
+            <w:tcW w:type="dxa" w:w="1692"/>
+          </w:tcPr>
+          <w:p>
+            <w:pPr>
+              <w:pStyle w:val="Compact"/>
+              <w:jc w:val="center"/>
+            </w:pPr>
+            <w:r>
+              <w:t>手工插入</w:t>
+            </w:r>
+          </w:p>
+        </w:tc>
+        <w:tc>
+          <w:tcPr>
+            <w:tcW w:type="dxa" w:w="1692"/>
+          </w:tcPr>
+          <w:p>
+            <w:pPr>
+              <w:pStyle w:val="Compact"/>
+              <w:jc w:val="center"/>
+            </w:pPr>
+            <w:r>
+              <w:t>原生写出</w:t>
+            </w:r>
+          </w:p>
+        </w:tc>
+      </w:tr>
+      <w:tr>
+        <w:tc>
+          <w:tcPr>
+            <w:tcW w:type="dxa" w:w="1692"/>
+          </w:tcPr>
+          <w:p>
+            <w:pPr>
+              <w:pStyle w:val="Compact"/>
+              <w:jc w:val="left"/>
+            </w:pPr>
+            <w:r>
+              <w:t>规则可声明进 Git</w:t>
+            </w:r>
+          </w:p>
+        </w:tc>
+        <w:tc>
+          <w:tcPr>
+            <w:tcW w:type="dxa" w:w="1692"/>
+          </w:tcPr>
+          <w:p>
+            <w:pPr>
+              <w:pStyle w:val="Compact"/>
+              <w:jc w:val="center"/>
+            </w:pPr>
+            <w:r>
+              <w:t>散在手工操作里</w:t>
+            </w:r>
+          </w:p>
+        </w:tc>
+        <w:tc>
+          <w:tcPr>
+            <w:tcW w:type="dxa" w:w="1692"/>
+          </w:tcPr>
+          <w:p>
+            <w:pPr>
+              <w:pStyle w:val="Compact"/>
+              <w:jc w:val="center"/>
+            </w:pPr>
+            <w:r>
+              <w:t>同左</w:t>
+            </w:r>
+          </w:p>
+        </w:tc>
+        <w:tc>
+          <w:tcPr>
+            <w:tcW w:type="dxa" w:w="1692"/>
+          </w:tcPr>
+          <w:p>
+            <w:pPr>
+              <w:pStyle w:val="Compact"/>
+              <w:jc w:val="center"/>
+            </w:pPr>
+            <w:r>
+              <w:t>不可</w:t>
+            </w:r>
+          </w:p>
+        </w:tc>
+        <w:tc>
+          <w:tcPr>
+            <w:tcW w:type="dxa" w:w="1692"/>
+          </w:tcPr>
+          <w:p>
+            <w:pPr>
+              <w:pStyle w:val="Compact"/>
+              <w:jc w:val="center"/>
+            </w:pPr>
+            <w:r>
+              <w:t>一个规则文件</w:t>
+            </w:r>
+          </w:p>
+        </w:tc>
+      </w:tr>
+      <w:tr>
+        <w:tc>
+          <w:tcPr>
+            <w:tcW w:type="dxa" w:w="1692"/>
+          </w:tcPr>
+          <w:p>
+            <w:pPr>
+              <w:pStyle w:val="Compact"/>
+              <w:jc w:val="left"/>
+            </w:pPr>
+            <w:r>
+              <w:t>报错还是静默走样</w:t>
+            </w:r>
+          </w:p>
+        </w:tc>
+        <w:tc>
+          <w:tcPr>
+            <w:tcW w:type="dxa" w:w="1692"/>
+          </w:tcPr>
+          <w:p>
+            <w:pPr>
+              <w:pStyle w:val="Compact"/>
+              <w:jc w:val="center"/>
+            </w:pPr>
+            <w:r>
+              <w:t>多为静默</w:t>
+            </w:r>
+          </w:p>
+        </w:tc>
+        <w:tc>
+          <w:tcPr>
+            <w:tcW w:type="dxa" w:w="1692"/>
+          </w:tcPr>
+          <w:p>
+            <w:pPr>
+              <w:pStyle w:val="Compact"/>
+              <w:jc w:val="center"/>
+            </w:pPr>
+            <w:r>
+              <w:t>多为静默</w:t>
+            </w:r>
+          </w:p>
+        </w:tc>
+        <w:tc>
+          <w:tcPr>
+            <w:tcW w:type="dxa" w:w="1692"/>
+          </w:tcPr>
+          <w:p>
+            <w:pPr>
+              <w:pStyle w:val="Compact"/>
+              <w:jc w:val="center"/>
+            </w:pPr>
+            <w:r>
+              <w:t>靠肉眼</w:t>
+            </w:r>
+          </w:p>
+        </w:tc>
+        <w:tc>
+          <w:tcPr>
+            <w:tcW w:type="dxa" w:w="1692"/>
+          </w:tcPr>
+          <w:p>
+            <w:pPr>
+              <w:pStyle w:val="Compact"/>
+              <w:jc w:val="center"/>
+            </w:pPr>
+            <w:r>
+              <w:t>预检指行号</w:t>
+            </w:r>
+          </w:p>
+        </w:tc>
+      </w:tr>
+      <w:tr>
         <w:tc>
           <w:tcPr>
             <w:tcW w:type="dxa" w:w="1692"/>
@@ -3140,7 +3343,6 @@
       </w:tblGrid>
       <w:tr>
         <w:trPr>
-          <w:cantSplit/>
           <w:tblHeader/>
         </w:trPr>
         <w:tc>
@@ -3187,9 +3389,6 @@
         </w:tc>
       </w:tr>
       <w:tr>
-        <w:trPr>
-          <w:cantSplit/>
-        </w:trPr>
         <w:tc>
           <w:tcPr>
             <w:tcW w:type="dxa" w:w="2369"/>
@@ -3246,9 +3445,6 @@
         </w:tc>
       </w:tr>
       <w:tr>
-        <w:trPr>
-          <w:cantSplit/>
-        </w:trPr>
         <w:tc>
           <w:tcPr>
             <w:tcW w:type="dxa" w:w="2369"/>
@@ -3293,9 +3489,6 @@
         </w:tc>
       </w:tr>
       <w:tr>
-        <w:trPr>
-          <w:cantSplit/>
-        </w:trPr>
         <w:tc>
           <w:tcPr>
             <w:tcW w:type="dxa" w:w="2369"/>

--- a/demo/01_chinese_thesis/thesis_sample.docx
+++ b/demo/01_chinese_thesis/thesis_sample.docx
@@ -3544,7 +3544,7 @@
         <w:rPr>
           <w:rStyle w:val="VerbatimChar"/>
         </w:rPr>
-        <w:t>reference.md §1.7</w:t>
+        <w:t>manual.md §2.3</w:t>
       </w:r>
       <w:r>
         <w:t xml:space="preserve"> 为准。</w:t>
